--- a/Summary/Отчет практика.docx
+++ b/Summary/Отчет практика.docx
@@ -291,70 +291,47 @@
       <w:pPr>
         <w:spacing w:line="240" w:lineRule="auto"/>
         <w:jc w:val="center"/>
+      </w:pPr>
+      <w:r>
+        <w:t>«</w:t>
+      </w:r>
+      <w:r>
+        <w:t>Работа</w:t>
+      </w:r>
+      <w:r>
+        <w:t xml:space="preserve"> </w:t>
+      </w:r>
+      <w:r>
+        <w:t>в</w:t>
+      </w:r>
+      <w:r>
+        <w:t xml:space="preserve"> </w:t>
+      </w:r>
+      <w:r>
         <w:rPr>
           <w:lang w:val="en-US"/>
         </w:rPr>
-      </w:pPr>
+        <w:t>National</w:t>
+      </w:r>
+      <w:r>
+        <w:t xml:space="preserve"> </w:t>
+      </w:r>
       <w:r>
         <w:rPr>
           <w:lang w:val="en-US"/>
         </w:rPr>
-        <w:t>«</w:t>
-      </w:r>
-      <w:r>
-        <w:t>Работа</w:t>
+        <w:t>Instruments</w:t>
+      </w:r>
+      <w:r>
+        <w:t xml:space="preserve"> </w:t>
       </w:r>
       <w:r>
         <w:rPr>
           <w:lang w:val="en-US"/>
         </w:rPr>
-        <w:t xml:space="preserve"> </w:t>
-      </w:r>
-      <w:r>
-        <w:t>в</w:t>
-      </w:r>
-      <w:r>
-        <w:rPr>
-          <w:lang w:val="en-US"/>
-        </w:rPr>
-        <w:t xml:space="preserve"> </w:t>
-      </w:r>
-      <w:r>
-        <w:rPr>
-          <w:lang w:val="en-US"/>
-        </w:rPr>
-        <w:t>National</w:t>
-      </w:r>
-      <w:r>
-        <w:rPr>
-          <w:lang w:val="en-US"/>
-        </w:rPr>
-        <w:t xml:space="preserve"> </w:t>
-      </w:r>
-      <w:r>
-        <w:rPr>
-          <w:lang w:val="en-US"/>
-        </w:rPr>
-        <w:t>Instruments</w:t>
-      </w:r>
-      <w:r>
-        <w:rPr>
-          <w:lang w:val="en-US"/>
-        </w:rPr>
-        <w:t xml:space="preserve"> </w:t>
-      </w:r>
-      <w:proofErr w:type="spellStart"/>
-      <w:r>
-        <w:rPr>
-          <w:lang w:val="en-US"/>
-        </w:rPr>
         <w:t>LabView</w:t>
       </w:r>
-      <w:proofErr w:type="spellEnd"/>
-      <w:r>
-        <w:rPr>
-          <w:lang w:val="en-US"/>
-        </w:rPr>
+      <w:r>
         <w:t>»</w:t>
       </w:r>
     </w:p>
@@ -362,18 +339,12 @@
       <w:pPr>
         <w:spacing w:line="240" w:lineRule="auto"/>
         <w:jc w:val="center"/>
-        <w:rPr>
-          <w:lang w:val="en-US"/>
-        </w:rPr>
       </w:pPr>
     </w:p>
     <w:p>
       <w:pPr>
         <w:spacing w:line="240" w:lineRule="auto"/>
         <w:jc w:val="center"/>
-        <w:rPr>
-          <w:lang w:val="en-US"/>
-        </w:rPr>
       </w:pPr>
     </w:p>
     <w:p>
@@ -417,39 +388,40 @@
           <w:szCs w:val="24"/>
         </w:rPr>
       </w:pPr>
-      <w:proofErr w:type="spellStart"/>
       <w:r>
         <w:rPr>
           <w:sz w:val="24"/>
           <w:szCs w:val="24"/>
         </w:rPr>
-        <w:t>Луканкин</w:t>
-      </w:r>
-      <w:proofErr w:type="spellEnd"/>
+        <w:t>Луканкин В</w:t>
+      </w:r>
       <w:r>
         <w:rPr>
           <w:sz w:val="24"/>
           <w:szCs w:val="24"/>
         </w:rPr>
-        <w:t xml:space="preserve"> В</w:t>
-      </w:r>
-      <w:r>
+        <w:t>.С.</w:t>
+      </w:r>
+    </w:p>
+    <w:p>
+      <w:pPr>
+        <w:spacing w:line="240" w:lineRule="auto"/>
+        <w:ind w:left="1269" w:firstLine="5103"/>
         <w:rPr>
           <w:sz w:val="24"/>
           <w:szCs w:val="24"/>
         </w:rPr>
-        <w:t>.С.</w:t>
-      </w:r>
-    </w:p>
-    <w:p>
-      <w:pPr>
-        <w:spacing w:line="240" w:lineRule="auto"/>
-        <w:ind w:left="1269" w:firstLine="5103"/>
+      </w:pPr>
+      <w:r>
         <w:rPr>
           <w:sz w:val="24"/>
           <w:szCs w:val="24"/>
-        </w:rPr>
-      </w:pPr>
+          <w:lang w:val="en-US"/>
+        </w:rPr>
+        <w:t xml:space="preserve"> </w:t>
+      </w:r>
+      <w:bookmarkStart w:id="0" w:name="_GoBack"/>
+      <w:bookmarkEnd w:id="0"/>
       <w:r>
         <w:rPr>
           <w:sz w:val="24"/>
@@ -569,7 +541,7 @@
           <w:r>
             <w:fldChar w:fldCharType="separate"/>
           </w:r>
-          <w:hyperlink w:anchor="_Toc203944153" w:history="1">
+          <w:hyperlink w:anchor="_Toc208344403" w:history="1">
             <w:r>
               <w:rPr>
                 <w:rStyle w:val="ab"/>
@@ -613,7 +585,7 @@
                 <w:noProof/>
                 <w:webHidden/>
               </w:rPr>
-              <w:instrText xml:space="preserve"> PAGEREF _Toc203944153 \h </w:instrText>
+              <w:instrText xml:space="preserve"> PAGEREF _Toc208344403 \h </w:instrText>
             </w:r>
             <w:r>
               <w:rPr>
@@ -658,7 +630,7 @@
               <w:lang w:eastAsia="ru-RU"/>
             </w:rPr>
           </w:pPr>
-          <w:hyperlink w:anchor="_Toc203944154" w:history="1">
+          <w:hyperlink w:anchor="_Toc208344404" w:history="1">
             <w:r>
               <w:rPr>
                 <w:rStyle w:val="ab"/>
@@ -702,7 +674,7 @@
                 <w:noProof/>
                 <w:webHidden/>
               </w:rPr>
-              <w:instrText xml:space="preserve"> PAGEREF _Toc203944154 \h </w:instrText>
+              <w:instrText xml:space="preserve"> PAGEREF _Toc208344404 \h </w:instrText>
             </w:r>
             <w:r>
               <w:rPr>
@@ -747,7 +719,7 @@
               <w:lang w:eastAsia="ru-RU"/>
             </w:rPr>
           </w:pPr>
-          <w:hyperlink w:anchor="_Toc203944155" w:history="1">
+          <w:hyperlink w:anchor="_Toc208344405" w:history="1">
             <w:r>
               <w:rPr>
                 <w:rStyle w:val="ab"/>
@@ -791,7 +763,7 @@
                 <w:noProof/>
                 <w:webHidden/>
               </w:rPr>
-              <w:instrText xml:space="preserve"> PAGEREF _Toc203944155 \h </w:instrText>
+              <w:instrText xml:space="preserve"> PAGEREF _Toc208344405 \h </w:instrText>
             </w:r>
             <w:r>
               <w:rPr>
@@ -836,7 +808,7 @@
               <w:lang w:eastAsia="ru-RU"/>
             </w:rPr>
           </w:pPr>
-          <w:hyperlink w:anchor="_Toc203944156" w:history="1">
+          <w:hyperlink w:anchor="_Toc208344406" w:history="1">
             <w:r>
               <w:rPr>
                 <w:rStyle w:val="ab"/>
@@ -880,7 +852,7 @@
                 <w:noProof/>
                 <w:webHidden/>
               </w:rPr>
-              <w:instrText xml:space="preserve"> PAGEREF _Toc203944156 \h </w:instrText>
+              <w:instrText xml:space="preserve"> PAGEREF _Toc208344406 \h </w:instrText>
             </w:r>
             <w:r>
               <w:rPr>
@@ -925,7 +897,7 @@
               <w:lang w:eastAsia="ru-RU"/>
             </w:rPr>
           </w:pPr>
-          <w:hyperlink w:anchor="_Toc203944157" w:history="1">
+          <w:hyperlink w:anchor="_Toc208344407" w:history="1">
             <w:r>
               <w:rPr>
                 <w:rStyle w:val="ab"/>
@@ -969,7 +941,7 @@
                 <w:noProof/>
                 <w:webHidden/>
               </w:rPr>
-              <w:instrText xml:space="preserve"> PAGEREF _Toc203944157 \h </w:instrText>
+              <w:instrText xml:space="preserve"> PAGEREF _Toc208344407 \h </w:instrText>
             </w:r>
             <w:r>
               <w:rPr>
@@ -1014,7 +986,7 @@
               <w:lang w:eastAsia="ru-RU"/>
             </w:rPr>
           </w:pPr>
-          <w:hyperlink w:anchor="_Toc203944158" w:history="1">
+          <w:hyperlink w:anchor="_Toc208344408" w:history="1">
             <w:r>
               <w:rPr>
                 <w:rStyle w:val="ab"/>
@@ -1058,7 +1030,7 @@
                 <w:noProof/>
                 <w:webHidden/>
               </w:rPr>
-              <w:instrText xml:space="preserve"> PAGEREF _Toc203944158 \h </w:instrText>
+              <w:instrText xml:space="preserve"> PAGEREF _Toc208344408 \h </w:instrText>
             </w:r>
             <w:r>
               <w:rPr>
@@ -1103,7 +1075,7 @@
               <w:lang w:eastAsia="ru-RU"/>
             </w:rPr>
           </w:pPr>
-          <w:hyperlink w:anchor="_Toc203944159" w:history="1">
+          <w:hyperlink w:anchor="_Toc208344409" w:history="1">
             <w:r>
               <w:rPr>
                 <w:rStyle w:val="ab"/>
@@ -1156,7 +1128,7 @@
                 <w:noProof/>
                 <w:webHidden/>
               </w:rPr>
-              <w:instrText xml:space="preserve"> PAGEREF _Toc203944159 \h </w:instrText>
+              <w:instrText xml:space="preserve"> PAGEREF _Toc208344409 \h </w:instrText>
             </w:r>
             <w:r>
               <w:rPr>
@@ -1176,7 +1148,7 @@
                 <w:noProof/>
                 <w:webHidden/>
               </w:rPr>
-              <w:t>6</w:t>
+              <w:t>7</w:t>
             </w:r>
             <w:r>
               <w:rPr>
@@ -1201,7 +1173,7 @@
               <w:lang w:eastAsia="ru-RU"/>
             </w:rPr>
           </w:pPr>
-          <w:hyperlink w:anchor="_Toc203944160" w:history="1">
+          <w:hyperlink w:anchor="_Toc208344410" w:history="1">
             <w:r>
               <w:rPr>
                 <w:rStyle w:val="ab"/>
@@ -1245,7 +1217,7 @@
                 <w:noProof/>
                 <w:webHidden/>
               </w:rPr>
-              <w:instrText xml:space="preserve"> PAGEREF _Toc203944160 \h </w:instrText>
+              <w:instrText xml:space="preserve"> PAGEREF _Toc208344410 \h </w:instrText>
             </w:r>
             <w:r>
               <w:rPr>
@@ -1290,7 +1262,7 @@
               <w:lang w:eastAsia="ru-RU"/>
             </w:rPr>
           </w:pPr>
-          <w:hyperlink w:anchor="_Toc203944161" w:history="1">
+          <w:hyperlink w:anchor="_Toc208344411" w:history="1">
             <w:r>
               <w:rPr>
                 <w:rStyle w:val="ab"/>
@@ -1334,7 +1306,7 @@
                 <w:noProof/>
                 <w:webHidden/>
               </w:rPr>
-              <w:instrText xml:space="preserve"> PAGEREF _Toc203944161 \h </w:instrText>
+              <w:instrText xml:space="preserve"> PAGEREF _Toc208344411 \h </w:instrText>
             </w:r>
             <w:r>
               <w:rPr>
@@ -1379,7 +1351,7 @@
               <w:lang w:eastAsia="ru-RU"/>
             </w:rPr>
           </w:pPr>
-          <w:hyperlink w:anchor="_Toc203944162" w:history="1">
+          <w:hyperlink w:anchor="_Toc208344412" w:history="1">
             <w:r>
               <w:rPr>
                 <w:rStyle w:val="ab"/>
@@ -1432,7 +1404,7 @@
                 <w:noProof/>
                 <w:webHidden/>
               </w:rPr>
-              <w:instrText xml:space="preserve"> PAGEREF _Toc203944162 \h </w:instrText>
+              <w:instrText xml:space="preserve"> PAGEREF _Toc208344412 \h </w:instrText>
             </w:r>
             <w:r>
               <w:rPr>
@@ -1477,7 +1449,7 @@
               <w:lang w:eastAsia="ru-RU"/>
             </w:rPr>
           </w:pPr>
-          <w:hyperlink w:anchor="_Toc203944163" w:history="1">
+          <w:hyperlink w:anchor="_Toc208344413" w:history="1">
             <w:r>
               <w:rPr>
                 <w:rStyle w:val="ab"/>
@@ -1521,7 +1493,7 @@
                 <w:noProof/>
                 <w:webHidden/>
               </w:rPr>
-              <w:instrText xml:space="preserve"> PAGEREF _Toc203944163 \h </w:instrText>
+              <w:instrText xml:space="preserve"> PAGEREF _Toc208344413 \h </w:instrText>
             </w:r>
             <w:r>
               <w:rPr>
@@ -1566,7 +1538,7 @@
               <w:lang w:eastAsia="ru-RU"/>
             </w:rPr>
           </w:pPr>
-          <w:hyperlink w:anchor="_Toc203944164" w:history="1">
+          <w:hyperlink w:anchor="_Toc208344414" w:history="1">
             <w:r>
               <w:rPr>
                 <w:rStyle w:val="ab"/>
@@ -1610,7 +1582,7 @@
                 <w:noProof/>
                 <w:webHidden/>
               </w:rPr>
-              <w:instrText xml:space="preserve"> PAGEREF _Toc203944164 \h </w:instrText>
+              <w:instrText xml:space="preserve"> PAGEREF _Toc208344414 \h </w:instrText>
             </w:r>
             <w:r>
               <w:rPr>
@@ -1630,7 +1602,7 @@
                 <w:noProof/>
                 <w:webHidden/>
               </w:rPr>
-              <w:t>18</w:t>
+              <w:t>16</w:t>
             </w:r>
             <w:r>
               <w:rPr>
@@ -1655,7 +1627,7 @@
               <w:lang w:eastAsia="ru-RU"/>
             </w:rPr>
           </w:pPr>
-          <w:hyperlink w:anchor="_Toc203944165" w:history="1">
+          <w:hyperlink w:anchor="_Toc208344415" w:history="1">
             <w:r>
               <w:rPr>
                 <w:rStyle w:val="ab"/>
@@ -1708,7 +1680,7 @@
                 <w:noProof/>
                 <w:webHidden/>
               </w:rPr>
-              <w:instrText xml:space="preserve"> PAGEREF _Toc203944165 \h </w:instrText>
+              <w:instrText xml:space="preserve"> PAGEREF _Toc208344415 \h </w:instrText>
             </w:r>
             <w:r>
               <w:rPr>
@@ -1728,7 +1700,7 @@
                 <w:noProof/>
                 <w:webHidden/>
               </w:rPr>
-              <w:t>19</w:t>
+              <w:t>17</w:t>
             </w:r>
             <w:r>
               <w:rPr>
@@ -1753,7 +1725,7 @@
               <w:lang w:eastAsia="ru-RU"/>
             </w:rPr>
           </w:pPr>
-          <w:hyperlink w:anchor="_Toc203944166" w:history="1">
+          <w:hyperlink w:anchor="_Toc208344416" w:history="1">
             <w:r>
               <w:rPr>
                 <w:rStyle w:val="ab"/>
@@ -1797,7 +1769,7 @@
                 <w:noProof/>
                 <w:webHidden/>
               </w:rPr>
-              <w:instrText xml:space="preserve"> PAGEREF _Toc203944166 \h </w:instrText>
+              <w:instrText xml:space="preserve"> PAGEREF _Toc208344416 \h </w:instrText>
             </w:r>
             <w:r>
               <w:rPr>
@@ -1817,7 +1789,7 @@
                 <w:noProof/>
                 <w:webHidden/>
               </w:rPr>
-              <w:t>21</w:t>
+              <w:t>19</w:t>
             </w:r>
             <w:r>
               <w:rPr>
@@ -1842,7 +1814,7 @@
               <w:lang w:eastAsia="ru-RU"/>
             </w:rPr>
           </w:pPr>
-          <w:hyperlink w:anchor="_Toc203944167" w:history="1">
+          <w:hyperlink w:anchor="_Toc208344417" w:history="1">
             <w:r>
               <w:rPr>
                 <w:rStyle w:val="ab"/>
@@ -1896,7 +1868,7 @@
                 <w:noProof/>
                 <w:webHidden/>
               </w:rPr>
-              <w:instrText xml:space="preserve"> PAGEREF _Toc203944167 \h </w:instrText>
+              <w:instrText xml:space="preserve"> PAGEREF _Toc208344417 \h </w:instrText>
             </w:r>
             <w:r>
               <w:rPr>
@@ -1916,7 +1888,7 @@
                 <w:noProof/>
                 <w:webHidden/>
               </w:rPr>
-              <w:t>22</w:t>
+              <w:t>20</w:t>
             </w:r>
             <w:r>
               <w:rPr>
@@ -1941,7 +1913,7 @@
               <w:lang w:eastAsia="ru-RU"/>
             </w:rPr>
           </w:pPr>
-          <w:hyperlink w:anchor="_Toc203944168" w:history="1">
+          <w:hyperlink w:anchor="_Toc208344418" w:history="1">
             <w:r>
               <w:rPr>
                 <w:rStyle w:val="ab"/>
@@ -1985,7 +1957,7 @@
                 <w:noProof/>
                 <w:webHidden/>
               </w:rPr>
-              <w:instrText xml:space="preserve"> PAGEREF _Toc203944168 \h </w:instrText>
+              <w:instrText xml:space="preserve"> PAGEREF _Toc208344418 \h </w:instrText>
             </w:r>
             <w:r>
               <w:rPr>
@@ -2005,7 +1977,7 @@
                 <w:noProof/>
                 <w:webHidden/>
               </w:rPr>
-              <w:t>23</w:t>
+              <w:t>21</w:t>
             </w:r>
             <w:r>
               <w:rPr>
@@ -2030,7 +2002,7 @@
               <w:lang w:eastAsia="ru-RU"/>
             </w:rPr>
           </w:pPr>
-          <w:hyperlink w:anchor="_Toc203944169" w:history="1">
+          <w:hyperlink w:anchor="_Toc208344419" w:history="1">
             <w:r>
               <w:rPr>
                 <w:rStyle w:val="ab"/>
@@ -2074,7 +2046,7 @@
                 <w:noProof/>
                 <w:webHidden/>
               </w:rPr>
-              <w:instrText xml:space="preserve"> PAGEREF _Toc203944169 \h </w:instrText>
+              <w:instrText xml:space="preserve"> PAGEREF _Toc208344419 \h </w:instrText>
             </w:r>
             <w:r>
               <w:rPr>
@@ -2094,7 +2066,7 @@
                 <w:noProof/>
                 <w:webHidden/>
               </w:rPr>
-              <w:t>25</w:t>
+              <w:t>23</w:t>
             </w:r>
             <w:r>
               <w:rPr>
@@ -2119,7 +2091,7 @@
               <w:lang w:eastAsia="ru-RU"/>
             </w:rPr>
           </w:pPr>
-          <w:hyperlink w:anchor="_Toc203944170" w:history="1">
+          <w:hyperlink w:anchor="_Toc208344420" w:history="1">
             <w:r>
               <w:rPr>
                 <w:rStyle w:val="ab"/>
@@ -2172,7 +2144,7 @@
                 <w:noProof/>
                 <w:webHidden/>
               </w:rPr>
-              <w:instrText xml:space="preserve"> PAGEREF _Toc203944170 \h </w:instrText>
+              <w:instrText xml:space="preserve"> PAGEREF _Toc208344420 \h </w:instrText>
             </w:r>
             <w:r>
               <w:rPr>
@@ -2192,7 +2164,7 @@
                 <w:noProof/>
                 <w:webHidden/>
               </w:rPr>
-              <w:t>25</w:t>
+              <w:t>23</w:t>
             </w:r>
             <w:r>
               <w:rPr>
@@ -2217,7 +2189,7 @@
               <w:lang w:eastAsia="ru-RU"/>
             </w:rPr>
           </w:pPr>
-          <w:hyperlink w:anchor="_Toc203944171" w:history="1">
+          <w:hyperlink w:anchor="_Toc208344421" w:history="1">
             <w:r>
               <w:rPr>
                 <w:rStyle w:val="ab"/>
@@ -2261,7 +2233,7 @@
                 <w:noProof/>
                 <w:webHidden/>
               </w:rPr>
-              <w:instrText xml:space="preserve"> PAGEREF _Toc203944171 \h </w:instrText>
+              <w:instrText xml:space="preserve"> PAGEREF _Toc208344421 \h </w:instrText>
             </w:r>
             <w:r>
               <w:rPr>
@@ -2281,7 +2253,7 @@
                 <w:noProof/>
                 <w:webHidden/>
               </w:rPr>
-              <w:t>29</w:t>
+              <w:t>32</w:t>
             </w:r>
             <w:r>
               <w:rPr>
@@ -2306,7 +2278,7 @@
               <w:lang w:eastAsia="ru-RU"/>
             </w:rPr>
           </w:pPr>
-          <w:hyperlink w:anchor="_Toc203944172" w:history="1">
+          <w:hyperlink w:anchor="_Toc208344422" w:history="1">
             <w:r>
               <w:rPr>
                 <w:rStyle w:val="ab"/>
@@ -2350,7 +2322,7 @@
                 <w:noProof/>
                 <w:webHidden/>
               </w:rPr>
-              <w:instrText xml:space="preserve"> PAGEREF _Toc203944172 \h </w:instrText>
+              <w:instrText xml:space="preserve"> PAGEREF _Toc208344422 \h </w:instrText>
             </w:r>
             <w:r>
               <w:rPr>
@@ -2370,7 +2342,7 @@
                 <w:noProof/>
                 <w:webHidden/>
               </w:rPr>
-              <w:t>31</w:t>
+              <w:t>38</w:t>
             </w:r>
             <w:r>
               <w:rPr>
@@ -2401,12 +2373,12 @@
       <w:pPr>
         <w:pStyle w:val="1"/>
       </w:pPr>
-      <w:bookmarkStart w:id="0" w:name="_Toc203944153"/>
+      <w:bookmarkStart w:id="1" w:name="_Toc208344403"/>
       <w:r>
         <w:lastRenderedPageBreak/>
         <w:t>Цель работы</w:t>
       </w:r>
-      <w:bookmarkEnd w:id="0"/>
+      <w:bookmarkEnd w:id="1"/>
     </w:p>
     <w:p>
       <w:pPr>
@@ -2466,11 +2438,11 @@
       <w:pPr>
         <w:pStyle w:val="1"/>
       </w:pPr>
-      <w:bookmarkStart w:id="1" w:name="_Toc203944154"/>
+      <w:bookmarkStart w:id="2" w:name="_Toc208344404"/>
       <w:r>
         <w:t>Формулировка задачи №1</w:t>
       </w:r>
-      <w:bookmarkEnd w:id="1"/>
+      <w:bookmarkEnd w:id="2"/>
     </w:p>
     <w:p>
       <w:pPr>
@@ -2598,14 +2570,27 @@
       <w:r>
         <w:t xml:space="preserve">Рисунок </w:t>
       </w:r>
-      <w:fldSimple w:instr=" SEQ Рисунок \* ARABIC ">
-        <w:r>
-          <w:rPr>
-            <w:noProof/>
-          </w:rPr>
-          <w:t>1</w:t>
-        </w:r>
-      </w:fldSimple>
+      <w:r>
+        <w:fldChar w:fldCharType="begin"/>
+      </w:r>
+      <w:r>
+        <w:instrText xml:space="preserve"> SEQ Рисунок \* ARABIC </w:instrText>
+      </w:r>
+      <w:r>
+        <w:fldChar w:fldCharType="separate"/>
+      </w:r>
+      <w:r>
+        <w:rPr>
+          <w:noProof/>
+        </w:rPr>
+        <w:t>1</w:t>
+      </w:r>
+      <w:r>
+        <w:rPr>
+          <w:noProof/>
+        </w:rPr>
+        <w:fldChar w:fldCharType="end"/>
+      </w:r>
       <w:r>
         <w:t xml:space="preserve"> – Разложение</w:t>
       </w:r>
@@ -2620,11 +2605,11 @@
       <w:pPr>
         <w:pStyle w:val="1"/>
       </w:pPr>
-      <w:bookmarkStart w:id="2" w:name="_Toc203944155"/>
+      <w:bookmarkStart w:id="3" w:name="_Toc208344405"/>
       <w:r>
         <w:t>Формулировка задачи №2</w:t>
       </w:r>
-      <w:bookmarkEnd w:id="2"/>
+      <w:bookmarkEnd w:id="3"/>
     </w:p>
     <w:p>
       <w:pPr>
@@ -2914,11 +2899,11 @@
       <w:pPr>
         <w:pStyle w:val="1"/>
       </w:pPr>
-      <w:bookmarkStart w:id="3" w:name="_Toc203944156"/>
+      <w:bookmarkStart w:id="4" w:name="_Toc208344406"/>
       <w:r>
         <w:t>Формулировка задачи №3</w:t>
       </w:r>
-      <w:bookmarkEnd w:id="3"/>
+      <w:bookmarkEnd w:id="4"/>
     </w:p>
     <w:p>
       <w:pPr>
@@ -3049,7 +3034,6 @@
       <w:r>
         <w:t xml:space="preserve"> и записывается в файл </w:t>
       </w:r>
-      <w:proofErr w:type="spellStart"/>
       <w:r>
         <w:rPr>
           <w:i/>
@@ -3057,7 +3041,6 @@
         </w:rPr>
         <w:t>fromExcel</w:t>
       </w:r>
-      <w:proofErr w:type="spellEnd"/>
       <w:r>
         <w:rPr>
           <w:i/>
@@ -3106,7 +3089,6 @@
         </w:rPr>
         <w:t xml:space="preserve"> </w:t>
       </w:r>
-      <w:proofErr w:type="spellStart"/>
       <w:r>
         <w:rPr>
           <w:i/>
@@ -3114,14 +3096,12 @@
         </w:rPr>
         <w:t>LabView</w:t>
       </w:r>
-      <w:proofErr w:type="spellEnd"/>
       <w:r>
         <w:t xml:space="preserve"> </w:t>
       </w:r>
       <w:r>
         <w:t xml:space="preserve">выполняется построчное считывание данных из файла </w:t>
       </w:r>
-      <w:proofErr w:type="spellStart"/>
       <w:r>
         <w:rPr>
           <w:i/>
@@ -3129,7 +3109,6 @@
         </w:rPr>
         <w:t>fromExcel</w:t>
       </w:r>
-      <w:proofErr w:type="spellEnd"/>
       <w:r>
         <w:rPr>
           <w:i/>
@@ -3185,7 +3164,6 @@
         </w:rPr>
         <w:t xml:space="preserve"> </w:t>
       </w:r>
-      <w:proofErr w:type="spellStart"/>
       <w:r>
         <w:rPr>
           <w:i/>
@@ -3193,11 +3171,9 @@
         </w:rPr>
         <w:t>LabView</w:t>
       </w:r>
-      <w:proofErr w:type="spellEnd"/>
       <w:r>
         <w:t xml:space="preserve"> и записывается в файл </w:t>
       </w:r>
-      <w:proofErr w:type="spellStart"/>
       <w:r>
         <w:rPr>
           <w:i/>
@@ -3205,7 +3181,6 @@
         </w:rPr>
         <w:t>fromLabView</w:t>
       </w:r>
-      <w:proofErr w:type="spellEnd"/>
       <w:r>
         <w:rPr>
           <w:i/>
@@ -3261,7 +3236,6 @@
       <w:r>
         <w:t xml:space="preserve">из файла </w:t>
       </w:r>
-      <w:proofErr w:type="spellStart"/>
       <w:r>
         <w:rPr>
           <w:i/>
@@ -3269,7 +3243,6 @@
         </w:rPr>
         <w:t>fromLabView</w:t>
       </w:r>
-      <w:proofErr w:type="spellEnd"/>
       <w:r>
         <w:rPr>
           <w:i/>
@@ -3291,7 +3264,6 @@
       <w:pPr>
         <w:ind w:firstLine="708"/>
       </w:pPr>
-      <w:bookmarkStart w:id="4" w:name="_Toc203944157"/>
       <w:r>
         <w:t>Для вариантов, дающих в остатке тройку при делении на 5, – точность до четырёх знаков после запятой.</w:t>
       </w:r>
@@ -3300,13 +3272,14 @@
       <w:pPr>
         <w:pStyle w:val="1"/>
       </w:pPr>
+      <w:bookmarkStart w:id="5" w:name="_Toc208344407"/>
       <w:r>
         <w:t>Формулировка задачи</w:t>
       </w:r>
       <w:r>
         <w:t xml:space="preserve"> №4</w:t>
       </w:r>
-      <w:bookmarkEnd w:id="4"/>
+      <w:bookmarkEnd w:id="5"/>
     </w:p>
     <w:p>
       <w:pPr>
@@ -3388,29 +3361,35 @@
       <w:pPr>
         <w:pStyle w:val="1"/>
       </w:pPr>
-      <w:bookmarkStart w:id="5" w:name="_Toc202985677"/>
-      <w:bookmarkStart w:id="6" w:name="_Toc203944158"/>
+      <w:bookmarkStart w:id="6" w:name="_Toc202985677"/>
+      <w:bookmarkStart w:id="7" w:name="_Toc208344408"/>
       <w:r>
         <w:lastRenderedPageBreak/>
         <w:t>Блок-схемы алгоритма программы</w:t>
       </w:r>
-      <w:bookmarkEnd w:id="5"/>
+      <w:bookmarkEnd w:id="6"/>
       <w:r>
         <w:t xml:space="preserve"> задания №1</w:t>
       </w:r>
-      <w:bookmarkEnd w:id="6"/>
-    </w:p>
-    <w:p>
+      <w:bookmarkEnd w:id="7"/>
+    </w:p>
+    <w:p>
+      <w:pPr>
+        <w:jc w:val="center"/>
+        <w:rPr>
+          <w:lang w:val="en-US"/>
+        </w:rPr>
+      </w:pPr>
       <w:r>
         <w:rPr>
           <w:noProof/>
           <w:lang w:eastAsia="ru-RU"/>
         </w:rPr>
         <w:drawing>
-          <wp:inline distT="0" distB="0" distL="0" distR="0" wp14:anchorId="7F33363F" wp14:editId="6AB51D79">
-            <wp:extent cx="3590925" cy="5095875"/>
-            <wp:effectExtent l="0" t="0" r="9525" b="9525"/>
-            <wp:docPr id="63" name="Рисунок 63"/>
+          <wp:inline distT="0" distB="0" distL="0" distR="0" wp14:anchorId="566CE7A4" wp14:editId="31EA8F5A">
+            <wp:extent cx="4314825" cy="5295900"/>
+            <wp:effectExtent l="0" t="0" r="9525" b="0"/>
+            <wp:docPr id="13" name="Рисунок 13"/>
             <wp:cNvGraphicFramePr>
               <a:graphicFrameLocks xmlns:a="http://schemas.openxmlformats.org/drawingml/2006/main" noChangeAspect="1"/>
             </wp:cNvGraphicFramePr>
@@ -3418,61 +3397,13 @@
               <a:graphicData uri="http://schemas.openxmlformats.org/drawingml/2006/picture">
                 <pic:pic xmlns:pic="http://schemas.openxmlformats.org/drawingml/2006/picture">
                   <pic:nvPicPr>
-                    <pic:cNvPr id="1" name=""/>
-                    <pic:cNvPicPr/>
-                  </pic:nvPicPr>
-                  <pic:blipFill>
-                    <a:blip r:embed="rId9"/>
-                    <a:stretch>
-                      <a:fillRect/>
-                    </a:stretch>
-                  </pic:blipFill>
-                  <pic:spPr>
-                    <a:xfrm>
-                      <a:off x="0" y="0"/>
-                      <a:ext cx="3590925" cy="5095875"/>
-                    </a:xfrm>
-                    <a:prstGeom prst="rect">
-                      <a:avLst/>
-                    </a:prstGeom>
-                  </pic:spPr>
-                </pic:pic>
-              </a:graphicData>
-            </a:graphic>
-          </wp:inline>
-        </w:drawing>
-      </w:r>
-    </w:p>
-    <w:p>
-      <w:pPr>
-        <w:keepNext/>
-        <w:jc w:val="center"/>
-      </w:pPr>
-      <w:r>
-        <w:rPr>
-          <w:noProof/>
-          <w:lang w:eastAsia="ru-RU"/>
-        </w:rPr>
-        <w:lastRenderedPageBreak/>
-        <w:drawing>
-          <wp:inline distT="0" distB="0" distL="0" distR="0" wp14:anchorId="020E0974" wp14:editId="408168D7">
-            <wp:extent cx="5940425" cy="6226175"/>
-            <wp:effectExtent l="0" t="0" r="3175" b="3175"/>
-            <wp:docPr id="60" name="Рисунок 60"/>
-            <wp:cNvGraphicFramePr>
-              <a:graphicFrameLocks xmlns:a="http://schemas.openxmlformats.org/drawingml/2006/main" noChangeAspect="1"/>
-            </wp:cNvGraphicFramePr>
-            <a:graphic xmlns:a="http://schemas.openxmlformats.org/drawingml/2006/main">
-              <a:graphicData uri="http://schemas.openxmlformats.org/drawingml/2006/picture">
-                <pic:pic xmlns:pic="http://schemas.openxmlformats.org/drawingml/2006/picture">
-                  <pic:nvPicPr>
-                    <pic:cNvPr id="0" name="Рисунок 1"/>
+                    <pic:cNvPr id="0" name="Picture 4"/>
                     <pic:cNvPicPr>
                       <a:picLocks noChangeAspect="1" noChangeArrowheads="1"/>
                     </pic:cNvPicPr>
                   </pic:nvPicPr>
                   <pic:blipFill>
-                    <a:blip r:embed="rId10">
+                    <a:blip r:embed="rId9">
                       <a:extLst>
                         <a:ext uri="{28A0092B-C50C-407E-A947-70E740481C1C}">
                           <a14:useLocalDpi xmlns:a14="http://schemas.microsoft.com/office/drawing/2010/main" val="0"/>
@@ -3487,7 +3418,7 @@
                   <pic:spPr bwMode="auto">
                     <a:xfrm>
                       <a:off x="0" y="0"/>
-                      <a:ext cx="5940425" cy="6226175"/>
+                      <a:ext cx="4314825" cy="5295900"/>
                     </a:xfrm>
                     <a:prstGeom prst="rect">
                       <a:avLst/>
@@ -3510,20 +3441,33 @@
         <w:spacing w:after="0" w:line="360" w:lineRule="auto"/>
         <w:jc w:val="center"/>
       </w:pPr>
-      <w:bookmarkStart w:id="7" w:name="_Ref202980405"/>
-      <w:bookmarkStart w:id="8" w:name="_Ref202980399"/>
+      <w:bookmarkStart w:id="8" w:name="_Ref202980405"/>
+      <w:bookmarkStart w:id="9" w:name="_Ref202980399"/>
       <w:r>
         <w:t xml:space="preserve">Рисунок </w:t>
       </w:r>
-      <w:fldSimple w:instr=" SEQ Рисунок \* ARABIC ">
-        <w:r>
-          <w:rPr>
-            <w:noProof/>
-          </w:rPr>
-          <w:t>2</w:t>
-        </w:r>
-      </w:fldSimple>
-      <w:bookmarkEnd w:id="7"/>
+      <w:r>
+        <w:fldChar w:fldCharType="begin"/>
+      </w:r>
+      <w:r>
+        <w:instrText xml:space="preserve"> SEQ Рисунок \* ARABIC </w:instrText>
+      </w:r>
+      <w:r>
+        <w:fldChar w:fldCharType="separate"/>
+      </w:r>
+      <w:r>
+        <w:rPr>
+          <w:noProof/>
+        </w:rPr>
+        <w:t>2</w:t>
+      </w:r>
+      <w:r>
+        <w:rPr>
+          <w:noProof/>
+        </w:rPr>
+        <w:fldChar w:fldCharType="end"/>
+      </w:r>
+      <w:bookmarkEnd w:id="8"/>
       <w:r>
         <w:t xml:space="preserve"> – Блок-схема алгоритма основной ВП</w:t>
       </w:r>
@@ -3536,7 +3480,7 @@
       <w:r>
         <w:t xml:space="preserve">расчета значения </w:t>
       </w:r>
-      <w:bookmarkEnd w:id="8"/>
+      <w:bookmarkEnd w:id="9"/>
       <w:r>
         <w:t>арккосинуса</w:t>
       </w:r>
@@ -3586,11 +3530,9 @@
       <w:r>
         <w:t xml:space="preserve"> последовательно высчитываются значения подпрограмм «Факториал» и «</w:t>
       </w:r>
-      <w:proofErr w:type="spellStart"/>
       <w:r>
         <w:t>Реккурент</w:t>
       </w:r>
-      <w:proofErr w:type="spellEnd"/>
       <w:r>
         <w:t>», используемые для общей математики в элементах ряда. По окончанию цикла выводится результат, если не было никаких ошибок.</w:t>
       </w:r>
@@ -3624,7 +3566,7 @@
                     </pic:cNvPicPr>
                   </pic:nvPicPr>
                   <pic:blipFill>
-                    <a:blip r:embed="rId11">
+                    <a:blip r:embed="rId10">
                       <a:extLst>
                         <a:ext uri="{28A0092B-C50C-407E-A947-70E740481C1C}">
                           <a14:useLocalDpi xmlns:a14="http://schemas.microsoft.com/office/drawing/2010/main" val="0"/>
@@ -3665,14 +3607,27 @@
       <w:r>
         <w:t xml:space="preserve">Рисунок </w:t>
       </w:r>
-      <w:fldSimple w:instr=" SEQ Рисунок \* ARABIC ">
-        <w:r>
-          <w:rPr>
-            <w:noProof/>
-          </w:rPr>
-          <w:t>3</w:t>
-        </w:r>
-      </w:fldSimple>
+      <w:r>
+        <w:fldChar w:fldCharType="begin"/>
+      </w:r>
+      <w:r>
+        <w:instrText xml:space="preserve"> SEQ Рисунок \* ARABIC </w:instrText>
+      </w:r>
+      <w:r>
+        <w:fldChar w:fldCharType="separate"/>
+      </w:r>
+      <w:r>
+        <w:rPr>
+          <w:noProof/>
+        </w:rPr>
+        <w:t>3</w:t>
+      </w:r>
+      <w:r>
+        <w:rPr>
+          <w:noProof/>
+        </w:rPr>
+        <w:fldChar w:fldCharType="end"/>
+      </w:r>
       <w:r>
         <w:t xml:space="preserve"> – Блок-схема подпрограммы факториала</w:t>
       </w:r>
@@ -3689,10 +3644,115 @@
           <w:lang w:eastAsia="ru-RU"/>
         </w:rPr>
         <w:drawing>
-          <wp:inline distT="0" distB="0" distL="0" distR="0" wp14:anchorId="1E5116D1" wp14:editId="27E50461">
-            <wp:extent cx="2333625" cy="4019550"/>
-            <wp:effectExtent l="0" t="0" r="9525" b="0"/>
-            <wp:docPr id="64" name="Рисунок 64"/>
+          <wp:inline distT="0" distB="0" distL="0" distR="0" wp14:anchorId="377EF04B" wp14:editId="1BD52F1C">
+            <wp:extent cx="2705100" cy="3962400"/>
+            <wp:effectExtent l="0" t="0" r="0" b="0"/>
+            <wp:docPr id="15" name="Рисунок 15"/>
+            <wp:cNvGraphicFramePr>
+              <a:graphicFrameLocks xmlns:a="http://schemas.openxmlformats.org/drawingml/2006/main" noChangeAspect="1"/>
+            </wp:cNvGraphicFramePr>
+            <a:graphic xmlns:a="http://schemas.openxmlformats.org/drawingml/2006/main">
+              <a:graphicData uri="http://schemas.openxmlformats.org/drawingml/2006/picture">
+                <pic:pic xmlns:pic="http://schemas.openxmlformats.org/drawingml/2006/picture">
+                  <pic:nvPicPr>
+                    <pic:cNvPr id="1" name=""/>
+                    <pic:cNvPicPr/>
+                  </pic:nvPicPr>
+                  <pic:blipFill>
+                    <a:blip r:embed="rId11"/>
+                    <a:stretch>
+                      <a:fillRect/>
+                    </a:stretch>
+                  </pic:blipFill>
+                  <pic:spPr>
+                    <a:xfrm>
+                      <a:off x="0" y="0"/>
+                      <a:ext cx="2705100" cy="3962400"/>
+                    </a:xfrm>
+                    <a:prstGeom prst="rect">
+                      <a:avLst/>
+                    </a:prstGeom>
+                  </pic:spPr>
+                </pic:pic>
+              </a:graphicData>
+            </a:graphic>
+          </wp:inline>
+        </w:drawing>
+      </w:r>
+    </w:p>
+    <w:p>
+      <w:pPr>
+        <w:pStyle w:val="ac"/>
+        <w:spacing w:after="0" w:line="360" w:lineRule="auto"/>
+        <w:jc w:val="center"/>
+      </w:pPr>
+      <w:r>
+        <w:t xml:space="preserve">Рисунок </w:t>
+      </w:r>
+      <w:r>
+        <w:fldChar w:fldCharType="begin"/>
+      </w:r>
+      <w:r>
+        <w:instrText xml:space="preserve"> SEQ Рисунок \* ARABIC </w:instrText>
+      </w:r>
+      <w:r>
+        <w:fldChar w:fldCharType="separate"/>
+      </w:r>
+      <w:r>
+        <w:rPr>
+          <w:noProof/>
+        </w:rPr>
+        <w:t>4</w:t>
+      </w:r>
+      <w:r>
+        <w:rPr>
+          <w:noProof/>
+        </w:rPr>
+        <w:fldChar w:fldCharType="end"/>
+      </w:r>
+      <w:r>
+        <w:t xml:space="preserve"> – Блок-схема подпрограммы </w:t>
+      </w:r>
+      <w:r>
+        <w:t>реккурентной формулы</w:t>
+      </w:r>
+    </w:p>
+    <w:p/>
+    <w:p>
+      <w:pPr>
+        <w:pStyle w:val="1"/>
+      </w:pPr>
+      <w:bookmarkStart w:id="10" w:name="_Toc202985678"/>
+      <w:bookmarkStart w:id="11" w:name="_Toc208344409"/>
+      <w:r>
+        <w:lastRenderedPageBreak/>
+        <w:t xml:space="preserve">Реализация решения задания №1 в </w:t>
+      </w:r>
+      <w:r>
+        <w:rPr>
+          <w:i/>
+          <w:iCs/>
+        </w:rPr>
+        <w:t>LabView</w:t>
+      </w:r>
+      <w:bookmarkEnd w:id="10"/>
+      <w:bookmarkEnd w:id="11"/>
+    </w:p>
+    <w:p>
+      <w:pPr>
+        <w:keepNext/>
+        <w:jc w:val="center"/>
+      </w:pPr>
+      <w:r>
+        <w:rPr>
+          <w:noProof/>
+          <w:lang w:eastAsia="ru-RU"/>
+        </w:rPr>
+        <w:drawing>
+          <wp:inline distT="0" distB="0" distL="0" distR="0" wp14:anchorId="1A18D85B" wp14:editId="4630D188">
+            <wp:extent cx="3200400" cy="2000250"/>
+            <wp:effectExtent l="0" t="0" r="0" b="0"/>
+            <wp:docPr id="65" name="Рисунок 65"/>
             <wp:cNvGraphicFramePr>
               <a:graphicFrameLocks xmlns:a="http://schemas.openxmlformats.org/drawingml/2006/main" noChangeAspect="1"/>
             </wp:cNvGraphicFramePr>
@@ -3712,7 +3772,7 @@
                   <pic:spPr>
                     <a:xfrm>
                       <a:off x="0" y="0"/>
-                      <a:ext cx="2333625" cy="4019550"/>
+                      <a:ext cx="3200400" cy="2000250"/>
                     </a:xfrm>
                     <a:prstGeom prst="rect">
                       <a:avLst/>
@@ -3734,46 +3794,39 @@
       <w:r>
         <w:t xml:space="preserve">Рисунок </w:t>
       </w:r>
-      <w:fldSimple w:instr=" SEQ Рисунок \* ARABIC ">
-        <w:r>
-          <w:rPr>
-            <w:noProof/>
-          </w:rPr>
-          <w:t>4</w:t>
-        </w:r>
-      </w:fldSimple>
-      <w:r>
-        <w:t xml:space="preserve"> – Блок-схема подпрограммы </w:t>
-      </w:r>
-      <w:proofErr w:type="spellStart"/>
-      <w:r>
-        <w:t>реккурентной</w:t>
-      </w:r>
-      <w:proofErr w:type="spellEnd"/>
-      <w:r>
-        <w:t xml:space="preserve"> формулы</w:t>
-      </w:r>
-    </w:p>
-    <w:p/>
-    <w:p>
-      <w:pPr>
-        <w:pStyle w:val="1"/>
-      </w:pPr>
-      <w:bookmarkStart w:id="9" w:name="_Toc202985678"/>
-      <w:bookmarkStart w:id="10" w:name="_Toc203944159"/>
-      <w:r>
-        <w:lastRenderedPageBreak/>
-        <w:t xml:space="preserve">Реализация решения задания №1 в </w:t>
-      </w:r>
-      <w:r>
-        <w:rPr>
-          <w:i/>
-          <w:iCs/>
-        </w:rPr>
-        <w:t>LabView</w:t>
-      </w:r>
-      <w:bookmarkEnd w:id="9"/>
-      <w:bookmarkEnd w:id="10"/>
+      <w:r>
+        <w:fldChar w:fldCharType="begin"/>
+      </w:r>
+      <w:r>
+        <w:instrText xml:space="preserve"> SEQ Рисунок \* ARABIC </w:instrText>
+      </w:r>
+      <w:r>
+        <w:fldChar w:fldCharType="separate"/>
+      </w:r>
+      <w:r>
+        <w:rPr>
+          <w:noProof/>
+        </w:rPr>
+        <w:t>5</w:t>
+      </w:r>
+      <w:r>
+        <w:rPr>
+          <w:noProof/>
+        </w:rPr>
+        <w:fldChar w:fldCharType="end"/>
+      </w:r>
+      <w:r>
+        <w:t xml:space="preserve"> – Интерфейс</w:t>
+      </w:r>
+      <w:r>
+        <w:t xml:space="preserve"> основного</w:t>
+      </w:r>
+      <w:r>
+        <w:t xml:space="preserve"> виртуального прибора, вычисляющего значение </w:t>
+      </w:r>
+      <w:r>
+        <w:t>арккосинуса</w:t>
+      </w:r>
     </w:p>
     <w:p>
       <w:pPr>
@@ -3786,10 +3839,10 @@
           <w:lang w:eastAsia="ru-RU"/>
         </w:rPr>
         <w:drawing>
-          <wp:inline distT="0" distB="0" distL="0" distR="0" wp14:anchorId="1A18D85B" wp14:editId="4630D188">
-            <wp:extent cx="3200400" cy="2000250"/>
-            <wp:effectExtent l="0" t="0" r="0" b="0"/>
-            <wp:docPr id="65" name="Рисунок 65"/>
+          <wp:inline distT="0" distB="0" distL="0" distR="0" wp14:anchorId="7CD0450E" wp14:editId="1EE7C751">
+            <wp:extent cx="5940425" cy="2873375"/>
+            <wp:effectExtent l="0" t="0" r="3175" b="3175"/>
+            <wp:docPr id="6" name="Рисунок 6"/>
             <wp:cNvGraphicFramePr>
               <a:graphicFrameLocks xmlns:a="http://schemas.openxmlformats.org/drawingml/2006/main" noChangeAspect="1"/>
             </wp:cNvGraphicFramePr>
@@ -3809,7 +3862,7 @@
                   <pic:spPr>
                     <a:xfrm>
                       <a:off x="0" y="0"/>
-                      <a:ext cx="3200400" cy="2000250"/>
+                      <a:ext cx="5940425" cy="2873375"/>
                     </a:xfrm>
                     <a:prstGeom prst="rect">
                       <a:avLst/>
@@ -3827,31 +3880,47 @@
         <w:pStyle w:val="ac"/>
         <w:spacing w:after="0" w:line="360" w:lineRule="auto"/>
         <w:jc w:val="center"/>
+        <w:rPr>
+          <w:rFonts w:eastAsiaTheme="minorEastAsia"/>
+        </w:rPr>
       </w:pPr>
       <w:r>
         <w:t xml:space="preserve">Рисунок </w:t>
       </w:r>
-      <w:fldSimple w:instr=" SEQ Рисунок \* ARABIC ">
-        <w:r>
+      <w:r>
+        <w:fldChar w:fldCharType="begin"/>
+      </w:r>
+      <w:r>
+        <w:instrText xml:space="preserve"> SEQ Рисунок \* ARABIC </w:instrText>
+      </w:r>
+      <w:r>
+        <w:fldChar w:fldCharType="separate"/>
+      </w:r>
+      <w:r>
+        <w:rPr>
+          <w:noProof/>
+        </w:rPr>
+        <w:t>6</w:t>
+      </w:r>
+      <w:r>
+        <w:rPr>
+          <w:noProof/>
+        </w:rPr>
+        <w:fldChar w:fldCharType="end"/>
+      </w:r>
+      <w:r>
+        <w:t xml:space="preserve"> – Блок-диаграмма виртуального прибора в случае </w:t>
+      </w:r>
+      <m:oMath>
+        <m:r>
           <w:rPr>
-            <w:noProof/>
+            <w:rFonts w:ascii="Cambria Math" w:hAnsi="Cambria Math"/>
           </w:rPr>
-          <w:t>5</w:t>
-        </w:r>
-      </w:fldSimple>
-      <w:r>
-        <w:t xml:space="preserve"> – Интерфейс</w:t>
-      </w:r>
-      <w:r>
-        <w:t xml:space="preserve"> основного</w:t>
-      </w:r>
-      <w:r>
-        <w:t xml:space="preserve"> виртуального прибора, вычисляющего значение </w:t>
-      </w:r>
-      <w:r>
-        <w:t>арккосинуса</w:t>
-      </w:r>
-    </w:p>
+          <m:t>x∈ОДЗ</m:t>
+        </m:r>
+      </m:oMath>
+    </w:p>
+    <w:p/>
     <w:p>
       <w:pPr>
         <w:keepNext/>
@@ -3862,11 +3931,12 @@
           <w:noProof/>
           <w:lang w:eastAsia="ru-RU"/>
         </w:rPr>
+        <w:lastRenderedPageBreak/>
         <w:drawing>
-          <wp:inline distT="0" distB="0" distL="0" distR="0" wp14:anchorId="383573FD" wp14:editId="5309F512">
-            <wp:extent cx="5940425" cy="2885440"/>
-            <wp:effectExtent l="0" t="0" r="3175" b="0"/>
-            <wp:docPr id="66" name="Рисунок 66"/>
+          <wp:inline distT="0" distB="0" distL="0" distR="0" wp14:anchorId="5FE50CA4" wp14:editId="4A9679E1">
+            <wp:extent cx="5940425" cy="2946400"/>
+            <wp:effectExtent l="0" t="0" r="3175" b="6350"/>
+            <wp:docPr id="5" name="Рисунок 5"/>
             <wp:cNvGraphicFramePr>
               <a:graphicFrameLocks xmlns:a="http://schemas.openxmlformats.org/drawingml/2006/main" noChangeAspect="1"/>
             </wp:cNvGraphicFramePr>
@@ -3886,7 +3956,7 @@
                   <pic:spPr>
                     <a:xfrm>
                       <a:off x="0" y="0"/>
-                      <a:ext cx="5940425" cy="2885440"/>
+                      <a:ext cx="5940425" cy="2946400"/>
                     </a:xfrm>
                     <a:prstGeom prst="rect">
                       <a:avLst/>
@@ -3904,99 +3974,31 @@
         <w:pStyle w:val="ac"/>
         <w:spacing w:after="0" w:line="360" w:lineRule="auto"/>
         <w:jc w:val="center"/>
-        <w:rPr>
-          <w:rFonts w:eastAsiaTheme="minorEastAsia"/>
-        </w:rPr>
       </w:pPr>
       <w:r>
         <w:t xml:space="preserve">Рисунок </w:t>
       </w:r>
-      <w:fldSimple w:instr=" SEQ Рисунок \* ARABIC ">
-        <w:r>
-          <w:rPr>
-            <w:noProof/>
-          </w:rPr>
-          <w:t>6</w:t>
-        </w:r>
-      </w:fldSimple>
-      <w:r>
-        <w:t xml:space="preserve"> – Блок-диаграмма виртуального прибора в случае </w:t>
-      </w:r>
-      <m:oMath>
-        <m:r>
-          <w:rPr>
-            <w:rFonts w:ascii="Cambria Math" w:hAnsi="Cambria Math"/>
-          </w:rPr>
-          <m:t>x∈ОДЗ</m:t>
-        </m:r>
-      </m:oMath>
-    </w:p>
-    <w:p/>
-    <w:p>
-      <w:pPr>
-        <w:keepNext/>
-        <w:jc w:val="center"/>
-      </w:pPr>
-      <w:r>
-        <w:rPr>
-          <w:noProof/>
-          <w:lang w:eastAsia="ru-RU"/>
-        </w:rPr>
-        <w:lastRenderedPageBreak/>
-        <w:drawing>
-          <wp:inline distT="0" distB="0" distL="0" distR="0" wp14:anchorId="1FC13A59" wp14:editId="226798AC">
-            <wp:extent cx="5940425" cy="2918460"/>
-            <wp:effectExtent l="0" t="0" r="3175" b="0"/>
-            <wp:docPr id="67" name="Рисунок 67"/>
-            <wp:cNvGraphicFramePr>
-              <a:graphicFrameLocks xmlns:a="http://schemas.openxmlformats.org/drawingml/2006/main" noChangeAspect="1"/>
-            </wp:cNvGraphicFramePr>
-            <a:graphic xmlns:a="http://schemas.openxmlformats.org/drawingml/2006/main">
-              <a:graphicData uri="http://schemas.openxmlformats.org/drawingml/2006/picture">
-                <pic:pic xmlns:pic="http://schemas.openxmlformats.org/drawingml/2006/picture">
-                  <pic:nvPicPr>
-                    <pic:cNvPr id="1" name=""/>
-                    <pic:cNvPicPr/>
-                  </pic:nvPicPr>
-                  <pic:blipFill>
-                    <a:blip r:embed="rId15"/>
-                    <a:stretch>
-                      <a:fillRect/>
-                    </a:stretch>
-                  </pic:blipFill>
-                  <pic:spPr>
-                    <a:xfrm>
-                      <a:off x="0" y="0"/>
-                      <a:ext cx="5940425" cy="2918460"/>
-                    </a:xfrm>
-                    <a:prstGeom prst="rect">
-                      <a:avLst/>
-                    </a:prstGeom>
-                  </pic:spPr>
-                </pic:pic>
-              </a:graphicData>
-            </a:graphic>
-          </wp:inline>
-        </w:drawing>
-      </w:r>
-    </w:p>
-    <w:p>
-      <w:pPr>
-        <w:pStyle w:val="ac"/>
-        <w:spacing w:after="0" w:line="360" w:lineRule="auto"/>
-        <w:jc w:val="center"/>
-      </w:pPr>
-      <w:r>
-        <w:t xml:space="preserve">Рисунок </w:t>
-      </w:r>
-      <w:fldSimple w:instr=" SEQ Рисунок \* ARABIC ">
-        <w:r>
-          <w:rPr>
-            <w:noProof/>
-          </w:rPr>
-          <w:t>7</w:t>
-        </w:r>
-      </w:fldSimple>
+      <w:r>
+        <w:fldChar w:fldCharType="begin"/>
+      </w:r>
+      <w:r>
+        <w:instrText xml:space="preserve"> SEQ Рисунок \* ARABIC </w:instrText>
+      </w:r>
+      <w:r>
+        <w:fldChar w:fldCharType="separate"/>
+      </w:r>
+      <w:r>
+        <w:rPr>
+          <w:noProof/>
+        </w:rPr>
+        <w:t>7</w:t>
+      </w:r>
+      <w:r>
+        <w:rPr>
+          <w:noProof/>
+        </w:rPr>
+        <w:fldChar w:fldCharType="end"/>
+      </w:r>
       <w:r>
         <w:t xml:space="preserve"> – Блок-диаграмма виртуального прибора в ином случае</w:t>
       </w:r>
@@ -4038,7 +4040,7 @@
                     </pic:cNvPicPr>
                   </pic:nvPicPr>
                   <pic:blipFill>
-                    <a:blip r:embed="rId16">
+                    <a:blip r:embed="rId15">
                       <a:extLst>
                         <a:ext uri="{28A0092B-C50C-407E-A947-70E740481C1C}">
                           <a14:useLocalDpi xmlns:a14="http://schemas.microsoft.com/office/drawing/2010/main" val="0"/>
@@ -4079,14 +4081,27 @@
       <w:r>
         <w:t xml:space="preserve">Рисунок </w:t>
       </w:r>
-      <w:fldSimple w:instr=" SEQ Рисунок \* ARABIC ">
-        <w:r>
-          <w:rPr>
-            <w:noProof/>
-          </w:rPr>
-          <w:t>8</w:t>
-        </w:r>
-      </w:fldSimple>
+      <w:r>
+        <w:fldChar w:fldCharType="begin"/>
+      </w:r>
+      <w:r>
+        <w:instrText xml:space="preserve"> SEQ Рисунок \* ARABIC </w:instrText>
+      </w:r>
+      <w:r>
+        <w:fldChar w:fldCharType="separate"/>
+      </w:r>
+      <w:r>
+        <w:rPr>
+          <w:noProof/>
+        </w:rPr>
+        <w:t>8</w:t>
+      </w:r>
+      <w:r>
+        <w:rPr>
+          <w:noProof/>
+        </w:rPr>
+        <w:fldChar w:fldCharType="end"/>
+      </w:r>
       <w:r>
         <w:t xml:space="preserve"> – Интерфейс подпрограммы «Факториал»</w:t>
       </w:r>
@@ -4119,7 +4134,7 @@
                     </pic:cNvPicPr>
                   </pic:nvPicPr>
                   <pic:blipFill>
-                    <a:blip r:embed="rId17">
+                    <a:blip r:embed="rId16">
                       <a:extLst>
                         <a:ext uri="{28A0092B-C50C-407E-A947-70E740481C1C}">
                           <a14:useLocalDpi xmlns:a14="http://schemas.microsoft.com/office/drawing/2010/main" val="0"/>
@@ -4160,14 +4175,27 @@
       <w:r>
         <w:t xml:space="preserve">Рисунок </w:t>
       </w:r>
-      <w:fldSimple w:instr=" SEQ Рисунок \* ARABIC ">
-        <w:r>
-          <w:rPr>
-            <w:noProof/>
-          </w:rPr>
-          <w:t>9</w:t>
-        </w:r>
-      </w:fldSimple>
+      <w:r>
+        <w:fldChar w:fldCharType="begin"/>
+      </w:r>
+      <w:r>
+        <w:instrText xml:space="preserve"> SEQ Рисунок \* ARABIC </w:instrText>
+      </w:r>
+      <w:r>
+        <w:fldChar w:fldCharType="separate"/>
+      </w:r>
+      <w:r>
+        <w:rPr>
+          <w:noProof/>
+        </w:rPr>
+        <w:t>9</w:t>
+      </w:r>
+      <w:r>
+        <w:rPr>
+          <w:noProof/>
+        </w:rPr>
+        <w:fldChar w:fldCharType="end"/>
+      </w:r>
       <w:r>
         <w:t xml:space="preserve"> – Блок-диаграмма «Факториал»</w:t>
       </w:r>
@@ -4189,6 +4217,94 @@
             <wp:extent cx="3324225" cy="1257300"/>
             <wp:effectExtent l="0" t="0" r="9525" b="0"/>
             <wp:docPr id="68" name="Рисунок 68"/>
+            <wp:cNvGraphicFramePr>
+              <a:graphicFrameLocks xmlns:a="http://schemas.openxmlformats.org/drawingml/2006/main" noChangeAspect="1"/>
+            </wp:cNvGraphicFramePr>
+            <a:graphic xmlns:a="http://schemas.openxmlformats.org/drawingml/2006/main">
+              <a:graphicData uri="http://schemas.openxmlformats.org/drawingml/2006/picture">
+                <pic:pic xmlns:pic="http://schemas.openxmlformats.org/drawingml/2006/picture">
+                  <pic:nvPicPr>
+                    <pic:cNvPr id="1" name=""/>
+                    <pic:cNvPicPr/>
+                  </pic:nvPicPr>
+                  <pic:blipFill>
+                    <a:blip r:embed="rId17"/>
+                    <a:stretch>
+                      <a:fillRect/>
+                    </a:stretch>
+                  </pic:blipFill>
+                  <pic:spPr>
+                    <a:xfrm>
+                      <a:off x="0" y="0"/>
+                      <a:ext cx="3324225" cy="1257300"/>
+                    </a:xfrm>
+                    <a:prstGeom prst="rect">
+                      <a:avLst/>
+                    </a:prstGeom>
+                  </pic:spPr>
+                </pic:pic>
+              </a:graphicData>
+            </a:graphic>
+          </wp:inline>
+        </w:drawing>
+      </w:r>
+    </w:p>
+    <w:p>
+      <w:pPr>
+        <w:pStyle w:val="ac"/>
+        <w:spacing w:after="0" w:line="360" w:lineRule="auto"/>
+        <w:jc w:val="center"/>
+      </w:pPr>
+      <w:r>
+        <w:t xml:space="preserve">Рисунок </w:t>
+      </w:r>
+      <w:r>
+        <w:fldChar w:fldCharType="begin"/>
+      </w:r>
+      <w:r>
+        <w:instrText xml:space="preserve"> SEQ Рисунок \* ARABIC </w:instrText>
+      </w:r>
+      <w:r>
+        <w:fldChar w:fldCharType="separate"/>
+      </w:r>
+      <w:r>
+        <w:rPr>
+          <w:noProof/>
+        </w:rPr>
+        <w:t>10</w:t>
+      </w:r>
+      <w:r>
+        <w:rPr>
+          <w:noProof/>
+        </w:rPr>
+        <w:fldChar w:fldCharType="end"/>
+      </w:r>
+      <w:r>
+        <w:t xml:space="preserve"> – Интерфейс подпрограммы «</w:t>
+      </w:r>
+      <w:r>
+        <w:t>Реккурент</w:t>
+      </w:r>
+      <w:r>
+        <w:t>»</w:t>
+      </w:r>
+    </w:p>
+    <w:p/>
+    <w:p>
+      <w:pPr>
+        <w:keepNext/>
+        <w:jc w:val="center"/>
+      </w:pPr>
+      <w:r>
+        <w:rPr>
+          <w:noProof/>
+          <w:lang w:eastAsia="ru-RU"/>
+        </w:rPr>
+        <w:drawing>
+          <wp:inline distT="0" distB="0" distL="0" distR="0" wp14:anchorId="2C59EFEC" wp14:editId="1024A195">
+            <wp:extent cx="5940425" cy="2535555"/>
+            <wp:effectExtent l="0" t="0" r="3175" b="0"/>
+            <wp:docPr id="69" name="Рисунок 69"/>
             <wp:cNvGraphicFramePr>
               <a:graphicFrameLocks xmlns:a="http://schemas.openxmlformats.org/drawingml/2006/main" noChangeAspect="1"/>
             </wp:cNvGraphicFramePr>
@@ -4208,7 +4324,7 @@
                   <pic:spPr>
                     <a:xfrm>
                       <a:off x="0" y="0"/>
-                      <a:ext cx="3324225" cy="1257300"/>
+                      <a:ext cx="5940425" cy="2535555"/>
                     </a:xfrm>
                     <a:prstGeom prst="rect">
                       <a:avLst/>
@@ -4230,27 +4346,57 @@
       <w:r>
         <w:t xml:space="preserve">Рисунок </w:t>
       </w:r>
-      <w:fldSimple w:instr=" SEQ Рисунок \* ARABIC ">
-        <w:r>
-          <w:rPr>
-            <w:noProof/>
-          </w:rPr>
-          <w:t>10</w:t>
-        </w:r>
-      </w:fldSimple>
-      <w:r>
-        <w:t xml:space="preserve"> – Интерфейс подпрограммы «</w:t>
-      </w:r>
-      <w:proofErr w:type="spellStart"/>
+      <w:r>
+        <w:fldChar w:fldCharType="begin"/>
+      </w:r>
+      <w:r>
+        <w:instrText xml:space="preserve"> SEQ Рисунок \* ARABIC </w:instrText>
+      </w:r>
+      <w:r>
+        <w:fldChar w:fldCharType="separate"/>
+      </w:r>
+      <w:r>
+        <w:rPr>
+          <w:noProof/>
+        </w:rPr>
+        <w:t>11</w:t>
+      </w:r>
+      <w:r>
+        <w:rPr>
+          <w:noProof/>
+        </w:rPr>
+        <w:fldChar w:fldCharType="end"/>
+      </w:r>
+      <w:r>
+        <w:t xml:space="preserve"> – Блок-диаграмма «</w:t>
+      </w:r>
       <w:r>
         <w:t>Реккурент</w:t>
       </w:r>
-      <w:proofErr w:type="spellEnd"/>
       <w:r>
         <w:t>»</w:t>
       </w:r>
     </w:p>
-    <w:p/>
+    <w:p>
+      <w:r>
+        <w:tab/>
+      </w:r>
+    </w:p>
+    <w:p>
+      <w:pPr>
+        <w:pStyle w:val="1"/>
+      </w:pPr>
+      <w:bookmarkStart w:id="12" w:name="_Toc202985679"/>
+      <w:bookmarkStart w:id="13" w:name="_Toc208344410"/>
+      <w:r>
+        <w:t>Результат выполнения программы</w:t>
+      </w:r>
+      <w:bookmarkEnd w:id="12"/>
+      <w:r>
+        <w:t xml:space="preserve"> задания №1</w:t>
+      </w:r>
+      <w:bookmarkEnd w:id="13"/>
+    </w:p>
     <w:p>
       <w:pPr>
         <w:keepNext/>
@@ -4262,10 +4408,10 @@
           <w:lang w:eastAsia="ru-RU"/>
         </w:rPr>
         <w:drawing>
-          <wp:inline distT="0" distB="0" distL="0" distR="0" wp14:anchorId="2C59EFEC" wp14:editId="1024A195">
-            <wp:extent cx="5940425" cy="2535555"/>
-            <wp:effectExtent l="0" t="0" r="3175" b="0"/>
-            <wp:docPr id="69" name="Рисунок 69"/>
+          <wp:inline distT="0" distB="0" distL="0" distR="0" wp14:anchorId="0E881A4A" wp14:editId="1665389D">
+            <wp:extent cx="2705100" cy="1257300"/>
+            <wp:effectExtent l="0" t="0" r="0" b="0"/>
+            <wp:docPr id="70" name="Рисунок 70"/>
             <wp:cNvGraphicFramePr>
               <a:graphicFrameLocks xmlns:a="http://schemas.openxmlformats.org/drawingml/2006/main" noChangeAspect="1"/>
             </wp:cNvGraphicFramePr>
@@ -4285,7 +4431,7 @@
                   <pic:spPr>
                     <a:xfrm>
                       <a:off x="0" y="0"/>
-                      <a:ext cx="5940425" cy="2535555"/>
+                      <a:ext cx="2705100" cy="1257300"/>
                     </a:xfrm>
                     <a:prstGeom prst="rect">
                       <a:avLst/>
@@ -4307,46 +4453,32 @@
       <w:r>
         <w:t xml:space="preserve">Рисунок </w:t>
       </w:r>
-      <w:fldSimple w:instr=" SEQ Рисунок \* ARABIC ">
-        <w:r>
-          <w:rPr>
-            <w:noProof/>
-          </w:rPr>
-          <w:t>11</w:t>
-        </w:r>
-      </w:fldSimple>
-      <w:r>
-        <w:t xml:space="preserve"> – Блок-диаграмма «</w:t>
-      </w:r>
-      <w:proofErr w:type="spellStart"/>
-      <w:r>
-        <w:t>Реккурент</w:t>
-      </w:r>
-      <w:proofErr w:type="spellEnd"/>
-      <w:r>
-        <w:t>»</w:t>
-      </w:r>
-    </w:p>
-    <w:p>
-      <w:r>
-        <w:tab/>
-      </w:r>
-    </w:p>
-    <w:p>
-      <w:pPr>
-        <w:pStyle w:val="1"/>
-      </w:pPr>
-      <w:bookmarkStart w:id="11" w:name="_Toc202985679"/>
-      <w:bookmarkStart w:id="12" w:name="_Toc203944160"/>
-      <w:r>
-        <w:t>Результат выполнения программы</w:t>
-      </w:r>
-      <w:bookmarkEnd w:id="11"/>
-      <w:r>
-        <w:t xml:space="preserve"> задания №1</w:t>
-      </w:r>
-      <w:bookmarkEnd w:id="12"/>
-    </w:p>
+      <w:r>
+        <w:fldChar w:fldCharType="begin"/>
+      </w:r>
+      <w:r>
+        <w:instrText xml:space="preserve"> SEQ Рисунок \* ARABIC </w:instrText>
+      </w:r>
+      <w:r>
+        <w:fldChar w:fldCharType="separate"/>
+      </w:r>
+      <w:r>
+        <w:rPr>
+          <w:noProof/>
+        </w:rPr>
+        <w:t>12</w:t>
+      </w:r>
+      <w:r>
+        <w:rPr>
+          <w:noProof/>
+        </w:rPr>
+        <w:fldChar w:fldCharType="end"/>
+      </w:r>
+      <w:r>
+        <w:t xml:space="preserve"> – Результат вычислений виртуального прибора задания №1 по 1 элементу ряда</w:t>
+      </w:r>
+    </w:p>
+    <w:p/>
     <w:p>
       <w:pPr>
         <w:keepNext/>
@@ -4357,11 +4489,12 @@
           <w:noProof/>
           <w:lang w:eastAsia="ru-RU"/>
         </w:rPr>
+        <w:lastRenderedPageBreak/>
         <w:drawing>
-          <wp:inline distT="0" distB="0" distL="0" distR="0" wp14:anchorId="0E881A4A" wp14:editId="1665389D">
-            <wp:extent cx="2705100" cy="1257300"/>
+          <wp:inline distT="0" distB="0" distL="0" distR="0" wp14:anchorId="223603A4" wp14:editId="0D367E93">
+            <wp:extent cx="2990850" cy="1600200"/>
             <wp:effectExtent l="0" t="0" r="0" b="0"/>
-            <wp:docPr id="70" name="Рисунок 70"/>
+            <wp:docPr id="71" name="Рисунок 71"/>
             <wp:cNvGraphicFramePr>
               <a:graphicFrameLocks xmlns:a="http://schemas.openxmlformats.org/drawingml/2006/main" noChangeAspect="1"/>
             </wp:cNvGraphicFramePr>
@@ -4381,7 +4514,7 @@
                   <pic:spPr>
                     <a:xfrm>
                       <a:off x="0" y="0"/>
-                      <a:ext cx="2705100" cy="1257300"/>
+                      <a:ext cx="2990850" cy="1600200"/>
                     </a:xfrm>
                     <a:prstGeom prst="rect">
                       <a:avLst/>
@@ -4403,16 +4536,29 @@
       <w:r>
         <w:t xml:space="preserve">Рисунок </w:t>
       </w:r>
-      <w:fldSimple w:instr=" SEQ Рисунок \* ARABIC ">
-        <w:r>
-          <w:rPr>
-            <w:noProof/>
-          </w:rPr>
-          <w:t>12</w:t>
-        </w:r>
-      </w:fldSimple>
-      <w:r>
-        <w:t xml:space="preserve"> – Результат вычислений виртуального прибора задания №1 по 1 элементу ряда</w:t>
+      <w:r>
+        <w:fldChar w:fldCharType="begin"/>
+      </w:r>
+      <w:r>
+        <w:instrText xml:space="preserve"> SEQ Рисунок \* ARABIC </w:instrText>
+      </w:r>
+      <w:r>
+        <w:fldChar w:fldCharType="separate"/>
+      </w:r>
+      <w:r>
+        <w:rPr>
+          <w:noProof/>
+        </w:rPr>
+        <w:t>13</w:t>
+      </w:r>
+      <w:r>
+        <w:rPr>
+          <w:noProof/>
+        </w:rPr>
+        <w:fldChar w:fldCharType="end"/>
+      </w:r>
+      <w:r>
+        <w:t xml:space="preserve"> – Результат вычислений виртуального прибора задания №1 по 2 элементам ряда</w:t>
       </w:r>
     </w:p>
     <w:p/>
@@ -4426,12 +4572,11 @@
           <w:noProof/>
           <w:lang w:eastAsia="ru-RU"/>
         </w:rPr>
-        <w:lastRenderedPageBreak/>
         <w:drawing>
-          <wp:inline distT="0" distB="0" distL="0" distR="0" wp14:anchorId="223603A4" wp14:editId="0D367E93">
-            <wp:extent cx="2990850" cy="1600200"/>
-            <wp:effectExtent l="0" t="0" r="0" b="0"/>
-            <wp:docPr id="71" name="Рисунок 71"/>
+          <wp:inline distT="0" distB="0" distL="0" distR="0" wp14:anchorId="7DA3BA2A" wp14:editId="0D29D6DF">
+            <wp:extent cx="2809875" cy="1466850"/>
+            <wp:effectExtent l="0" t="0" r="9525" b="0"/>
+            <wp:docPr id="72" name="Рисунок 72"/>
             <wp:cNvGraphicFramePr>
               <a:graphicFrameLocks xmlns:a="http://schemas.openxmlformats.org/drawingml/2006/main" noChangeAspect="1"/>
             </wp:cNvGraphicFramePr>
@@ -4451,7 +4596,7 @@
                   <pic:spPr>
                     <a:xfrm>
                       <a:off x="0" y="0"/>
-                      <a:ext cx="2990850" cy="1600200"/>
+                      <a:ext cx="2809875" cy="1466850"/>
                     </a:xfrm>
                     <a:prstGeom prst="rect">
                       <a:avLst/>
@@ -4473,19 +4618,31 @@
       <w:r>
         <w:t xml:space="preserve">Рисунок </w:t>
       </w:r>
-      <w:fldSimple w:instr=" SEQ Рисунок \* ARABIC ">
-        <w:r>
-          <w:rPr>
-            <w:noProof/>
-          </w:rPr>
-          <w:t>13</w:t>
-        </w:r>
-      </w:fldSimple>
-      <w:r>
-        <w:t xml:space="preserve"> – Результат вычислений виртуального прибора задания №1 по 2 элементам ряда</w:t>
-      </w:r>
-    </w:p>
-    <w:p/>
+      <w:r>
+        <w:fldChar w:fldCharType="begin"/>
+      </w:r>
+      <w:r>
+        <w:instrText xml:space="preserve"> SEQ Рисунок \* ARABIC </w:instrText>
+      </w:r>
+      <w:r>
+        <w:fldChar w:fldCharType="separate"/>
+      </w:r>
+      <w:r>
+        <w:rPr>
+          <w:noProof/>
+        </w:rPr>
+        <w:t>14</w:t>
+      </w:r>
+      <w:r>
+        <w:rPr>
+          <w:noProof/>
+        </w:rPr>
+        <w:fldChar w:fldCharType="end"/>
+      </w:r>
+      <w:r>
+        <w:t xml:space="preserve"> – Результат вычислений виртуального прибора задания №1 по 3 элементам ряда</w:t>
+      </w:r>
+    </w:p>
     <w:p>
       <w:pPr>
         <w:keepNext/>
@@ -4497,10 +4654,10 @@
           <w:lang w:eastAsia="ru-RU"/>
         </w:rPr>
         <w:drawing>
-          <wp:inline distT="0" distB="0" distL="0" distR="0" wp14:anchorId="7DA3BA2A" wp14:editId="0D29D6DF">
-            <wp:extent cx="2809875" cy="1466850"/>
-            <wp:effectExtent l="0" t="0" r="9525" b="0"/>
-            <wp:docPr id="72" name="Рисунок 72"/>
+          <wp:inline distT="0" distB="0" distL="0" distR="0" wp14:anchorId="1000DD5A" wp14:editId="0C387DBF">
+            <wp:extent cx="2838450" cy="1809750"/>
+            <wp:effectExtent l="0" t="0" r="0" b="0"/>
+            <wp:docPr id="73" name="Рисунок 73"/>
             <wp:cNvGraphicFramePr>
               <a:graphicFrameLocks xmlns:a="http://schemas.openxmlformats.org/drawingml/2006/main" noChangeAspect="1"/>
             </wp:cNvGraphicFramePr>
@@ -4520,7 +4677,7 @@
                   <pic:spPr>
                     <a:xfrm>
                       <a:off x="0" y="0"/>
-                      <a:ext cx="2809875" cy="1466850"/>
+                      <a:ext cx="2838450" cy="1809750"/>
                     </a:xfrm>
                     <a:prstGeom prst="rect">
                       <a:avLst/>
@@ -4542,18 +4699,38 @@
       <w:r>
         <w:t xml:space="preserve">Рисунок </w:t>
       </w:r>
-      <w:fldSimple w:instr=" SEQ Рисунок \* ARABIC ">
-        <w:r>
-          <w:rPr>
-            <w:noProof/>
-          </w:rPr>
-          <w:t>14</w:t>
-        </w:r>
-      </w:fldSimple>
-      <w:r>
-        <w:t xml:space="preserve"> – Результат вычислений виртуального прибора задания №1 по 3 элементам ряда</w:t>
-      </w:r>
-    </w:p>
+      <w:r>
+        <w:fldChar w:fldCharType="begin"/>
+      </w:r>
+      <w:r>
+        <w:instrText xml:space="preserve"> SEQ Рисунок \* ARABIC </w:instrText>
+      </w:r>
+      <w:r>
+        <w:fldChar w:fldCharType="separate"/>
+      </w:r>
+      <w:r>
+        <w:rPr>
+          <w:noProof/>
+        </w:rPr>
+        <w:t>15</w:t>
+      </w:r>
+      <w:r>
+        <w:rPr>
+          <w:noProof/>
+        </w:rPr>
+        <w:fldChar w:fldCharType="end"/>
+      </w:r>
+      <w:r>
+        <w:t xml:space="preserve"> – Результат вычислений виртуального прибора</w:t>
+      </w:r>
+      <w:r>
+        <w:t xml:space="preserve"> задания №1</w:t>
+      </w:r>
+      <w:r>
+        <w:t xml:space="preserve"> по 4 элементам ряда</w:t>
+      </w:r>
+    </w:p>
+    <w:p/>
     <w:p>
       <w:pPr>
         <w:keepNext/>
@@ -4564,11 +4741,12 @@
           <w:noProof/>
           <w:lang w:eastAsia="ru-RU"/>
         </w:rPr>
+        <w:lastRenderedPageBreak/>
         <w:drawing>
-          <wp:inline distT="0" distB="0" distL="0" distR="0" wp14:anchorId="1000DD5A" wp14:editId="0C387DBF">
-            <wp:extent cx="2838450" cy="1809750"/>
-            <wp:effectExtent l="0" t="0" r="0" b="0"/>
-            <wp:docPr id="73" name="Рисунок 73"/>
+          <wp:inline distT="0" distB="0" distL="0" distR="0" wp14:anchorId="4517153D" wp14:editId="21969590">
+            <wp:extent cx="3352800" cy="3724275"/>
+            <wp:effectExtent l="0" t="0" r="0" b="9525"/>
+            <wp:docPr id="75" name="Рисунок 75"/>
             <wp:cNvGraphicFramePr>
               <a:graphicFrameLocks xmlns:a="http://schemas.openxmlformats.org/drawingml/2006/main" noChangeAspect="1"/>
             </wp:cNvGraphicFramePr>
@@ -4588,7 +4766,7 @@
                   <pic:spPr>
                     <a:xfrm>
                       <a:off x="0" y="0"/>
-                      <a:ext cx="2838450" cy="1809750"/>
+                      <a:ext cx="3352800" cy="3724275"/>
                     </a:xfrm>
                     <a:prstGeom prst="rect">
                       <a:avLst/>
@@ -4610,27 +4788,61 @@
       <w:r>
         <w:t xml:space="preserve">Рисунок </w:t>
       </w:r>
-      <w:fldSimple w:instr=" SEQ Рисунок \* ARABIC ">
-        <w:r>
-          <w:rPr>
-            <w:noProof/>
-          </w:rPr>
-          <w:t>15</w:t>
-        </w:r>
-      </w:fldSimple>
-      <w:r>
-        <w:t xml:space="preserve"> – Результат вычислений виртуального прибора</w:t>
-      </w:r>
-      <w:r>
-        <w:t xml:space="preserve"> задания №1</w:t>
-      </w:r>
-      <w:r>
-        <w:t xml:space="preserve"> по 4 элементам ряда</w:t>
+      <w:r>
+        <w:fldChar w:fldCharType="begin"/>
+      </w:r>
+      <w:r>
+        <w:instrText xml:space="preserve"> SEQ Рисунок \* ARABIC </w:instrText>
+      </w:r>
+      <w:r>
+        <w:fldChar w:fldCharType="separate"/>
+      </w:r>
+      <w:r>
+        <w:rPr>
+          <w:noProof/>
+        </w:rPr>
+        <w:t>16</w:t>
+      </w:r>
+      <w:r>
+        <w:rPr>
+          <w:noProof/>
+        </w:rPr>
+        <w:fldChar w:fldCharType="end"/>
+      </w:r>
+      <w:r>
+        <w:t xml:space="preserve"> – Значение </w:t>
+      </w:r>
+      <w:r>
+        <w:t xml:space="preserve">арккосинуса </w:t>
+      </w:r>
+      <w:r>
+        <w:t xml:space="preserve">через встроенную функцию в </w:t>
+      </w:r>
+      <w:r>
+        <w:rPr>
+          <w:i/>
+          <w:lang w:val="en-US"/>
+        </w:rPr>
+        <w:t>LabView</w:t>
       </w:r>
     </w:p>
     <w:p/>
     <w:p>
       <w:pPr>
+        <w:ind w:firstLine="708"/>
+      </w:pPr>
+      <w:r>
+        <w:t xml:space="preserve">По полученным результатам можно понять, что реализованная программа считает значения </w:t>
+      </w:r>
+      <w:r>
+        <w:t xml:space="preserve">арккосинуса </w:t>
+      </w:r>
+      <w:r>
+        <w:t>с небольшой погрешностью в связи с количеством членов ряда.</w:t>
+      </w:r>
+    </w:p>
+    <w:p>
+      <w:pPr>
         <w:keepNext/>
         <w:jc w:val="center"/>
       </w:pPr>
@@ -4639,12 +4851,11 @@
           <w:noProof/>
           <w:lang w:eastAsia="ru-RU"/>
         </w:rPr>
-        <w:lastRenderedPageBreak/>
         <w:drawing>
-          <wp:inline distT="0" distB="0" distL="0" distR="0" wp14:anchorId="4517153D" wp14:editId="21969590">
-            <wp:extent cx="3352800" cy="3724275"/>
+          <wp:inline distT="0" distB="0" distL="0" distR="0" wp14:anchorId="4040897F" wp14:editId="06E793DF">
+            <wp:extent cx="3905250" cy="2409825"/>
             <wp:effectExtent l="0" t="0" r="0" b="9525"/>
-            <wp:docPr id="75" name="Рисунок 75"/>
+            <wp:docPr id="76" name="Рисунок 76"/>
             <wp:cNvGraphicFramePr>
               <a:graphicFrameLocks xmlns:a="http://schemas.openxmlformats.org/drawingml/2006/main" noChangeAspect="1"/>
             </wp:cNvGraphicFramePr>
@@ -4664,102 +4875,6 @@
                   <pic:spPr>
                     <a:xfrm>
                       <a:off x="0" y="0"/>
-                      <a:ext cx="3352800" cy="3724275"/>
-                    </a:xfrm>
-                    <a:prstGeom prst="rect">
-                      <a:avLst/>
-                    </a:prstGeom>
-                  </pic:spPr>
-                </pic:pic>
-              </a:graphicData>
-            </a:graphic>
-          </wp:inline>
-        </w:drawing>
-      </w:r>
-    </w:p>
-    <w:p>
-      <w:pPr>
-        <w:pStyle w:val="ac"/>
-        <w:spacing w:after="0" w:line="360" w:lineRule="auto"/>
-        <w:jc w:val="center"/>
-      </w:pPr>
-      <w:r>
-        <w:t xml:space="preserve">Рисунок </w:t>
-      </w:r>
-      <w:fldSimple w:instr=" SEQ Рисунок \* ARABIC ">
-        <w:r>
-          <w:rPr>
-            <w:noProof/>
-          </w:rPr>
-          <w:t>16</w:t>
-        </w:r>
-      </w:fldSimple>
-      <w:r>
-        <w:t xml:space="preserve"> – Значение </w:t>
-      </w:r>
-      <w:r>
-        <w:t xml:space="preserve">арккосинуса </w:t>
-      </w:r>
-      <w:r>
-        <w:t xml:space="preserve">через встроенную функцию в </w:t>
-      </w:r>
-      <w:r>
-        <w:rPr>
-          <w:i/>
-          <w:lang w:val="en-US"/>
-        </w:rPr>
-        <w:t>LabView</w:t>
-      </w:r>
-    </w:p>
-    <w:p/>
-    <w:p>
-      <w:pPr>
-        <w:ind w:firstLine="708"/>
-      </w:pPr>
-      <w:r>
-        <w:t xml:space="preserve">По полученным результатам можно понять, что реализованная программа считает значения </w:t>
-      </w:r>
-      <w:r>
-        <w:t xml:space="preserve">арккосинуса </w:t>
-      </w:r>
-      <w:r>
-        <w:t>с небольшой погрешностью в связи с количеством членов ряда.</w:t>
-      </w:r>
-    </w:p>
-    <w:p>
-      <w:pPr>
-        <w:keepNext/>
-        <w:jc w:val="center"/>
-      </w:pPr>
-      <w:r>
-        <w:rPr>
-          <w:noProof/>
-          <w:lang w:eastAsia="ru-RU"/>
-        </w:rPr>
-        <w:drawing>
-          <wp:inline distT="0" distB="0" distL="0" distR="0" wp14:anchorId="4040897F" wp14:editId="06E793DF">
-            <wp:extent cx="3905250" cy="2409825"/>
-            <wp:effectExtent l="0" t="0" r="0" b="9525"/>
-            <wp:docPr id="76" name="Рисунок 76"/>
-            <wp:cNvGraphicFramePr>
-              <a:graphicFrameLocks xmlns:a="http://schemas.openxmlformats.org/drawingml/2006/main" noChangeAspect="1"/>
-            </wp:cNvGraphicFramePr>
-            <a:graphic xmlns:a="http://schemas.openxmlformats.org/drawingml/2006/main">
-              <a:graphicData uri="http://schemas.openxmlformats.org/drawingml/2006/picture">
-                <pic:pic xmlns:pic="http://schemas.openxmlformats.org/drawingml/2006/picture">
-                  <pic:nvPicPr>
-                    <pic:cNvPr id="1" name=""/>
-                    <pic:cNvPicPr/>
-                  </pic:nvPicPr>
-                  <pic:blipFill>
-                    <a:blip r:embed="rId25"/>
-                    <a:stretch>
-                      <a:fillRect/>
-                    </a:stretch>
-                  </pic:blipFill>
-                  <pic:spPr>
-                    <a:xfrm>
-                      <a:off x="0" y="0"/>
                       <a:ext cx="3905250" cy="2409825"/>
                     </a:xfrm>
                     <a:prstGeom prst="rect">
@@ -4782,14 +4897,27 @@
       <w:r>
         <w:t xml:space="preserve">Рисунок </w:t>
       </w:r>
-      <w:fldSimple w:instr=" SEQ Рисунок \* ARABIC ">
-        <w:r>
-          <w:rPr>
-            <w:noProof/>
-          </w:rPr>
-          <w:t>17</w:t>
-        </w:r>
-      </w:fldSimple>
+      <w:r>
+        <w:fldChar w:fldCharType="begin"/>
+      </w:r>
+      <w:r>
+        <w:instrText xml:space="preserve"> SEQ Рисунок \* ARABIC </w:instrText>
+      </w:r>
+      <w:r>
+        <w:fldChar w:fldCharType="separate"/>
+      </w:r>
+      <w:r>
+        <w:rPr>
+          <w:noProof/>
+        </w:rPr>
+        <w:t>17</w:t>
+      </w:r>
+      <w:r>
+        <w:rPr>
+          <w:noProof/>
+        </w:rPr>
+        <w:fldChar w:fldCharType="end"/>
+      </w:r>
       <w:r>
         <w:t xml:space="preserve"> – Результат выполнения виртуального прибора</w:t>
       </w:r>
@@ -4805,17 +4933,17 @@
       <w:pPr>
         <w:pStyle w:val="1"/>
       </w:pPr>
-      <w:bookmarkStart w:id="13" w:name="_Toc203376611"/>
-      <w:bookmarkStart w:id="14" w:name="_Toc203944161"/>
+      <w:bookmarkStart w:id="14" w:name="_Toc203376611"/>
+      <w:bookmarkStart w:id="15" w:name="_Toc208344411"/>
       <w:r>
         <w:lastRenderedPageBreak/>
         <w:t>Блок-схемы алгоритма программы</w:t>
       </w:r>
-      <w:bookmarkEnd w:id="13"/>
+      <w:bookmarkEnd w:id="14"/>
       <w:r>
         <w:t xml:space="preserve"> задания №2</w:t>
       </w:r>
-      <w:bookmarkEnd w:id="14"/>
+      <w:bookmarkEnd w:id="15"/>
     </w:p>
     <w:p>
       <w:pPr>
@@ -4845,7 +4973,7 @@
                     </pic:cNvPicPr>
                   </pic:nvPicPr>
                   <pic:blipFill>
-                    <a:blip r:embed="rId26">
+                    <a:blip r:embed="rId25">
                       <a:extLst>
                         <a:ext uri="{28A0092B-C50C-407E-A947-70E740481C1C}">
                           <a14:useLocalDpi xmlns:a14="http://schemas.microsoft.com/office/drawing/2010/main" val="0"/>
@@ -4885,14 +5013,27 @@
       <w:r>
         <w:t xml:space="preserve">Рисунок </w:t>
       </w:r>
-      <w:fldSimple w:instr=" SEQ Рисунок \* ARABIC ">
-        <w:r>
-          <w:rPr>
-            <w:noProof/>
-          </w:rPr>
-          <w:t>18</w:t>
-        </w:r>
-      </w:fldSimple>
+      <w:r>
+        <w:fldChar w:fldCharType="begin"/>
+      </w:r>
+      <w:r>
+        <w:instrText xml:space="preserve"> SEQ Рисунок \* ARABIC </w:instrText>
+      </w:r>
+      <w:r>
+        <w:fldChar w:fldCharType="separate"/>
+      </w:r>
+      <w:r>
+        <w:rPr>
+          <w:noProof/>
+        </w:rPr>
+        <w:t>18</w:t>
+      </w:r>
+      <w:r>
+        <w:rPr>
+          <w:noProof/>
+        </w:rPr>
+        <w:fldChar w:fldCharType="end"/>
+      </w:r>
       <w:r>
         <w:t xml:space="preserve"> – Блок-схема алгоритма для задания №2</w:t>
       </w:r>
@@ -4904,8 +5045,8 @@
           <w:i/>
         </w:rPr>
       </w:pPr>
-      <w:bookmarkStart w:id="15" w:name="_Toc203376612"/>
-      <w:bookmarkStart w:id="16" w:name="_Toc203944162"/>
+      <w:bookmarkStart w:id="16" w:name="_Toc203376612"/>
+      <w:bookmarkStart w:id="17" w:name="_Toc208344412"/>
       <w:r>
         <w:lastRenderedPageBreak/>
         <w:t>Реализация решения</w:t>
@@ -4923,8 +5064,8 @@
         </w:rPr>
         <w:t>LabView</w:t>
       </w:r>
-      <w:bookmarkEnd w:id="15"/>
       <w:bookmarkEnd w:id="16"/>
+      <w:bookmarkEnd w:id="17"/>
     </w:p>
     <w:p>
       <w:pPr>
@@ -4941,6 +5082,92 @@
             <wp:extent cx="5940425" cy="3408680"/>
             <wp:effectExtent l="0" t="0" r="3175" b="1270"/>
             <wp:docPr id="78" name="Рисунок 78"/>
+            <wp:cNvGraphicFramePr>
+              <a:graphicFrameLocks xmlns:a="http://schemas.openxmlformats.org/drawingml/2006/main" noChangeAspect="1"/>
+            </wp:cNvGraphicFramePr>
+            <a:graphic xmlns:a="http://schemas.openxmlformats.org/drawingml/2006/main">
+              <a:graphicData uri="http://schemas.openxmlformats.org/drawingml/2006/picture">
+                <pic:pic xmlns:pic="http://schemas.openxmlformats.org/drawingml/2006/picture">
+                  <pic:nvPicPr>
+                    <pic:cNvPr id="1" name=""/>
+                    <pic:cNvPicPr/>
+                  </pic:nvPicPr>
+                  <pic:blipFill>
+                    <a:blip r:embed="rId26"/>
+                    <a:stretch>
+                      <a:fillRect/>
+                    </a:stretch>
+                  </pic:blipFill>
+                  <pic:spPr>
+                    <a:xfrm>
+                      <a:off x="0" y="0"/>
+                      <a:ext cx="5940425" cy="3408680"/>
+                    </a:xfrm>
+                    <a:prstGeom prst="rect">
+                      <a:avLst/>
+                    </a:prstGeom>
+                  </pic:spPr>
+                </pic:pic>
+              </a:graphicData>
+            </a:graphic>
+          </wp:inline>
+        </w:drawing>
+      </w:r>
+    </w:p>
+    <w:p>
+      <w:pPr>
+        <w:pStyle w:val="ac"/>
+        <w:jc w:val="center"/>
+      </w:pPr>
+      <w:r>
+        <w:t xml:space="preserve">Рисунок </w:t>
+      </w:r>
+      <w:r>
+        <w:fldChar w:fldCharType="begin"/>
+      </w:r>
+      <w:r>
+        <w:instrText xml:space="preserve"> SEQ Рисунок \* ARABIC </w:instrText>
+      </w:r>
+      <w:r>
+        <w:fldChar w:fldCharType="separate"/>
+      </w:r>
+      <w:r>
+        <w:rPr>
+          <w:noProof/>
+        </w:rPr>
+        <w:t>19</w:t>
+      </w:r>
+      <w:r>
+        <w:rPr>
+          <w:noProof/>
+        </w:rPr>
+        <w:fldChar w:fldCharType="end"/>
+      </w:r>
+      <w:r>
+        <w:t xml:space="preserve"> – Интерфейс виртуального прибора</w:t>
+      </w:r>
+      <w:r>
+        <w:t xml:space="preserve"> задания №2</w:t>
+      </w:r>
+      <w:r>
+        <w:t xml:space="preserve"> в начальном состоянии</w:t>
+      </w:r>
+    </w:p>
+    <w:p>
+      <w:pPr>
+        <w:keepNext/>
+        <w:jc w:val="center"/>
+      </w:pPr>
+      <w:r>
+        <w:rPr>
+          <w:noProof/>
+          <w:lang w:eastAsia="ru-RU"/>
+        </w:rPr>
+        <w:drawing>
+          <wp:inline distT="0" distB="0" distL="0" distR="0" wp14:anchorId="3CA8EF24" wp14:editId="608CEDF6">
+            <wp:extent cx="5940425" cy="2502535"/>
+            <wp:effectExtent l="0" t="0" r="3175" b="0"/>
+            <wp:docPr id="7" name="Рисунок 7"/>
             <wp:cNvGraphicFramePr>
               <a:graphicFrameLocks xmlns:a="http://schemas.openxmlformats.org/drawingml/2006/main" noChangeAspect="1"/>
             </wp:cNvGraphicFramePr>
@@ -4960,7 +5187,7 @@
                   <pic:spPr>
                     <a:xfrm>
                       <a:off x="0" y="0"/>
-                      <a:ext cx="5940425" cy="3408680"/>
+                      <a:ext cx="5940425" cy="2502535"/>
                     </a:xfrm>
                     <a:prstGeom prst="rect">
                       <a:avLst/>
@@ -4981,23 +5208,49 @@
       <w:r>
         <w:t xml:space="preserve">Рисунок </w:t>
       </w:r>
-      <w:fldSimple w:instr=" SEQ Рисунок \* ARABIC ">
-        <w:r>
-          <w:rPr>
-            <w:noProof/>
-          </w:rPr>
-          <w:t>19</w:t>
-        </w:r>
-      </w:fldSimple>
-      <w:r>
-        <w:t xml:space="preserve"> – Интерфейс виртуального прибора</w:t>
+      <w:r>
+        <w:fldChar w:fldCharType="begin"/>
+      </w:r>
+      <w:r>
+        <w:instrText xml:space="preserve"> SEQ Рисунок \* ARABIC </w:instrText>
+      </w:r>
+      <w:r>
+        <w:fldChar w:fldCharType="separate"/>
+      </w:r>
+      <w:r>
+        <w:rPr>
+          <w:noProof/>
+        </w:rPr>
+        <w:t>20</w:t>
+      </w:r>
+      <w:r>
+        <w:rPr>
+          <w:noProof/>
+        </w:rPr>
+        <w:fldChar w:fldCharType="end"/>
+      </w:r>
+      <w:r>
+        <w:t xml:space="preserve"> – Блок-диаграмма алгоритма</w:t>
       </w:r>
       <w:r>
         <w:t xml:space="preserve"> задания №2</w:t>
       </w:r>
-      <w:r>
-        <w:t xml:space="preserve"> в начальном состоянии</w:t>
-      </w:r>
+    </w:p>
+    <w:p>
+      <w:pPr>
+        <w:pStyle w:val="1"/>
+      </w:pPr>
+      <w:bookmarkStart w:id="18" w:name="_Toc203376613"/>
+      <w:bookmarkStart w:id="19" w:name="_Toc208344413"/>
+      <w:r>
+        <w:lastRenderedPageBreak/>
+        <w:t>Результат выполнения программы</w:t>
+      </w:r>
+      <w:bookmarkEnd w:id="18"/>
+      <w:r>
+        <w:t xml:space="preserve"> задания №2</w:t>
+      </w:r>
+      <w:bookmarkEnd w:id="19"/>
     </w:p>
     <w:p>
       <w:pPr>
@@ -5010,10 +5263,10 @@
           <w:lang w:eastAsia="ru-RU"/>
         </w:rPr>
         <w:drawing>
-          <wp:inline distT="0" distB="0" distL="0" distR="0" wp14:anchorId="68A26EE9" wp14:editId="2D1D51F1">
-            <wp:extent cx="5940425" cy="2992120"/>
-            <wp:effectExtent l="0" t="0" r="3175" b="0"/>
-            <wp:docPr id="79" name="Рисунок 79"/>
+          <wp:inline distT="0" distB="0" distL="0" distR="0" wp14:anchorId="4EF9FD55" wp14:editId="46BDA79D">
+            <wp:extent cx="5940425" cy="3123565"/>
+            <wp:effectExtent l="0" t="0" r="3175" b="635"/>
+            <wp:docPr id="80" name="Рисунок 80"/>
             <wp:cNvGraphicFramePr>
               <a:graphicFrameLocks xmlns:a="http://schemas.openxmlformats.org/drawingml/2006/main" noChangeAspect="1"/>
             </wp:cNvGraphicFramePr>
@@ -5033,7 +5286,7 @@
                   <pic:spPr>
                     <a:xfrm>
                       <a:off x="0" y="0"/>
-                      <a:ext cx="5940425" cy="2992120"/>
+                      <a:ext cx="5940425" cy="3123565"/>
                     </a:xfrm>
                     <a:prstGeom prst="rect">
                       <a:avLst/>
@@ -5054,36 +5307,33 @@
       <w:r>
         <w:t xml:space="preserve">Рисунок </w:t>
       </w:r>
-      <w:fldSimple w:instr=" SEQ Рисунок \* ARABIC ">
-        <w:r>
-          <w:rPr>
-            <w:noProof/>
-          </w:rPr>
-          <w:t>20</w:t>
-        </w:r>
-      </w:fldSimple>
-      <w:r>
-        <w:t xml:space="preserve"> – Блок-диаграмма алгоритма</w:t>
-      </w:r>
-      <w:r>
-        <w:t xml:space="preserve"> задания №2</w:t>
-      </w:r>
-    </w:p>
-    <w:p>
-      <w:pPr>
-        <w:pStyle w:val="1"/>
-      </w:pPr>
-      <w:bookmarkStart w:id="17" w:name="_Toc203376613"/>
-      <w:bookmarkStart w:id="18" w:name="_Toc203944163"/>
-      <w:r>
-        <w:lastRenderedPageBreak/>
-        <w:t>Результат выполнения программы</w:t>
-      </w:r>
-      <w:bookmarkEnd w:id="17"/>
-      <w:r>
-        <w:t xml:space="preserve"> задания №2</w:t>
-      </w:r>
-      <w:bookmarkEnd w:id="18"/>
+      <w:r>
+        <w:fldChar w:fldCharType="begin"/>
+      </w:r>
+      <w:r>
+        <w:instrText xml:space="preserve"> SEQ Рисунок \* ARABIC </w:instrText>
+      </w:r>
+      <w:r>
+        <w:fldChar w:fldCharType="separate"/>
+      </w:r>
+      <w:r>
+        <w:rPr>
+          <w:noProof/>
+        </w:rPr>
+        <w:t>21</w:t>
+      </w:r>
+      <w:r>
+        <w:rPr>
+          <w:noProof/>
+        </w:rPr>
+        <w:fldChar w:fldCharType="end"/>
+      </w:r>
+      <w:r>
+        <w:t xml:space="preserve"> – Результат при некорректном вводе данных</w:t>
+      </w:r>
+      <w:r>
+        <w:t xml:space="preserve"> в задании №2</w:t>
+      </w:r>
     </w:p>
     <w:p>
       <w:pPr>
@@ -5096,10 +5346,10 @@
           <w:lang w:eastAsia="ru-RU"/>
         </w:rPr>
         <w:drawing>
-          <wp:inline distT="0" distB="0" distL="0" distR="0" wp14:anchorId="4EF9FD55" wp14:editId="46BDA79D">
-            <wp:extent cx="5940425" cy="3123565"/>
-            <wp:effectExtent l="0" t="0" r="3175" b="635"/>
-            <wp:docPr id="80" name="Рисунок 80"/>
+          <wp:inline distT="0" distB="0" distL="0" distR="0" wp14:anchorId="689CF623" wp14:editId="7BAC4707">
+            <wp:extent cx="5940425" cy="3470910"/>
+            <wp:effectExtent l="0" t="0" r="3175" b="0"/>
+            <wp:docPr id="8" name="Рисунок 8"/>
             <wp:cNvGraphicFramePr>
               <a:graphicFrameLocks xmlns:a="http://schemas.openxmlformats.org/drawingml/2006/main" noChangeAspect="1"/>
             </wp:cNvGraphicFramePr>
@@ -5119,7 +5369,7 @@
                   <pic:spPr>
                     <a:xfrm>
                       <a:off x="0" y="0"/>
-                      <a:ext cx="5940425" cy="3123565"/>
+                      <a:ext cx="5940425" cy="3470910"/>
                     </a:xfrm>
                     <a:prstGeom prst="rect">
                       <a:avLst/>
@@ -5140,22 +5390,63 @@
       <w:r>
         <w:t xml:space="preserve">Рисунок </w:t>
       </w:r>
-      <w:fldSimple w:instr=" SEQ Рисунок \* ARABIC ">
-        <w:r>
-          <w:rPr>
-            <w:noProof/>
-          </w:rPr>
-          <w:t>21</w:t>
-        </w:r>
-      </w:fldSimple>
-      <w:r>
-        <w:t xml:space="preserve"> – Результат при некорректном вводе данных</w:t>
+      <w:r>
+        <w:fldChar w:fldCharType="begin"/>
+      </w:r>
+      <w:r>
+        <w:instrText xml:space="preserve"> SEQ Рисунок \* ARABIC </w:instrText>
+      </w:r>
+      <w:r>
+        <w:fldChar w:fldCharType="separate"/>
+      </w:r>
+      <w:r>
+        <w:rPr>
+          <w:noProof/>
+        </w:rPr>
+        <w:t>22</w:t>
+      </w:r>
+      <w:r>
+        <w:rPr>
+          <w:noProof/>
+        </w:rPr>
+        <w:fldChar w:fldCharType="end"/>
+      </w:r>
+      <w:r>
+        <w:t xml:space="preserve"> – Результат в случае </w:t>
+      </w:r>
+      <w:r>
+        <w:rPr>
+          <w:i/>
+          <w:iCs w:val="0"/>
+          <w:lang w:val="en-US"/>
+        </w:rPr>
+        <w:t>h</w:t>
+      </w:r>
+      <w:r>
+        <w:t xml:space="preserve"> = 0.01</w:t>
       </w:r>
       <w:r>
         <w:t xml:space="preserve"> в задании №2</w:t>
       </w:r>
     </w:p>
     <w:p>
+      <w:r>
+        <w:tab/>
+        <w:t xml:space="preserve">Сравним графики с реализацией в </w:t>
+      </w:r>
+      <w:r>
+        <w:rPr>
+          <w:i/>
+          <w:iCs/>
+          <w:lang w:val="en-US"/>
+        </w:rPr>
+        <w:t>Mathcad</w:t>
+      </w:r>
+      <w:r>
+        <w:t xml:space="preserve"> для проверки их корректности.</w:t>
+      </w:r>
+    </w:p>
+    <w:p>
       <w:pPr>
         <w:keepNext/>
         <w:jc w:val="center"/>
@@ -5165,11 +5456,12 @@
           <w:noProof/>
           <w:lang w:eastAsia="ru-RU"/>
         </w:rPr>
+        <w:lastRenderedPageBreak/>
         <w:drawing>
-          <wp:inline distT="0" distB="0" distL="0" distR="0" wp14:anchorId="6FD41987" wp14:editId="38D7F9E3">
-            <wp:extent cx="5940425" cy="3359785"/>
-            <wp:effectExtent l="0" t="0" r="3175" b="0"/>
-            <wp:docPr id="81" name="Рисунок 81"/>
+          <wp:inline distT="0" distB="0" distL="0" distR="0" wp14:anchorId="0E47840E" wp14:editId="5A92B7FA">
+            <wp:extent cx="5940425" cy="4241165"/>
+            <wp:effectExtent l="0" t="0" r="3175" b="6985"/>
+            <wp:docPr id="84" name="Рисунок 84"/>
             <wp:cNvGraphicFramePr>
               <a:graphicFrameLocks xmlns:a="http://schemas.openxmlformats.org/drawingml/2006/main" noChangeAspect="1"/>
             </wp:cNvGraphicFramePr>
@@ -5189,7 +5481,7 @@
                   <pic:spPr>
                     <a:xfrm>
                       <a:off x="0" y="0"/>
-                      <a:ext cx="5940425" cy="3359785"/>
+                      <a:ext cx="5940425" cy="4241165"/>
                     </a:xfrm>
                     <a:prstGeom prst="rect">
                       <a:avLst/>
@@ -5210,16 +5502,17 @@
       <w:r>
         <w:t xml:space="preserve">Рисунок </w:t>
       </w:r>
-      <w:fldSimple w:instr=" SEQ Рисунок \* ARABIC ">
-        <w:r>
-          <w:rPr>
-            <w:noProof/>
-          </w:rPr>
-          <w:t>22</w:t>
-        </w:r>
-      </w:fldSimple>
-      <w:r>
-        <w:t xml:space="preserve"> – Результат в случае </w:t>
+      <w:r>
+        <w:t>23</w:t>
+      </w:r>
+      <w:r>
+        <w:t xml:space="preserve"> – Графики функции</w:t>
+      </w:r>
+      <w:r>
+        <w:t xml:space="preserve"> задания №2</w:t>
+      </w:r>
+      <w:r>
+        <w:t xml:space="preserve"> в </w:t>
       </w:r>
       <w:r>
         <w:rPr>
@@ -5227,14 +5520,29 @@
           <w:iCs w:val="0"/>
           <w:lang w:val="en-US"/>
         </w:rPr>
+        <w:t>Mathcad</w:t>
+      </w:r>
+      <w:r>
+        <w:t xml:space="preserve"> </w:t>
+      </w:r>
+      <w:r>
+        <w:t xml:space="preserve">с шагом </w:t>
+      </w:r>
+      <w:r>
+        <w:rPr>
+          <w:lang w:val="en-US"/>
+        </w:rPr>
         <w:t>h</w:t>
       </w:r>
       <w:r>
         <w:t xml:space="preserve"> = 0.01</w:t>
       </w:r>
-      <w:r>
-        <w:t xml:space="preserve"> в задании №2</w:t>
-      </w:r>
+    </w:p>
+    <w:p>
+      <w:pPr>
+        <w:pStyle w:val="ac"/>
+        <w:jc w:val="center"/>
+      </w:pPr>
     </w:p>
     <w:p>
       <w:pPr>
@@ -5246,12 +5554,11 @@
           <w:noProof/>
           <w:lang w:eastAsia="ru-RU"/>
         </w:rPr>
-        <w:lastRenderedPageBreak/>
         <w:drawing>
-          <wp:inline distT="0" distB="0" distL="0" distR="0" wp14:anchorId="50F7F552" wp14:editId="633D523F">
-            <wp:extent cx="5940425" cy="3430270"/>
-            <wp:effectExtent l="0" t="0" r="3175" b="0"/>
-            <wp:docPr id="82" name="Рисунок 82"/>
+          <wp:inline distT="0" distB="0" distL="0" distR="0" wp14:anchorId="5CBF342B" wp14:editId="2E414F28">
+            <wp:extent cx="5219700" cy="3124200"/>
+            <wp:effectExtent l="0" t="0" r="0" b="0"/>
+            <wp:docPr id="87" name="Рисунок 87"/>
             <wp:cNvGraphicFramePr>
               <a:graphicFrameLocks xmlns:a="http://schemas.openxmlformats.org/drawingml/2006/main" noChangeAspect="1"/>
             </wp:cNvGraphicFramePr>
@@ -5271,447 +5578,6 @@
                   <pic:spPr>
                     <a:xfrm>
                       <a:off x="0" y="0"/>
-                      <a:ext cx="5940425" cy="3430270"/>
-                    </a:xfrm>
-                    <a:prstGeom prst="rect">
-                      <a:avLst/>
-                    </a:prstGeom>
-                  </pic:spPr>
-                </pic:pic>
-              </a:graphicData>
-            </a:graphic>
-          </wp:inline>
-        </w:drawing>
-      </w:r>
-    </w:p>
-    <w:p>
-      <w:pPr>
-        <w:pStyle w:val="ac"/>
-        <w:jc w:val="center"/>
-      </w:pPr>
-      <w:r>
-        <w:t xml:space="preserve">Рисунок </w:t>
-      </w:r>
-      <w:fldSimple w:instr=" SEQ Рисунок \* ARABIC ">
-        <w:r>
-          <w:rPr>
-            <w:noProof/>
-          </w:rPr>
-          <w:t>23</w:t>
-        </w:r>
-      </w:fldSimple>
-      <w:r>
-        <w:t xml:space="preserve"> – Результат в случае </w:t>
-      </w:r>
-      <w:r>
-        <w:rPr>
-          <w:i/>
-          <w:iCs w:val="0"/>
-          <w:lang w:val="en-US"/>
-        </w:rPr>
-        <w:t>h</w:t>
-      </w:r>
-      <w:r>
-        <w:t xml:space="preserve"> = 1</w:t>
-      </w:r>
-      <w:r>
-        <w:t xml:space="preserve"> в задании №2</w:t>
-      </w:r>
-    </w:p>
-    <w:p>
-      <w:pPr>
-        <w:keepNext/>
-        <w:jc w:val="center"/>
-        <w:rPr>
-          <w:lang w:val="en-US"/>
-        </w:rPr>
-      </w:pPr>
-      <w:r>
-        <w:rPr>
-          <w:noProof/>
-          <w:lang w:eastAsia="ru-RU"/>
-        </w:rPr>
-        <w:drawing>
-          <wp:inline distT="0" distB="0" distL="0" distR="0" wp14:anchorId="0C532B07" wp14:editId="14F487E1">
-            <wp:extent cx="5940425" cy="3432175"/>
-            <wp:effectExtent l="0" t="0" r="3175" b="0"/>
-            <wp:docPr id="83" name="Рисунок 83"/>
-            <wp:cNvGraphicFramePr>
-              <a:graphicFrameLocks xmlns:a="http://schemas.openxmlformats.org/drawingml/2006/main" noChangeAspect="1"/>
-            </wp:cNvGraphicFramePr>
-            <a:graphic xmlns:a="http://schemas.openxmlformats.org/drawingml/2006/main">
-              <a:graphicData uri="http://schemas.openxmlformats.org/drawingml/2006/picture">
-                <pic:pic xmlns:pic="http://schemas.openxmlformats.org/drawingml/2006/picture">
-                  <pic:nvPicPr>
-                    <pic:cNvPr id="1" name=""/>
-                    <pic:cNvPicPr/>
-                  </pic:nvPicPr>
-                  <pic:blipFill>
-                    <a:blip r:embed="rId32"/>
-                    <a:stretch>
-                      <a:fillRect/>
-                    </a:stretch>
-                  </pic:blipFill>
-                  <pic:spPr>
-                    <a:xfrm>
-                      <a:off x="0" y="0"/>
-                      <a:ext cx="5940425" cy="3432175"/>
-                    </a:xfrm>
-                    <a:prstGeom prst="rect">
-                      <a:avLst/>
-                    </a:prstGeom>
-                  </pic:spPr>
-                </pic:pic>
-              </a:graphicData>
-            </a:graphic>
-          </wp:inline>
-        </w:drawing>
-      </w:r>
-    </w:p>
-    <w:p>
-      <w:pPr>
-        <w:pStyle w:val="ac"/>
-        <w:jc w:val="center"/>
-      </w:pPr>
-      <w:r>
-        <w:t xml:space="preserve">Рисунок </w:t>
-      </w:r>
-      <w:fldSimple w:instr=" SEQ Рисунок \* ARABIC ">
-        <w:r>
-          <w:rPr>
-            <w:noProof/>
-          </w:rPr>
-          <w:t>24</w:t>
-        </w:r>
-      </w:fldSimple>
-      <w:r>
-        <w:t xml:space="preserve"> – Результат в увеличенном диапазоне</w:t>
-      </w:r>
-      <w:r>
-        <w:t xml:space="preserve"> в задании №2</w:t>
-      </w:r>
-    </w:p>
-    <w:p>
-      <w:r>
-        <w:tab/>
-        <w:t xml:space="preserve">Сравним графики с реализацией в </w:t>
-      </w:r>
-      <w:r>
-        <w:rPr>
-          <w:i/>
-          <w:iCs/>
-          <w:lang w:val="en-US"/>
-        </w:rPr>
-        <w:t>Mathcad</w:t>
-      </w:r>
-      <w:r>
-        <w:t xml:space="preserve"> для проверки их корректности.</w:t>
-      </w:r>
-    </w:p>
-    <w:p>
-      <w:pPr>
-        <w:keepNext/>
-        <w:jc w:val="center"/>
-      </w:pPr>
-      <w:r>
-        <w:rPr>
-          <w:noProof/>
-          <w:lang w:eastAsia="ru-RU"/>
-        </w:rPr>
-        <w:lastRenderedPageBreak/>
-        <w:drawing>
-          <wp:inline distT="0" distB="0" distL="0" distR="0" wp14:anchorId="0E47840E" wp14:editId="5A92B7FA">
-            <wp:extent cx="5940425" cy="4241165"/>
-            <wp:effectExtent l="0" t="0" r="3175" b="6985"/>
-            <wp:docPr id="84" name="Рисунок 84"/>
-            <wp:cNvGraphicFramePr>
-              <a:graphicFrameLocks xmlns:a="http://schemas.openxmlformats.org/drawingml/2006/main" noChangeAspect="1"/>
-            </wp:cNvGraphicFramePr>
-            <a:graphic xmlns:a="http://schemas.openxmlformats.org/drawingml/2006/main">
-              <a:graphicData uri="http://schemas.openxmlformats.org/drawingml/2006/picture">
-                <pic:pic xmlns:pic="http://schemas.openxmlformats.org/drawingml/2006/picture">
-                  <pic:nvPicPr>
-                    <pic:cNvPr id="1" name=""/>
-                    <pic:cNvPicPr/>
-                  </pic:nvPicPr>
-                  <pic:blipFill>
-                    <a:blip r:embed="rId33"/>
-                    <a:stretch>
-                      <a:fillRect/>
-                    </a:stretch>
-                  </pic:blipFill>
-                  <pic:spPr>
-                    <a:xfrm>
-                      <a:off x="0" y="0"/>
-                      <a:ext cx="5940425" cy="4241165"/>
-                    </a:xfrm>
-                    <a:prstGeom prst="rect">
-                      <a:avLst/>
-                    </a:prstGeom>
-                  </pic:spPr>
-                </pic:pic>
-              </a:graphicData>
-            </a:graphic>
-          </wp:inline>
-        </w:drawing>
-      </w:r>
-    </w:p>
-    <w:p>
-      <w:pPr>
-        <w:pStyle w:val="ac"/>
-        <w:jc w:val="center"/>
-      </w:pPr>
-      <w:r>
-        <w:t xml:space="preserve">Рисунок </w:t>
-      </w:r>
-      <w:fldSimple w:instr=" SEQ Рисунок \* ARABIC ">
-        <w:r>
-          <w:rPr>
-            <w:noProof/>
-          </w:rPr>
-          <w:t>25</w:t>
-        </w:r>
-      </w:fldSimple>
-      <w:r>
-        <w:t xml:space="preserve"> – Графики функции</w:t>
-      </w:r>
-      <w:r>
-        <w:t xml:space="preserve"> задания №2</w:t>
-      </w:r>
-      <w:r>
-        <w:t xml:space="preserve"> в </w:t>
-      </w:r>
-      <w:r>
-        <w:rPr>
-          <w:i/>
-          <w:iCs w:val="0"/>
-          <w:lang w:val="en-US"/>
-        </w:rPr>
-        <w:t>Mathcad</w:t>
-      </w:r>
-      <w:r>
-        <w:t xml:space="preserve"> </w:t>
-      </w:r>
-      <w:r>
-        <w:t xml:space="preserve">с шагом </w:t>
-      </w:r>
-      <w:r>
-        <w:rPr>
-          <w:lang w:val="en-US"/>
-        </w:rPr>
-        <w:t>h</w:t>
-      </w:r>
-      <w:r>
-        <w:t xml:space="preserve"> = 0.01</w:t>
-      </w:r>
-    </w:p>
-    <w:p>
-      <w:pPr>
-        <w:keepNext/>
-        <w:jc w:val="center"/>
-      </w:pPr>
-      <w:r>
-        <w:rPr>
-          <w:noProof/>
-          <w:lang w:eastAsia="ru-RU"/>
-        </w:rPr>
-        <w:lastRenderedPageBreak/>
-        <w:drawing>
-          <wp:inline distT="0" distB="0" distL="0" distR="0" wp14:anchorId="7A04CFB5" wp14:editId="2A21D692">
-            <wp:extent cx="5940425" cy="4124325"/>
-            <wp:effectExtent l="0" t="0" r="3175" b="9525"/>
-            <wp:docPr id="85" name="Рисунок 85"/>
-            <wp:cNvGraphicFramePr>
-              <a:graphicFrameLocks xmlns:a="http://schemas.openxmlformats.org/drawingml/2006/main" noChangeAspect="1"/>
-            </wp:cNvGraphicFramePr>
-            <a:graphic xmlns:a="http://schemas.openxmlformats.org/drawingml/2006/main">
-              <a:graphicData uri="http://schemas.openxmlformats.org/drawingml/2006/picture">
-                <pic:pic xmlns:pic="http://schemas.openxmlformats.org/drawingml/2006/picture">
-                  <pic:nvPicPr>
-                    <pic:cNvPr id="1" name=""/>
-                    <pic:cNvPicPr/>
-                  </pic:nvPicPr>
-                  <pic:blipFill>
-                    <a:blip r:embed="rId34"/>
-                    <a:stretch>
-                      <a:fillRect/>
-                    </a:stretch>
-                  </pic:blipFill>
-                  <pic:spPr>
-                    <a:xfrm>
-                      <a:off x="0" y="0"/>
-                      <a:ext cx="5940425" cy="4124325"/>
-                    </a:xfrm>
-                    <a:prstGeom prst="rect">
-                      <a:avLst/>
-                    </a:prstGeom>
-                  </pic:spPr>
-                </pic:pic>
-              </a:graphicData>
-            </a:graphic>
-          </wp:inline>
-        </w:drawing>
-      </w:r>
-    </w:p>
-    <w:p>
-      <w:pPr>
-        <w:pStyle w:val="ac"/>
-        <w:jc w:val="center"/>
-      </w:pPr>
-      <w:r>
-        <w:t xml:space="preserve">Рисунок </w:t>
-      </w:r>
-      <w:fldSimple w:instr=" SEQ Рисунок \* ARABIC ">
-        <w:r>
-          <w:rPr>
-            <w:noProof/>
-          </w:rPr>
-          <w:t>26</w:t>
-        </w:r>
-      </w:fldSimple>
-      <w:r>
-        <w:t xml:space="preserve"> – Графики </w:t>
-      </w:r>
-      <w:r>
-        <w:t xml:space="preserve">функции задания №2 </w:t>
-      </w:r>
-      <w:r>
-        <w:t xml:space="preserve">в </w:t>
-      </w:r>
-      <w:r>
-        <w:rPr>
-          <w:i/>
-          <w:iCs w:val="0"/>
-          <w:lang w:val="en-US"/>
-        </w:rPr>
-        <w:t>Mathcad</w:t>
-      </w:r>
-      <w:r>
-        <w:t xml:space="preserve"> </w:t>
-      </w:r>
-      <w:r>
-        <w:t xml:space="preserve">с шагом </w:t>
-      </w:r>
-      <w:r>
-        <w:rPr>
-          <w:i/>
-          <w:iCs w:val="0"/>
-          <w:lang w:val="en-US"/>
-        </w:rPr>
-        <w:t>h</w:t>
-      </w:r>
-      <w:r>
-        <w:t xml:space="preserve"> = 1</w:t>
-      </w:r>
-    </w:p>
-    <w:p>
-      <w:pPr>
-        <w:keepNext/>
-        <w:jc w:val="center"/>
-      </w:pPr>
-      <w:r>
-        <w:rPr>
-          <w:noProof/>
-          <w:lang w:eastAsia="ru-RU"/>
-        </w:rPr>
-        <w:drawing>
-          <wp:inline distT="0" distB="0" distL="0" distR="0" wp14:anchorId="5EB3FF4E" wp14:editId="7F5FF21A">
-            <wp:extent cx="5940425" cy="3975735"/>
-            <wp:effectExtent l="0" t="0" r="3175" b="5715"/>
-            <wp:docPr id="86" name="Рисунок 86"/>
-            <wp:cNvGraphicFramePr>
-              <a:graphicFrameLocks xmlns:a="http://schemas.openxmlformats.org/drawingml/2006/main" noChangeAspect="1"/>
-            </wp:cNvGraphicFramePr>
-            <a:graphic xmlns:a="http://schemas.openxmlformats.org/drawingml/2006/main">
-              <a:graphicData uri="http://schemas.openxmlformats.org/drawingml/2006/picture">
-                <pic:pic xmlns:pic="http://schemas.openxmlformats.org/drawingml/2006/picture">
-                  <pic:nvPicPr>
-                    <pic:cNvPr id="1" name=""/>
-                    <pic:cNvPicPr/>
-                  </pic:nvPicPr>
-                  <pic:blipFill>
-                    <a:blip r:embed="rId35"/>
-                    <a:stretch>
-                      <a:fillRect/>
-                    </a:stretch>
-                  </pic:blipFill>
-                  <pic:spPr>
-                    <a:xfrm>
-                      <a:off x="0" y="0"/>
-                      <a:ext cx="5940425" cy="3975735"/>
-                    </a:xfrm>
-                    <a:prstGeom prst="rect">
-                      <a:avLst/>
-                    </a:prstGeom>
-                  </pic:spPr>
-                </pic:pic>
-              </a:graphicData>
-            </a:graphic>
-          </wp:inline>
-        </w:drawing>
-      </w:r>
-    </w:p>
-    <w:p>
-      <w:pPr>
-        <w:pStyle w:val="ac"/>
-        <w:jc w:val="center"/>
-      </w:pPr>
-      <w:r>
-        <w:t xml:space="preserve">Рисунок </w:t>
-      </w:r>
-      <w:fldSimple w:instr=" SEQ Рисунок \* ARABIC ">
-        <w:r>
-          <w:rPr>
-            <w:noProof/>
-          </w:rPr>
-          <w:t>27</w:t>
-        </w:r>
-      </w:fldSimple>
-      <w:r>
-        <w:t xml:space="preserve"> – Графики </w:t>
-      </w:r>
-      <w:r>
-        <w:t>функции задания №2</w:t>
-      </w:r>
-      <w:r>
-        <w:t xml:space="preserve"> в увеличенном диапазоне</w:t>
-      </w:r>
-    </w:p>
-    <w:p>
-      <w:pPr>
-        <w:keepNext/>
-        <w:jc w:val="center"/>
-      </w:pPr>
-      <w:r>
-        <w:rPr>
-          <w:noProof/>
-          <w:lang w:eastAsia="ru-RU"/>
-        </w:rPr>
-        <w:lastRenderedPageBreak/>
-        <w:drawing>
-          <wp:inline distT="0" distB="0" distL="0" distR="0" wp14:anchorId="5CBF342B" wp14:editId="2E414F28">
-            <wp:extent cx="5219700" cy="3124200"/>
-            <wp:effectExtent l="0" t="0" r="0" b="0"/>
-            <wp:docPr id="87" name="Рисунок 87"/>
-            <wp:cNvGraphicFramePr>
-              <a:graphicFrameLocks xmlns:a="http://schemas.openxmlformats.org/drawingml/2006/main" noChangeAspect="1"/>
-            </wp:cNvGraphicFramePr>
-            <a:graphic xmlns:a="http://schemas.openxmlformats.org/drawingml/2006/main">
-              <a:graphicData uri="http://schemas.openxmlformats.org/drawingml/2006/picture">
-                <pic:pic xmlns:pic="http://schemas.openxmlformats.org/drawingml/2006/picture">
-                  <pic:nvPicPr>
-                    <pic:cNvPr id="1" name=""/>
-                    <pic:cNvPicPr/>
-                  </pic:nvPicPr>
-                  <pic:blipFill>
-                    <a:blip r:embed="rId36"/>
-                    <a:stretch>
-                      <a:fillRect/>
-                    </a:stretch>
-                  </pic:blipFill>
-                  <pic:spPr>
-                    <a:xfrm>
-                      <a:off x="0" y="0"/>
                       <a:ext cx="5219700" cy="3124200"/>
                     </a:xfrm>
                     <a:prstGeom prst="rect">
@@ -5733,14 +5599,9 @@
       <w:r>
         <w:t xml:space="preserve">Рисунок </w:t>
       </w:r>
-      <w:fldSimple w:instr=" SEQ Рисунок \* ARABIC ">
-        <w:r>
-          <w:rPr>
-            <w:noProof/>
-          </w:rPr>
-          <w:t>28</w:t>
-        </w:r>
-      </w:fldSimple>
+      <w:r>
+        <w:t>24</w:t>
+      </w:r>
       <w:r>
         <w:t xml:space="preserve"> – Объединение графиков с полярных и декартовых координат</w:t>
       </w:r>
@@ -5764,16 +5625,17 @@
       <w:pPr>
         <w:pStyle w:val="1"/>
       </w:pPr>
-      <w:bookmarkStart w:id="19" w:name="_Toc203374863"/>
-      <w:bookmarkStart w:id="20" w:name="_Toc203944164"/>
-      <w:r>
+      <w:bookmarkStart w:id="20" w:name="_Toc203374863"/>
+      <w:bookmarkStart w:id="21" w:name="_Toc208344414"/>
+      <w:r>
+        <w:lastRenderedPageBreak/>
         <w:t>Блок-схемы алгоритмов программ</w:t>
       </w:r>
-      <w:bookmarkEnd w:id="19"/>
+      <w:bookmarkEnd w:id="20"/>
       <w:r>
         <w:t xml:space="preserve"> задания №3</w:t>
       </w:r>
-      <w:bookmarkEnd w:id="20"/>
+      <w:bookmarkEnd w:id="21"/>
     </w:p>
     <w:p>
       <w:pPr>
@@ -5799,7 +5661,6 @@
           <w:noProof/>
           <w:lang w:eastAsia="ru-RU"/>
         </w:rPr>
-        <w:lastRenderedPageBreak/>
         <w:drawing>
           <wp:inline distT="0" distB="0" distL="0" distR="0" wp14:anchorId="67BC1AAB" wp14:editId="035A9594">
             <wp:extent cx="2990850" cy="6134100"/>
@@ -5818,7 +5679,7 @@
                     </pic:cNvPicPr>
                   </pic:nvPicPr>
                   <pic:blipFill>
-                    <a:blip r:embed="rId37">
+                    <a:blip r:embed="rId32">
                       <a:extLst>
                         <a:ext uri="{28A0092B-C50C-407E-A947-70E740481C1C}">
                           <a14:useLocalDpi xmlns:a14="http://schemas.microsoft.com/office/drawing/2010/main" val="0"/>
@@ -5858,14 +5719,9 @@
       <w:r>
         <w:t xml:space="preserve">Рисунок </w:t>
       </w:r>
-      <w:fldSimple w:instr=" SEQ Рисунок \* ARABIC ">
-        <w:r>
-          <w:rPr>
-            <w:noProof/>
-          </w:rPr>
-          <w:t>29</w:t>
-        </w:r>
-      </w:fldSimple>
+      <w:r>
+        <w:t>25</w:t>
+      </w:r>
       <w:r>
         <w:t xml:space="preserve"> – Блок-схема алгоритма</w:t>
       </w:r>
@@ -5905,7 +5761,7 @@
                     </pic:cNvPicPr>
                   </pic:nvPicPr>
                   <pic:blipFill>
-                    <a:blip r:embed="rId38">
+                    <a:blip r:embed="rId33">
                       <a:extLst>
                         <a:ext uri="{28A0092B-C50C-407E-A947-70E740481C1C}">
                           <a14:useLocalDpi xmlns:a14="http://schemas.microsoft.com/office/drawing/2010/main" val="0"/>
@@ -5945,14 +5801,9 @@
       <w:r>
         <w:t xml:space="preserve">Рисунок </w:t>
       </w:r>
-      <w:fldSimple w:instr=" SEQ Рисунок \* ARABIC ">
-        <w:r>
-          <w:rPr>
-            <w:noProof/>
-          </w:rPr>
-          <w:t>30</w:t>
-        </w:r>
-      </w:fldSimple>
+      <w:r>
+        <w:t>26</w:t>
+      </w:r>
       <w:r>
         <w:t xml:space="preserve"> – Блок-схема алгоритма</w:t>
       </w:r>
@@ -5970,8 +5821,8 @@
           <w:i/>
         </w:rPr>
       </w:pPr>
-      <w:bookmarkStart w:id="21" w:name="_Toc203374864"/>
-      <w:bookmarkStart w:id="22" w:name="_Toc203944165"/>
+      <w:bookmarkStart w:id="22" w:name="_Toc203374864"/>
+      <w:bookmarkStart w:id="23" w:name="_Toc208344415"/>
       <w:r>
         <w:t>Реализация решения</w:t>
       </w:r>
@@ -5988,8 +5839,8 @@
         </w:rPr>
         <w:t>LabView</w:t>
       </w:r>
-      <w:bookmarkEnd w:id="21"/>
       <w:bookmarkEnd w:id="22"/>
+      <w:bookmarkEnd w:id="23"/>
     </w:p>
     <w:p>
       <w:pPr>
@@ -6060,7 +5911,7 @@
                     <pic:cNvPicPr/>
                   </pic:nvPicPr>
                   <pic:blipFill>
-                    <a:blip r:embed="rId39"/>
+                    <a:blip r:embed="rId34"/>
                     <a:stretch>
                       <a:fillRect/>
                     </a:stretch>
@@ -6089,14 +5940,9 @@
       <w:r>
         <w:t xml:space="preserve">Рисунок </w:t>
       </w:r>
-      <w:fldSimple w:instr=" SEQ Рисунок \* ARABIC ">
-        <w:r>
-          <w:rPr>
-            <w:noProof/>
-          </w:rPr>
-          <w:t>31</w:t>
-        </w:r>
-      </w:fldSimple>
+      <w:r>
+        <w:t>27</w:t>
+      </w:r>
       <w:r>
         <w:t xml:space="preserve"> – Заполнение столбцов с помощью функции в </w:t>
       </w:r>
@@ -6145,7 +5991,7 @@
                     <pic:cNvPicPr/>
                   </pic:nvPicPr>
                   <pic:blipFill>
-                    <a:blip r:embed="rId40"/>
+                    <a:blip r:embed="rId35"/>
                     <a:stretch>
                       <a:fillRect/>
                     </a:stretch>
@@ -6174,14 +6020,9 @@
       <w:r>
         <w:t xml:space="preserve">Рисунок </w:t>
       </w:r>
-      <w:fldSimple w:instr=" SEQ Рисунок \* ARABIC ">
-        <w:r>
-          <w:rPr>
-            <w:noProof/>
-          </w:rPr>
-          <w:t>32</w:t>
-        </w:r>
-      </w:fldSimple>
+      <w:r>
+        <w:t>28</w:t>
+      </w:r>
       <w:r>
         <w:t xml:space="preserve"> – Итоговый файл с данными</w:t>
       </w:r>
@@ -6218,7 +6059,7 @@
                     </pic:cNvPicPr>
                   </pic:nvPicPr>
                   <pic:blipFill>
-                    <a:blip r:embed="rId41">
+                    <a:blip r:embed="rId36">
                       <a:extLst>
                         <a:ext uri="{28A0092B-C50C-407E-A947-70E740481C1C}">
                           <a14:useLocalDpi xmlns:a14="http://schemas.microsoft.com/office/drawing/2010/main" val="0"/>
@@ -6258,14 +6099,9 @@
       <w:r>
         <w:t xml:space="preserve">Рисунок </w:t>
       </w:r>
-      <w:fldSimple w:instr=" SEQ Рисунок \* ARABIC ">
-        <w:r>
-          <w:rPr>
-            <w:noProof/>
-          </w:rPr>
-          <w:t>33</w:t>
-        </w:r>
-      </w:fldSimple>
+      <w:r>
+        <w:t>29</w:t>
+      </w:r>
       <w:r>
         <w:t xml:space="preserve"> – Интерфейс виртуального прибора</w:t>
       </w:r>
@@ -6302,7 +6138,7 @@
                     <pic:cNvPicPr/>
                   </pic:nvPicPr>
                   <pic:blipFill>
-                    <a:blip r:embed="rId42"/>
+                    <a:blip r:embed="rId37"/>
                     <a:stretch>
                       <a:fillRect/>
                     </a:stretch>
@@ -6331,14 +6167,9 @@
       <w:r>
         <w:t xml:space="preserve">Рисунок </w:t>
       </w:r>
-      <w:fldSimple w:instr=" SEQ Рисунок \* ARABIC ">
-        <w:r>
-          <w:rPr>
-            <w:noProof/>
-          </w:rPr>
-          <w:t>34</w:t>
-        </w:r>
-      </w:fldSimple>
+      <w:r>
+        <w:t>30</w:t>
+      </w:r>
       <w:r>
         <w:t xml:space="preserve"> – Блок-диаграмма виртуального прибора</w:t>
       </w:r>
@@ -6356,13 +6187,13 @@
       <w:pPr>
         <w:pStyle w:val="1"/>
       </w:pPr>
-      <w:bookmarkStart w:id="23" w:name="_Toc203374865"/>
-      <w:bookmarkStart w:id="24" w:name="_Toc203944166"/>
+      <w:bookmarkStart w:id="24" w:name="_Toc203374865"/>
+      <w:bookmarkStart w:id="25" w:name="_Toc208344416"/>
       <w:r>
         <w:t>Результат выполнения программы из пункта «А»</w:t>
       </w:r>
-      <w:bookmarkEnd w:id="23"/>
       <w:bookmarkEnd w:id="24"/>
+      <w:bookmarkEnd w:id="25"/>
     </w:p>
     <w:p>
       <w:pPr>
@@ -6432,7 +6263,7 @@
                     <pic:cNvPicPr/>
                   </pic:nvPicPr>
                   <pic:blipFill>
-                    <a:blip r:embed="rId43"/>
+                    <a:blip r:embed="rId38"/>
                     <a:stretch>
                       <a:fillRect/>
                     </a:stretch>
@@ -6458,19 +6289,14 @@
         <w:pStyle w:val="ac"/>
         <w:jc w:val="center"/>
       </w:pPr>
-      <w:bookmarkStart w:id="25" w:name="_Ref203069868"/>
+      <w:bookmarkStart w:id="26" w:name="_Ref203069868"/>
       <w:r>
         <w:t xml:space="preserve">Рисунок </w:t>
       </w:r>
-      <w:fldSimple w:instr=" SEQ Рисунок \* ARABIC ">
-        <w:r>
-          <w:rPr>
-            <w:noProof/>
-          </w:rPr>
-          <w:t>35</w:t>
-        </w:r>
-      </w:fldSimple>
-      <w:bookmarkEnd w:id="25"/>
+      <w:bookmarkEnd w:id="26"/>
+      <w:r>
+        <w:t>31</w:t>
+      </w:r>
       <w:r>
         <w:t xml:space="preserve"> – Результат выполнения алгоритма</w:t>
       </w:r>
@@ -6485,8 +6311,8 @@
       <w:pPr>
         <w:pStyle w:val="1"/>
       </w:pPr>
-      <w:bookmarkStart w:id="26" w:name="_Toc203374866"/>
-      <w:bookmarkStart w:id="27" w:name="_Toc203944167"/>
+      <w:bookmarkStart w:id="27" w:name="_Toc203374866"/>
+      <w:bookmarkStart w:id="28" w:name="_Toc208344417"/>
       <w:r>
         <w:t>Реализация решения</w:t>
       </w:r>
@@ -6504,8 +6330,8 @@
         </w:rPr>
         <w:t>LabView</w:t>
       </w:r>
-      <w:bookmarkEnd w:id="26"/>
       <w:bookmarkEnd w:id="27"/>
+      <w:bookmarkEnd w:id="28"/>
     </w:p>
     <w:p>
       <w:pPr>
@@ -6535,7 +6361,7 @@
                     </pic:cNvPicPr>
                   </pic:nvPicPr>
                   <pic:blipFill>
-                    <a:blip r:embed="rId44">
+                    <a:blip r:embed="rId39">
                       <a:extLst>
                         <a:ext uri="{28A0092B-C50C-407E-A947-70E740481C1C}">
                           <a14:useLocalDpi xmlns:a14="http://schemas.microsoft.com/office/drawing/2010/main" val="0"/>
@@ -6575,14 +6401,9 @@
       <w:r>
         <w:t xml:space="preserve">Рисунок </w:t>
       </w:r>
-      <w:fldSimple w:instr=" SEQ Рисунок \* ARABIC ">
-        <w:r>
-          <w:rPr>
-            <w:noProof/>
-          </w:rPr>
-          <w:t>36</w:t>
-        </w:r>
-      </w:fldSimple>
+      <w:r>
+        <w:t>32</w:t>
+      </w:r>
       <w:r>
         <w:t xml:space="preserve"> – Интерфейс виртуального прибора «Б» в исходном состоянии</w:t>
       </w:r>
@@ -6614,7 +6435,7 @@
                     <pic:cNvPicPr/>
                   </pic:nvPicPr>
                   <pic:blipFill>
-                    <a:blip r:embed="rId45"/>
+                    <a:blip r:embed="rId40"/>
                     <a:stretch>
                       <a:fillRect/>
                     </a:stretch>
@@ -6643,14 +6464,9 @@
       <w:r>
         <w:t xml:space="preserve">Рисунок </w:t>
       </w:r>
-      <w:fldSimple w:instr=" SEQ Рисунок \* ARABIC ">
-        <w:r>
-          <w:rPr>
-            <w:noProof/>
-          </w:rPr>
-          <w:t>37</w:t>
-        </w:r>
-      </w:fldSimple>
+      <w:r>
+        <w:t>33</w:t>
+      </w:r>
       <w:r>
         <w:t xml:space="preserve"> – Блок-диаграмма виртуального прибора «Б»</w:t>
       </w:r>
@@ -6659,13 +6475,13 @@
       <w:pPr>
         <w:pStyle w:val="1"/>
       </w:pPr>
-      <w:bookmarkStart w:id="28" w:name="_Toc203374867"/>
-      <w:bookmarkStart w:id="29" w:name="_Toc203944168"/>
+      <w:bookmarkStart w:id="29" w:name="_Toc203374867"/>
+      <w:bookmarkStart w:id="30" w:name="_Toc208344418"/>
       <w:r>
         <w:t>Результат выполнения программы из пункта «Б»</w:t>
       </w:r>
-      <w:bookmarkEnd w:id="28"/>
       <w:bookmarkEnd w:id="29"/>
+      <w:bookmarkEnd w:id="30"/>
     </w:p>
     <w:p>
       <w:pPr>
@@ -6685,7 +6501,6 @@
       <w:r>
         <w:t>» создается файл «</w:t>
       </w:r>
-      <w:proofErr w:type="spellStart"/>
       <w:r>
         <w:rPr>
           <w:i/>
@@ -6694,7 +6509,6 @@
         </w:rPr>
         <w:t>fromLabView</w:t>
       </w:r>
-      <w:proofErr w:type="spellEnd"/>
       <w:r>
         <w:rPr>
           <w:i/>
@@ -6740,7 +6554,7 @@
                     <pic:cNvPicPr/>
                   </pic:nvPicPr>
                   <pic:blipFill>
-                    <a:blip r:embed="rId46"/>
+                    <a:blip r:embed="rId41"/>
                     <a:stretch>
                       <a:fillRect/>
                     </a:stretch>
@@ -6769,18 +6583,12 @@
       <w:r>
         <w:t xml:space="preserve">Рисунок </w:t>
       </w:r>
-      <w:fldSimple w:instr=" SEQ Рисунок \* ARABIC ">
-        <w:r>
-          <w:rPr>
-            <w:noProof/>
-          </w:rPr>
-          <w:t>38</w:t>
-        </w:r>
-      </w:fldSimple>
+      <w:r>
+        <w:t>34</w:t>
+      </w:r>
       <w:r>
         <w:t xml:space="preserve"> – Файл «</w:t>
       </w:r>
-      <w:proofErr w:type="spellStart"/>
       <w:r>
         <w:rPr>
           <w:i/>
@@ -6789,7 +6597,6 @@
         </w:rPr>
         <w:t>fromLabView</w:t>
       </w:r>
-      <w:proofErr w:type="spellEnd"/>
       <w:r>
         <w:rPr>
           <w:i/>
@@ -6855,7 +6662,7 @@
                     <pic:cNvPicPr/>
                   </pic:nvPicPr>
                   <pic:blipFill>
-                    <a:blip r:embed="rId47"/>
+                    <a:blip r:embed="rId42"/>
                     <a:stretch>
                       <a:fillRect/>
                     </a:stretch>
@@ -6885,19 +6692,14 @@
           <w:iCs w:val="0"/>
         </w:rPr>
       </w:pPr>
-      <w:bookmarkStart w:id="30" w:name="_Ref203388411"/>
+      <w:bookmarkStart w:id="31" w:name="_Ref203388411"/>
       <w:r>
         <w:t xml:space="preserve">Рисунок </w:t>
       </w:r>
-      <w:fldSimple w:instr=" SEQ Рисунок \* ARABIC ">
-        <w:r>
-          <w:rPr>
-            <w:noProof/>
-          </w:rPr>
-          <w:t>39</w:t>
-        </w:r>
-      </w:fldSimple>
-      <w:bookmarkEnd w:id="30"/>
+      <w:bookmarkEnd w:id="31"/>
+      <w:r>
+        <w:t>35</w:t>
+      </w:r>
       <w:r>
         <w:t xml:space="preserve"> – График пункта «Б» в </w:t>
       </w:r>
@@ -6952,14 +6754,12 @@
         </w:rPr>
         <w:t>LabView</w:t>
       </w:r>
-      <w:proofErr w:type="gramStart"/>
       <w:r>
         <w:t>.</w:t>
       </w:r>
       <w:r>
         <w:t xml:space="preserve"> </w:t>
       </w:r>
-      <w:proofErr w:type="gramEnd"/>
       <w:r>
         <w:t xml:space="preserve">В </w:t>
       </w:r>
@@ -6993,7 +6793,6 @@
       <w:r>
         <w:t xml:space="preserve">полученные в </w:t>
       </w:r>
-      <w:proofErr w:type="spellStart"/>
       <w:r>
         <w:rPr>
           <w:i/>
@@ -7002,7 +6801,6 @@
         </w:rPr>
         <w:t>LabView</w:t>
       </w:r>
-      <w:proofErr w:type="spellEnd"/>
       <w:r>
         <w:rPr>
           <w:iCs/>
@@ -7042,7 +6840,7 @@
       <w:pPr>
         <w:pStyle w:val="1"/>
       </w:pPr>
-      <w:bookmarkStart w:id="31" w:name="_Toc203944169"/>
+      <w:bookmarkStart w:id="32" w:name="_Toc208344419"/>
       <w:r>
         <w:lastRenderedPageBreak/>
         <w:t>Блок-схемы</w:t>
@@ -7053,7 +6851,7 @@
       <w:r>
         <w:t xml:space="preserve"> задания №4</w:t>
       </w:r>
-      <w:bookmarkEnd w:id="31"/>
+      <w:bookmarkEnd w:id="32"/>
     </w:p>
     <w:p>
       <w:pPr>
@@ -7081,7 +6879,7 @@
                     <pic:cNvPicPr/>
                   </pic:nvPicPr>
                   <pic:blipFill>
-                    <a:blip r:embed="rId48"/>
+                    <a:blip r:embed="rId43"/>
                     <a:stretch>
                       <a:fillRect/>
                     </a:stretch>
@@ -7110,14 +6908,9 @@
       <w:r>
         <w:t xml:space="preserve">Рисунок </w:t>
       </w:r>
-      <w:fldSimple w:instr=" SEQ Рисунок \* ARABIC ">
-        <w:r>
-          <w:rPr>
-            <w:noProof/>
-          </w:rPr>
-          <w:t>40</w:t>
-        </w:r>
-      </w:fldSimple>
+      <w:r>
+        <w:t>36</w:t>
+      </w:r>
       <w:r>
         <w:t xml:space="preserve"> – Блок-схема алгоритма светофора</w:t>
       </w:r>
@@ -7129,7 +6922,7 @@
           <w:i/>
         </w:rPr>
       </w:pPr>
-      <w:bookmarkStart w:id="32" w:name="_Toc203944170"/>
+      <w:bookmarkStart w:id="33" w:name="_Toc208344420"/>
       <w:r>
         <w:t>Реализация решения</w:t>
       </w:r>
@@ -7146,7 +6939,7 @@
         </w:rPr>
         <w:t>LabView</w:t>
       </w:r>
-      <w:bookmarkEnd w:id="32"/>
+      <w:bookmarkEnd w:id="33"/>
     </w:p>
     <w:p>
       <w:pPr>
@@ -7188,7 +6981,7 @@
                     </pic:cNvPicPr>
                   </pic:nvPicPr>
                   <pic:blipFill>
-                    <a:blip r:embed="rId49">
+                    <a:blip r:embed="rId44">
                       <a:extLst>
                         <a:ext uri="{28A0092B-C50C-407E-A947-70E740481C1C}">
                           <a14:useLocalDpi xmlns:a14="http://schemas.microsoft.com/office/drawing/2010/main" val="0"/>
@@ -7228,14 +7021,9 @@
       <w:r>
         <w:t xml:space="preserve">Рисунок </w:t>
       </w:r>
-      <w:fldSimple w:instr=" SEQ Рисунок \* ARABIC ">
-        <w:r>
-          <w:rPr>
-            <w:noProof/>
-          </w:rPr>
-          <w:t>41</w:t>
-        </w:r>
-      </w:fldSimple>
+      <w:r>
+        <w:t>37</w:t>
+      </w:r>
       <w:r>
         <w:t xml:space="preserve"> – Визуализация работы трамвайного светофора</w:t>
       </w:r>
@@ -7255,6 +7043,321 @@
             <wp:extent cx="3771900" cy="4324350"/>
             <wp:effectExtent l="0" t="0" r="0" b="0"/>
             <wp:docPr id="97" name="Рисунок 97"/>
+            <wp:cNvGraphicFramePr>
+              <a:graphicFrameLocks xmlns:a="http://schemas.openxmlformats.org/drawingml/2006/main" noChangeAspect="1"/>
+            </wp:cNvGraphicFramePr>
+            <a:graphic xmlns:a="http://schemas.openxmlformats.org/drawingml/2006/main">
+              <a:graphicData uri="http://schemas.openxmlformats.org/drawingml/2006/picture">
+                <pic:pic xmlns:pic="http://schemas.openxmlformats.org/drawingml/2006/picture">
+                  <pic:nvPicPr>
+                    <pic:cNvPr id="1" name=""/>
+                    <pic:cNvPicPr/>
+                  </pic:nvPicPr>
+                  <pic:blipFill>
+                    <a:blip r:embed="rId45"/>
+                    <a:stretch>
+                      <a:fillRect/>
+                    </a:stretch>
+                  </pic:blipFill>
+                  <pic:spPr>
+                    <a:xfrm>
+                      <a:off x="0" y="0"/>
+                      <a:ext cx="3771900" cy="4324350"/>
+                    </a:xfrm>
+                    <a:prstGeom prst="rect">
+                      <a:avLst/>
+                    </a:prstGeom>
+                  </pic:spPr>
+                </pic:pic>
+              </a:graphicData>
+            </a:graphic>
+          </wp:inline>
+        </w:drawing>
+      </w:r>
+    </w:p>
+    <w:p>
+      <w:pPr>
+        <w:pStyle w:val="ac"/>
+        <w:jc w:val="center"/>
+      </w:pPr>
+      <w:r>
+        <w:t xml:space="preserve">Рисунок </w:t>
+      </w:r>
+      <w:r>
+        <w:t>38</w:t>
+      </w:r>
+      <w:r>
+        <w:t xml:space="preserve"> – Интерфейс виртуального прибора в исходном состоянии</w:t>
+      </w:r>
+    </w:p>
+    <w:p>
+      <w:pPr>
+        <w:keepNext/>
+        <w:jc w:val="center"/>
+      </w:pPr>
+      <w:r>
+        <w:rPr>
+          <w:noProof/>
+          <w:lang w:eastAsia="ru-RU"/>
+        </w:rPr>
+        <w:lastRenderedPageBreak/>
+        <w:drawing>
+          <wp:inline distT="0" distB="0" distL="0" distR="0" wp14:anchorId="27EA373C" wp14:editId="5F55BF27">
+            <wp:extent cx="4829175" cy="4152900"/>
+            <wp:effectExtent l="0" t="0" r="9525" b="0"/>
+            <wp:docPr id="98" name="Рисунок 98"/>
+            <wp:cNvGraphicFramePr>
+              <a:graphicFrameLocks xmlns:a="http://schemas.openxmlformats.org/drawingml/2006/main" noChangeAspect="1"/>
+            </wp:cNvGraphicFramePr>
+            <a:graphic xmlns:a="http://schemas.openxmlformats.org/drawingml/2006/main">
+              <a:graphicData uri="http://schemas.openxmlformats.org/drawingml/2006/picture">
+                <pic:pic xmlns:pic="http://schemas.openxmlformats.org/drawingml/2006/picture">
+                  <pic:nvPicPr>
+                    <pic:cNvPr id="1" name=""/>
+                    <pic:cNvPicPr/>
+                  </pic:nvPicPr>
+                  <pic:blipFill>
+                    <a:blip r:embed="rId46"/>
+                    <a:stretch>
+                      <a:fillRect/>
+                    </a:stretch>
+                  </pic:blipFill>
+                  <pic:spPr>
+                    <a:xfrm>
+                      <a:off x="0" y="0"/>
+                      <a:ext cx="4829175" cy="4152900"/>
+                    </a:xfrm>
+                    <a:prstGeom prst="rect">
+                      <a:avLst/>
+                    </a:prstGeom>
+                  </pic:spPr>
+                </pic:pic>
+              </a:graphicData>
+            </a:graphic>
+          </wp:inline>
+        </w:drawing>
+      </w:r>
+    </w:p>
+    <w:p>
+      <w:pPr>
+        <w:pStyle w:val="ac"/>
+        <w:jc w:val="center"/>
+      </w:pPr>
+      <w:r>
+        <w:t xml:space="preserve">Рисунок </w:t>
+      </w:r>
+      <w:r>
+        <w:t>39</w:t>
+      </w:r>
+      <w:r>
+        <w:t xml:space="preserve"> – Блок-диаграмма трамвайного светофора в отключенном состоянии</w:t>
+      </w:r>
+    </w:p>
+    <w:p>
+      <w:pPr>
+        <w:keepNext/>
+        <w:jc w:val="center"/>
+      </w:pPr>
+      <w:r>
+        <w:rPr>
+          <w:noProof/>
+          <w:lang w:eastAsia="ru-RU"/>
+        </w:rPr>
+        <w:lastRenderedPageBreak/>
+        <w:drawing>
+          <wp:inline distT="0" distB="0" distL="0" distR="0" wp14:anchorId="55CC2090" wp14:editId="130A1C04">
+            <wp:extent cx="4972050" cy="4219575"/>
+            <wp:effectExtent l="0" t="0" r="0" b="9525"/>
+            <wp:docPr id="99" name="Рисунок 99"/>
+            <wp:cNvGraphicFramePr>
+              <a:graphicFrameLocks xmlns:a="http://schemas.openxmlformats.org/drawingml/2006/main" noChangeAspect="1"/>
+            </wp:cNvGraphicFramePr>
+            <a:graphic xmlns:a="http://schemas.openxmlformats.org/drawingml/2006/main">
+              <a:graphicData uri="http://schemas.openxmlformats.org/drawingml/2006/picture">
+                <pic:pic xmlns:pic="http://schemas.openxmlformats.org/drawingml/2006/picture">
+                  <pic:nvPicPr>
+                    <pic:cNvPr id="1" name=""/>
+                    <pic:cNvPicPr/>
+                  </pic:nvPicPr>
+                  <pic:blipFill>
+                    <a:blip r:embed="rId47"/>
+                    <a:stretch>
+                      <a:fillRect/>
+                    </a:stretch>
+                  </pic:blipFill>
+                  <pic:spPr>
+                    <a:xfrm>
+                      <a:off x="0" y="0"/>
+                      <a:ext cx="4972050" cy="4219575"/>
+                    </a:xfrm>
+                    <a:prstGeom prst="rect">
+                      <a:avLst/>
+                    </a:prstGeom>
+                  </pic:spPr>
+                </pic:pic>
+              </a:graphicData>
+            </a:graphic>
+          </wp:inline>
+        </w:drawing>
+      </w:r>
+    </w:p>
+    <w:p>
+      <w:pPr>
+        <w:pStyle w:val="ac"/>
+        <w:jc w:val="center"/>
+      </w:pPr>
+      <w:r>
+        <w:t xml:space="preserve">Рисунок </w:t>
+      </w:r>
+      <w:r>
+        <w:t>40</w:t>
+      </w:r>
+      <w:r>
+        <w:t xml:space="preserve"> – Блок-диаграмма трамвайного светофора сцена №0</w:t>
+      </w:r>
+    </w:p>
+    <w:p>
+      <w:pPr>
+        <w:keepNext/>
+        <w:jc w:val="center"/>
+      </w:pPr>
+      <w:r>
+        <w:rPr>
+          <w:noProof/>
+          <w:lang w:eastAsia="ru-RU"/>
+        </w:rPr>
+        <w:lastRenderedPageBreak/>
+        <w:drawing>
+          <wp:inline distT="0" distB="0" distL="0" distR="0" wp14:anchorId="47F99E38" wp14:editId="4E379DF7">
+            <wp:extent cx="5057775" cy="4200525"/>
+            <wp:effectExtent l="0" t="0" r="9525" b="9525"/>
+            <wp:docPr id="100" name="Рисунок 100"/>
+            <wp:cNvGraphicFramePr>
+              <a:graphicFrameLocks xmlns:a="http://schemas.openxmlformats.org/drawingml/2006/main" noChangeAspect="1"/>
+            </wp:cNvGraphicFramePr>
+            <a:graphic xmlns:a="http://schemas.openxmlformats.org/drawingml/2006/main">
+              <a:graphicData uri="http://schemas.openxmlformats.org/drawingml/2006/picture">
+                <pic:pic xmlns:pic="http://schemas.openxmlformats.org/drawingml/2006/picture">
+                  <pic:nvPicPr>
+                    <pic:cNvPr id="1" name=""/>
+                    <pic:cNvPicPr/>
+                  </pic:nvPicPr>
+                  <pic:blipFill>
+                    <a:blip r:embed="rId48"/>
+                    <a:stretch>
+                      <a:fillRect/>
+                    </a:stretch>
+                  </pic:blipFill>
+                  <pic:spPr>
+                    <a:xfrm>
+                      <a:off x="0" y="0"/>
+                      <a:ext cx="5057775" cy="4200525"/>
+                    </a:xfrm>
+                    <a:prstGeom prst="rect">
+                      <a:avLst/>
+                    </a:prstGeom>
+                  </pic:spPr>
+                </pic:pic>
+              </a:graphicData>
+            </a:graphic>
+          </wp:inline>
+        </w:drawing>
+      </w:r>
+    </w:p>
+    <w:p>
+      <w:pPr>
+        <w:pStyle w:val="ac"/>
+        <w:jc w:val="center"/>
+      </w:pPr>
+      <w:r>
+        <w:t xml:space="preserve">Рисунок </w:t>
+      </w:r>
+      <w:r>
+        <w:t>41</w:t>
+      </w:r>
+      <w:r>
+        <w:t xml:space="preserve"> – Блок-диаграмма трамвайного светофора сцена №1</w:t>
+      </w:r>
+    </w:p>
+    <w:p>
+      <w:pPr>
+        <w:keepNext/>
+        <w:jc w:val="center"/>
+      </w:pPr>
+      <w:r>
+        <w:rPr>
+          <w:noProof/>
+          <w:lang w:eastAsia="ru-RU"/>
+        </w:rPr>
+        <w:lastRenderedPageBreak/>
+        <w:drawing>
+          <wp:inline distT="0" distB="0" distL="0" distR="0" wp14:anchorId="0B7C0781" wp14:editId="3038913E">
+            <wp:extent cx="5057775" cy="4314825"/>
+            <wp:effectExtent l="0" t="0" r="9525" b="9525"/>
+            <wp:docPr id="101" name="Рисунок 101"/>
+            <wp:cNvGraphicFramePr>
+              <a:graphicFrameLocks xmlns:a="http://schemas.openxmlformats.org/drawingml/2006/main" noChangeAspect="1"/>
+            </wp:cNvGraphicFramePr>
+            <a:graphic xmlns:a="http://schemas.openxmlformats.org/drawingml/2006/main">
+              <a:graphicData uri="http://schemas.openxmlformats.org/drawingml/2006/picture">
+                <pic:pic xmlns:pic="http://schemas.openxmlformats.org/drawingml/2006/picture">
+                  <pic:nvPicPr>
+                    <pic:cNvPr id="1" name=""/>
+                    <pic:cNvPicPr/>
+                  </pic:nvPicPr>
+                  <pic:blipFill>
+                    <a:blip r:embed="rId49"/>
+                    <a:stretch>
+                      <a:fillRect/>
+                    </a:stretch>
+                  </pic:blipFill>
+                  <pic:spPr>
+                    <a:xfrm>
+                      <a:off x="0" y="0"/>
+                      <a:ext cx="5057775" cy="4314825"/>
+                    </a:xfrm>
+                    <a:prstGeom prst="rect">
+                      <a:avLst/>
+                    </a:prstGeom>
+                  </pic:spPr>
+                </pic:pic>
+              </a:graphicData>
+            </a:graphic>
+          </wp:inline>
+        </w:drawing>
+      </w:r>
+    </w:p>
+    <w:p>
+      <w:pPr>
+        <w:pStyle w:val="ac"/>
+        <w:jc w:val="center"/>
+      </w:pPr>
+      <w:r>
+        <w:t xml:space="preserve">Рисунок </w:t>
+      </w:r>
+      <w:r>
+        <w:t>42</w:t>
+      </w:r>
+      <w:r>
+        <w:t xml:space="preserve"> – Блок-диаграмма трамвайного светофора сцена №2</w:t>
+      </w:r>
+    </w:p>
+    <w:p>
+      <w:pPr>
+        <w:keepNext/>
+        <w:jc w:val="center"/>
+      </w:pPr>
+      <w:r>
+        <w:rPr>
+          <w:noProof/>
+          <w:lang w:eastAsia="ru-RU"/>
+        </w:rPr>
+        <w:lastRenderedPageBreak/>
+        <w:drawing>
+          <wp:inline distT="0" distB="0" distL="0" distR="0" wp14:anchorId="3ABD9259" wp14:editId="15A43F0B">
+            <wp:extent cx="4914900" cy="4162425"/>
+            <wp:effectExtent l="0" t="0" r="0" b="9525"/>
+            <wp:docPr id="102" name="Рисунок 102"/>
             <wp:cNvGraphicFramePr>
               <a:graphicFrameLocks xmlns:a="http://schemas.openxmlformats.org/drawingml/2006/main" noChangeAspect="1"/>
             </wp:cNvGraphicFramePr>
@@ -7274,7 +7377,7 @@
                   <pic:spPr>
                     <a:xfrm>
                       <a:off x="0" y="0"/>
-                      <a:ext cx="3771900" cy="4324350"/>
+                      <a:ext cx="4914900" cy="4162425"/>
                     </a:xfrm>
                     <a:prstGeom prst="rect">
                       <a:avLst/>
@@ -7295,16 +7398,11 @@
       <w:r>
         <w:t xml:space="preserve">Рисунок </w:t>
       </w:r>
-      <w:fldSimple w:instr=" SEQ Рисунок \* ARABIC ">
-        <w:r>
-          <w:rPr>
-            <w:noProof/>
-          </w:rPr>
-          <w:t>42</w:t>
-        </w:r>
-      </w:fldSimple>
-      <w:r>
-        <w:t xml:space="preserve"> – Интерфейс виртуального прибора в исходном состоянии</w:t>
+      <w:r>
+        <w:t>43</w:t>
+      </w:r>
+      <w:r>
+        <w:t xml:space="preserve"> – Блок-диаграмма трамвайного светофора сцена №3</w:t>
       </w:r>
     </w:p>
     <w:p>
@@ -7317,12 +7415,11 @@
           <w:noProof/>
           <w:lang w:eastAsia="ru-RU"/>
         </w:rPr>
-        <w:lastRenderedPageBreak/>
         <w:drawing>
-          <wp:inline distT="0" distB="0" distL="0" distR="0" wp14:anchorId="27EA373C" wp14:editId="5F55BF27">
-            <wp:extent cx="4829175" cy="4152900"/>
+          <wp:inline distT="0" distB="0" distL="0" distR="0" wp14:anchorId="12608449" wp14:editId="1BBFA556">
+            <wp:extent cx="4772025" cy="4114800"/>
             <wp:effectExtent l="0" t="0" r="9525" b="0"/>
-            <wp:docPr id="98" name="Рисунок 98"/>
+            <wp:docPr id="103" name="Рисунок 103"/>
             <wp:cNvGraphicFramePr>
               <a:graphicFrameLocks xmlns:a="http://schemas.openxmlformats.org/drawingml/2006/main" noChangeAspect="1"/>
             </wp:cNvGraphicFramePr>
@@ -7342,7 +7439,7 @@
                   <pic:spPr>
                     <a:xfrm>
                       <a:off x="0" y="0"/>
-                      <a:ext cx="4829175" cy="4152900"/>
+                      <a:ext cx="4772025" cy="4114800"/>
                     </a:xfrm>
                     <a:prstGeom prst="rect">
                       <a:avLst/>
@@ -7363,16 +7460,11 @@
       <w:r>
         <w:t xml:space="preserve">Рисунок </w:t>
       </w:r>
-      <w:fldSimple w:instr=" SEQ Рисунок \* ARABIC ">
-        <w:r>
-          <w:rPr>
-            <w:noProof/>
-          </w:rPr>
-          <w:t>43</w:t>
-        </w:r>
-      </w:fldSimple>
-      <w:r>
-        <w:t xml:space="preserve"> – Блок-диаграмма трамвайного светофора в отключенном состоянии</w:t>
+      <w:r>
+        <w:t>44</w:t>
+      </w:r>
+      <w:r>
+        <w:t xml:space="preserve"> – Блок-диаграмма трамвайного светофора сцена №4</w:t>
       </w:r>
     </w:p>
     <w:p>
@@ -7387,10 +7479,10 @@
         </w:rPr>
         <w:lastRenderedPageBreak/>
         <w:drawing>
-          <wp:inline distT="0" distB="0" distL="0" distR="0" wp14:anchorId="55CC2090" wp14:editId="130A1C04">
-            <wp:extent cx="4972050" cy="4219575"/>
+          <wp:inline distT="0" distB="0" distL="0" distR="0" wp14:anchorId="659B9285" wp14:editId="1C50D2AF">
+            <wp:extent cx="4895850" cy="4086225"/>
             <wp:effectExtent l="0" t="0" r="0" b="9525"/>
-            <wp:docPr id="99" name="Рисунок 99"/>
+            <wp:docPr id="104" name="Рисунок 104"/>
             <wp:cNvGraphicFramePr>
               <a:graphicFrameLocks xmlns:a="http://schemas.openxmlformats.org/drawingml/2006/main" noChangeAspect="1"/>
             </wp:cNvGraphicFramePr>
@@ -7410,7 +7502,7 @@
                   <pic:spPr>
                     <a:xfrm>
                       <a:off x="0" y="0"/>
-                      <a:ext cx="4972050" cy="4219575"/>
+                      <a:ext cx="4895850" cy="4086225"/>
                     </a:xfrm>
                     <a:prstGeom prst="rect">
                       <a:avLst/>
@@ -7431,16 +7523,11 @@
       <w:r>
         <w:t xml:space="preserve">Рисунок </w:t>
       </w:r>
-      <w:fldSimple w:instr=" SEQ Рисунок \* ARABIC ">
-        <w:r>
-          <w:rPr>
-            <w:noProof/>
-          </w:rPr>
-          <w:t>44</w:t>
-        </w:r>
-      </w:fldSimple>
-      <w:r>
-        <w:t xml:space="preserve"> – Блок-диаграмма трамвайного светофора сцена №0</w:t>
+      <w:r>
+        <w:t>45</w:t>
+      </w:r>
+      <w:r>
+        <w:t xml:space="preserve"> – Блок-диаграмма трамвайного светофора сцена №5</w:t>
       </w:r>
     </w:p>
     <w:p>
@@ -7453,12 +7540,11 @@
           <w:noProof/>
           <w:lang w:eastAsia="ru-RU"/>
         </w:rPr>
-        <w:lastRenderedPageBreak/>
         <w:drawing>
-          <wp:inline distT="0" distB="0" distL="0" distR="0" wp14:anchorId="47F99E38" wp14:editId="4E379DF7">
-            <wp:extent cx="5057775" cy="4200525"/>
-            <wp:effectExtent l="0" t="0" r="9525" b="9525"/>
-            <wp:docPr id="100" name="Рисунок 100"/>
+          <wp:inline distT="0" distB="0" distL="0" distR="0" wp14:anchorId="236CE44A" wp14:editId="237EAFDB">
+            <wp:extent cx="4733925" cy="3981450"/>
+            <wp:effectExtent l="0" t="0" r="9525" b="0"/>
+            <wp:docPr id="105" name="Рисунок 105"/>
             <wp:cNvGraphicFramePr>
               <a:graphicFrameLocks xmlns:a="http://schemas.openxmlformats.org/drawingml/2006/main" noChangeAspect="1"/>
             </wp:cNvGraphicFramePr>
@@ -7478,7 +7564,7 @@
                   <pic:spPr>
                     <a:xfrm>
                       <a:off x="0" y="0"/>
-                      <a:ext cx="5057775" cy="4200525"/>
+                      <a:ext cx="4733925" cy="3981450"/>
                     </a:xfrm>
                     <a:prstGeom prst="rect">
                       <a:avLst/>
@@ -7499,16 +7585,11 @@
       <w:r>
         <w:t xml:space="preserve">Рисунок </w:t>
       </w:r>
-      <w:fldSimple w:instr=" SEQ Рисунок \* ARABIC ">
-        <w:r>
-          <w:rPr>
-            <w:noProof/>
-          </w:rPr>
-          <w:t>45</w:t>
-        </w:r>
-      </w:fldSimple>
-      <w:r>
-        <w:t xml:space="preserve"> – Блок-диаграмма трамвайного светофора сцена №1</w:t>
+      <w:r>
+        <w:t>46</w:t>
+      </w:r>
+      <w:r>
+        <w:t xml:space="preserve"> – Блок-диаграмма трамвайного светофора сцена №6</w:t>
       </w:r>
     </w:p>
     <w:p>
@@ -7523,10 +7604,10 @@
         </w:rPr>
         <w:lastRenderedPageBreak/>
         <w:drawing>
-          <wp:inline distT="0" distB="0" distL="0" distR="0" wp14:anchorId="0B7C0781" wp14:editId="3038913E">
-            <wp:extent cx="5057775" cy="4314825"/>
-            <wp:effectExtent l="0" t="0" r="9525" b="9525"/>
-            <wp:docPr id="101" name="Рисунок 101"/>
+          <wp:inline distT="0" distB="0" distL="0" distR="0" wp14:anchorId="10AD682C" wp14:editId="6782207F">
+            <wp:extent cx="4810125" cy="4076700"/>
+            <wp:effectExtent l="0" t="0" r="9525" b="0"/>
+            <wp:docPr id="106" name="Рисунок 106"/>
             <wp:cNvGraphicFramePr>
               <a:graphicFrameLocks xmlns:a="http://schemas.openxmlformats.org/drawingml/2006/main" noChangeAspect="1"/>
             </wp:cNvGraphicFramePr>
@@ -7546,7 +7627,7 @@
                   <pic:spPr>
                     <a:xfrm>
                       <a:off x="0" y="0"/>
-                      <a:ext cx="5057775" cy="4314825"/>
+                      <a:ext cx="4810125" cy="4076700"/>
                     </a:xfrm>
                     <a:prstGeom prst="rect">
                       <a:avLst/>
@@ -7567,17 +7648,26 @@
       <w:r>
         <w:t xml:space="preserve">Рисунок </w:t>
       </w:r>
-      <w:fldSimple w:instr=" SEQ Рисунок \* ARABIC ">
-        <w:r>
-          <w:rPr>
-            <w:noProof/>
-          </w:rPr>
-          <w:t>46</w:t>
-        </w:r>
-      </w:fldSimple>
-      <w:r>
-        <w:t xml:space="preserve"> – Блок-диаграмма трамвайного светофора сцена №2</w:t>
-      </w:r>
+      <w:r>
+        <w:t>47</w:t>
+      </w:r>
+      <w:r>
+        <w:t xml:space="preserve"> – Блок-диаграмма трамвайного светофора сцена №7</w:t>
+      </w:r>
+    </w:p>
+    <w:p>
+      <w:pPr>
+        <w:pStyle w:val="1"/>
+      </w:pPr>
+      <w:bookmarkStart w:id="34" w:name="_Toc208344421"/>
+      <w:r>
+        <w:lastRenderedPageBreak/>
+        <w:t>Результат выполнения программы</w:t>
+      </w:r>
+      <w:r>
+        <w:t xml:space="preserve"> задания №4</w:t>
+      </w:r>
+      <w:bookmarkEnd w:id="34"/>
     </w:p>
     <w:p>
       <w:pPr>
@@ -7589,12 +7679,11 @@
           <w:noProof/>
           <w:lang w:eastAsia="ru-RU"/>
         </w:rPr>
-        <w:lastRenderedPageBreak/>
         <w:drawing>
-          <wp:inline distT="0" distB="0" distL="0" distR="0" wp14:anchorId="3ABD9259" wp14:editId="15A43F0B">
-            <wp:extent cx="4914900" cy="4162425"/>
-            <wp:effectExtent l="0" t="0" r="0" b="9525"/>
-            <wp:docPr id="102" name="Рисунок 102"/>
+          <wp:inline distT="0" distB="0" distL="0" distR="0" wp14:anchorId="37D64AFE" wp14:editId="3307BC74">
+            <wp:extent cx="3048000" cy="4171950"/>
+            <wp:effectExtent l="0" t="0" r="0" b="0"/>
+            <wp:docPr id="115" name="Рисунок 115"/>
             <wp:cNvGraphicFramePr>
               <a:graphicFrameLocks xmlns:a="http://schemas.openxmlformats.org/drawingml/2006/main" noChangeAspect="1"/>
             </wp:cNvGraphicFramePr>
@@ -7614,7 +7703,7 @@
                   <pic:spPr>
                     <a:xfrm>
                       <a:off x="0" y="0"/>
-                      <a:ext cx="4914900" cy="4162425"/>
+                      <a:ext cx="3048000" cy="4171950"/>
                     </a:xfrm>
                     <a:prstGeom prst="rect">
                       <a:avLst/>
@@ -7635,16 +7724,11 @@
       <w:r>
         <w:t xml:space="preserve">Рисунок </w:t>
       </w:r>
-      <w:fldSimple w:instr=" SEQ Рисунок \* ARABIC ">
-        <w:r>
-          <w:rPr>
-            <w:noProof/>
-          </w:rPr>
-          <w:t>47</w:t>
-        </w:r>
-      </w:fldSimple>
-      <w:r>
-        <w:t xml:space="preserve"> – Блок-диаграмма трамвайного светофора сцена №3</w:t>
+      <w:r>
+        <w:t>48</w:t>
+      </w:r>
+      <w:r>
+        <w:t xml:space="preserve"> – Отображение трамвайного светофора в отключенном состоянии</w:t>
       </w:r>
     </w:p>
     <w:p>
@@ -7657,11 +7741,12 @@
           <w:noProof/>
           <w:lang w:eastAsia="ru-RU"/>
         </w:rPr>
+        <w:lastRenderedPageBreak/>
         <w:drawing>
-          <wp:inline distT="0" distB="0" distL="0" distR="0" wp14:anchorId="12608449" wp14:editId="1BBFA556">
-            <wp:extent cx="4772025" cy="4114800"/>
-            <wp:effectExtent l="0" t="0" r="9525" b="0"/>
-            <wp:docPr id="103" name="Рисунок 103"/>
+          <wp:inline distT="0" distB="0" distL="0" distR="0" wp14:anchorId="65DBDFBE" wp14:editId="3F237974">
+            <wp:extent cx="3371850" cy="4229100"/>
+            <wp:effectExtent l="0" t="0" r="0" b="0"/>
+            <wp:docPr id="107" name="Рисунок 107"/>
             <wp:cNvGraphicFramePr>
               <a:graphicFrameLocks xmlns:a="http://schemas.openxmlformats.org/drawingml/2006/main" noChangeAspect="1"/>
             </wp:cNvGraphicFramePr>
@@ -7681,7 +7766,7 @@
                   <pic:spPr>
                     <a:xfrm>
                       <a:off x="0" y="0"/>
-                      <a:ext cx="4772025" cy="4114800"/>
+                      <a:ext cx="3371850" cy="4229100"/>
                     </a:xfrm>
                     <a:prstGeom prst="rect">
                       <a:avLst/>
@@ -7702,16 +7787,11 @@
       <w:r>
         <w:t xml:space="preserve">Рисунок </w:t>
       </w:r>
-      <w:fldSimple w:instr=" SEQ Рисунок \* ARABIC ">
-        <w:r>
-          <w:rPr>
-            <w:noProof/>
-          </w:rPr>
-          <w:t>48</w:t>
-        </w:r>
-      </w:fldSimple>
-      <w:r>
-        <w:t xml:space="preserve"> – Блок-диаграмма трамвайного светофора сцена №4</w:t>
+      <w:r>
+        <w:t>49</w:t>
+      </w:r>
+      <w:r>
+        <w:t xml:space="preserve"> – Отображение трамвайного светофора в первом состоянии</w:t>
       </w:r>
     </w:p>
     <w:p>
@@ -7724,12 +7804,11 @@
           <w:noProof/>
           <w:lang w:eastAsia="ru-RU"/>
         </w:rPr>
-        <w:lastRenderedPageBreak/>
         <w:drawing>
-          <wp:inline distT="0" distB="0" distL="0" distR="0" wp14:anchorId="659B9285" wp14:editId="1C50D2AF">
-            <wp:extent cx="4895850" cy="4086225"/>
+          <wp:inline distT="0" distB="0" distL="0" distR="0" wp14:anchorId="429B7276" wp14:editId="6082E212">
+            <wp:extent cx="3257550" cy="3895725"/>
             <wp:effectExtent l="0" t="0" r="0" b="9525"/>
-            <wp:docPr id="104" name="Рисунок 104"/>
+            <wp:docPr id="108" name="Рисунок 108"/>
             <wp:cNvGraphicFramePr>
               <a:graphicFrameLocks xmlns:a="http://schemas.openxmlformats.org/drawingml/2006/main" noChangeAspect="1"/>
             </wp:cNvGraphicFramePr>
@@ -7749,7 +7828,7 @@
                   <pic:spPr>
                     <a:xfrm>
                       <a:off x="0" y="0"/>
-                      <a:ext cx="4895850" cy="4086225"/>
+                      <a:ext cx="3257550" cy="3895725"/>
                     </a:xfrm>
                     <a:prstGeom prst="rect">
                       <a:avLst/>
@@ -7770,16 +7849,11 @@
       <w:r>
         <w:t xml:space="preserve">Рисунок </w:t>
       </w:r>
-      <w:fldSimple w:instr=" SEQ Рисунок \* ARABIC ">
-        <w:r>
-          <w:rPr>
-            <w:noProof/>
-          </w:rPr>
-          <w:t>49</w:t>
-        </w:r>
-      </w:fldSimple>
-      <w:r>
-        <w:t xml:space="preserve"> – Блок-диаграмма трамвайного светофора сцена №5</w:t>
+      <w:r>
+        <w:t>50</w:t>
+      </w:r>
+      <w:r>
+        <w:t xml:space="preserve"> – Отображение трамвайного светофора во втором состоянии</w:t>
       </w:r>
     </w:p>
     <w:p>
@@ -7792,11 +7866,12 @@
           <w:noProof/>
           <w:lang w:eastAsia="ru-RU"/>
         </w:rPr>
+        <w:lastRenderedPageBreak/>
         <w:drawing>
-          <wp:inline distT="0" distB="0" distL="0" distR="0" wp14:anchorId="236CE44A" wp14:editId="237EAFDB">
-            <wp:extent cx="4733925" cy="3981450"/>
-            <wp:effectExtent l="0" t="0" r="9525" b="0"/>
-            <wp:docPr id="105" name="Рисунок 105"/>
+          <wp:inline distT="0" distB="0" distL="0" distR="0" wp14:anchorId="3815FD97" wp14:editId="3EAE5695">
+            <wp:extent cx="3009900" cy="4057650"/>
+            <wp:effectExtent l="0" t="0" r="0" b="0"/>
+            <wp:docPr id="109" name="Рисунок 109"/>
             <wp:cNvGraphicFramePr>
               <a:graphicFrameLocks xmlns:a="http://schemas.openxmlformats.org/drawingml/2006/main" noChangeAspect="1"/>
             </wp:cNvGraphicFramePr>
@@ -7816,7 +7891,7 @@
                   <pic:spPr>
                     <a:xfrm>
                       <a:off x="0" y="0"/>
-                      <a:ext cx="4733925" cy="3981450"/>
+                      <a:ext cx="3009900" cy="4057650"/>
                     </a:xfrm>
                     <a:prstGeom prst="rect">
                       <a:avLst/>
@@ -7837,16 +7912,11 @@
       <w:r>
         <w:t xml:space="preserve">Рисунок </w:t>
       </w:r>
-      <w:fldSimple w:instr=" SEQ Рисунок \* ARABIC ">
-        <w:r>
-          <w:rPr>
-            <w:noProof/>
-          </w:rPr>
-          <w:t>50</w:t>
-        </w:r>
-      </w:fldSimple>
-      <w:r>
-        <w:t xml:space="preserve"> – Блок-диаграмма трамвайного светофора сцена №6</w:t>
+      <w:r>
+        <w:t>51</w:t>
+      </w:r>
+      <w:r>
+        <w:t xml:space="preserve"> – Отображение трамвайного светофора в третьем состоянии</w:t>
       </w:r>
     </w:p>
     <w:p>
@@ -7861,10 +7931,10 @@
         </w:rPr>
         <w:lastRenderedPageBreak/>
         <w:drawing>
-          <wp:inline distT="0" distB="0" distL="0" distR="0" wp14:anchorId="10AD682C" wp14:editId="6782207F">
-            <wp:extent cx="4810125" cy="4076700"/>
+          <wp:inline distT="0" distB="0" distL="0" distR="0" wp14:anchorId="3695DE62" wp14:editId="2E8125DA">
+            <wp:extent cx="3114675" cy="4343400"/>
             <wp:effectExtent l="0" t="0" r="9525" b="0"/>
-            <wp:docPr id="106" name="Рисунок 106"/>
+            <wp:docPr id="110" name="Рисунок 110"/>
             <wp:cNvGraphicFramePr>
               <a:graphicFrameLocks xmlns:a="http://schemas.openxmlformats.org/drawingml/2006/main" noChangeAspect="1"/>
             </wp:cNvGraphicFramePr>
@@ -7884,7 +7954,7 @@
                   <pic:spPr>
                     <a:xfrm>
                       <a:off x="0" y="0"/>
-                      <a:ext cx="4810125" cy="4076700"/>
+                      <a:ext cx="3114675" cy="4343400"/>
                     </a:xfrm>
                     <a:prstGeom prst="rect">
                       <a:avLst/>
@@ -7905,47 +7975,29 @@
       <w:r>
         <w:t xml:space="preserve">Рисунок </w:t>
       </w:r>
-      <w:fldSimple w:instr=" SEQ Рисунок \* ARABIC ">
-        <w:r>
-          <w:rPr>
-            <w:noProof/>
-          </w:rPr>
-          <w:t>51</w:t>
-        </w:r>
-      </w:fldSimple>
-      <w:r>
-        <w:t xml:space="preserve"> – Блок-диаграмма трамвайного светофора сцена №7</w:t>
-      </w:r>
-    </w:p>
-    <w:p>
-      <w:pPr>
-        <w:pStyle w:val="1"/>
-      </w:pPr>
-      <w:bookmarkStart w:id="33" w:name="_Toc203944171"/>
-      <w:r>
+      <w:r>
+        <w:t>52</w:t>
+      </w:r>
+      <w:r>
+        <w:t xml:space="preserve"> – Отображение трамвайного светофора в четвертом состоянии</w:t>
+      </w:r>
+    </w:p>
+    <w:p>
+      <w:pPr>
+        <w:keepNext/>
+        <w:jc w:val="center"/>
+      </w:pPr>
+      <w:r>
+        <w:rPr>
+          <w:noProof/>
+          <w:lang w:eastAsia="ru-RU"/>
+        </w:rPr>
         <w:lastRenderedPageBreak/>
-        <w:t>Результат выполнения программы</w:t>
-      </w:r>
-      <w:r>
-        <w:t xml:space="preserve"> задания №4</w:t>
-      </w:r>
-      <w:bookmarkEnd w:id="33"/>
-    </w:p>
-    <w:p>
-      <w:pPr>
-        <w:keepNext/>
-        <w:jc w:val="center"/>
-      </w:pPr>
-      <w:r>
-        <w:rPr>
-          <w:noProof/>
-          <w:lang w:eastAsia="ru-RU"/>
-        </w:rPr>
         <w:drawing>
-          <wp:inline distT="0" distB="0" distL="0" distR="0" wp14:anchorId="37D64AFE" wp14:editId="3307BC74">
-            <wp:extent cx="3048000" cy="4171950"/>
+          <wp:inline distT="0" distB="0" distL="0" distR="0" wp14:anchorId="79535BF8" wp14:editId="0DFC43CA">
+            <wp:extent cx="3448050" cy="4267200"/>
             <wp:effectExtent l="0" t="0" r="0" b="0"/>
-            <wp:docPr id="115" name="Рисунок 115"/>
+            <wp:docPr id="111" name="Рисунок 111"/>
             <wp:cNvGraphicFramePr>
               <a:graphicFrameLocks xmlns:a="http://schemas.openxmlformats.org/drawingml/2006/main" noChangeAspect="1"/>
             </wp:cNvGraphicFramePr>
@@ -7965,7 +8017,7 @@
                   <pic:spPr>
                     <a:xfrm>
                       <a:off x="0" y="0"/>
-                      <a:ext cx="3048000" cy="4171950"/>
+                      <a:ext cx="3448050" cy="4267200"/>
                     </a:xfrm>
                     <a:prstGeom prst="rect">
                       <a:avLst/>
@@ -7986,16 +8038,11 @@
       <w:r>
         <w:t xml:space="preserve">Рисунок </w:t>
       </w:r>
-      <w:fldSimple w:instr=" SEQ Рисунок \* ARABIC ">
-        <w:r>
-          <w:rPr>
-            <w:noProof/>
-          </w:rPr>
-          <w:t>52</w:t>
-        </w:r>
-      </w:fldSimple>
-      <w:r>
-        <w:t xml:space="preserve"> – Отображение трамвайного светофора в отключенном состоянии</w:t>
+      <w:r>
+        <w:t>53</w:t>
+      </w:r>
+      <w:r>
+        <w:t xml:space="preserve"> – Отображение трамвайного светофора в пятом состоянии</w:t>
       </w:r>
     </w:p>
     <w:p>
@@ -8008,12 +8055,11 @@
           <w:noProof/>
           <w:lang w:eastAsia="ru-RU"/>
         </w:rPr>
-        <w:lastRenderedPageBreak/>
         <w:drawing>
-          <wp:inline distT="0" distB="0" distL="0" distR="0" wp14:anchorId="65DBDFBE" wp14:editId="3F237974">
-            <wp:extent cx="3371850" cy="4229100"/>
-            <wp:effectExtent l="0" t="0" r="0" b="0"/>
-            <wp:docPr id="107" name="Рисунок 107"/>
+          <wp:inline distT="0" distB="0" distL="0" distR="0" wp14:anchorId="708A6857" wp14:editId="08D1D0C3">
+            <wp:extent cx="2847975" cy="4010025"/>
+            <wp:effectExtent l="0" t="0" r="9525" b="9525"/>
+            <wp:docPr id="112" name="Рисунок 112"/>
             <wp:cNvGraphicFramePr>
               <a:graphicFrameLocks xmlns:a="http://schemas.openxmlformats.org/drawingml/2006/main" noChangeAspect="1"/>
             </wp:cNvGraphicFramePr>
@@ -8033,7 +8079,7 @@
                   <pic:spPr>
                     <a:xfrm>
                       <a:off x="0" y="0"/>
-                      <a:ext cx="3371850" cy="4229100"/>
+                      <a:ext cx="2847975" cy="4010025"/>
                     </a:xfrm>
                     <a:prstGeom prst="rect">
                       <a:avLst/>
@@ -8054,16 +8100,11 @@
       <w:r>
         <w:t xml:space="preserve">Рисунок </w:t>
       </w:r>
-      <w:fldSimple w:instr=" SEQ Рисунок \* ARABIC ">
-        <w:r>
-          <w:rPr>
-            <w:noProof/>
-          </w:rPr>
-          <w:t>53</w:t>
-        </w:r>
-      </w:fldSimple>
-      <w:r>
-        <w:t xml:space="preserve"> – Отображение трамвайного светофора в первом состоянии</w:t>
+      <w:r>
+        <w:t>54</w:t>
+      </w:r>
+      <w:r>
+        <w:t xml:space="preserve"> – Отображение трамвайного светофора в шестом состоянии</w:t>
       </w:r>
     </w:p>
     <w:p>
@@ -8076,11 +8117,12 @@
           <w:noProof/>
           <w:lang w:eastAsia="ru-RU"/>
         </w:rPr>
+        <w:lastRenderedPageBreak/>
         <w:drawing>
-          <wp:inline distT="0" distB="0" distL="0" distR="0" wp14:anchorId="429B7276" wp14:editId="6082E212">
-            <wp:extent cx="3257550" cy="3895725"/>
-            <wp:effectExtent l="0" t="0" r="0" b="9525"/>
-            <wp:docPr id="108" name="Рисунок 108"/>
+          <wp:inline distT="0" distB="0" distL="0" distR="0" wp14:anchorId="2CEDB619" wp14:editId="366F9B80">
+            <wp:extent cx="2971800" cy="3943350"/>
+            <wp:effectExtent l="0" t="0" r="0" b="0"/>
+            <wp:docPr id="113" name="Рисунок 113"/>
             <wp:cNvGraphicFramePr>
               <a:graphicFrameLocks xmlns:a="http://schemas.openxmlformats.org/drawingml/2006/main" noChangeAspect="1"/>
             </wp:cNvGraphicFramePr>
@@ -8100,7 +8142,7 @@
                   <pic:spPr>
                     <a:xfrm>
                       <a:off x="0" y="0"/>
-                      <a:ext cx="3257550" cy="3895725"/>
+                      <a:ext cx="2971800" cy="3943350"/>
                     </a:xfrm>
                     <a:prstGeom prst="rect">
                       <a:avLst/>
@@ -8121,16 +8163,11 @@
       <w:r>
         <w:t xml:space="preserve">Рисунок </w:t>
       </w:r>
-      <w:fldSimple w:instr=" SEQ Рисунок \* ARABIC ">
-        <w:r>
-          <w:rPr>
-            <w:noProof/>
-          </w:rPr>
-          <w:t>54</w:t>
-        </w:r>
-      </w:fldSimple>
-      <w:r>
-        <w:t xml:space="preserve"> – Отображение трамвайного светофора во втором состоянии</w:t>
+      <w:r>
+        <w:t>55</w:t>
+      </w:r>
+      <w:r>
+        <w:t xml:space="preserve"> – Отображение трамвайного светофора в седьмом состоянии</w:t>
       </w:r>
     </w:p>
     <w:p>
@@ -8143,12 +8180,11 @@
           <w:noProof/>
           <w:lang w:eastAsia="ru-RU"/>
         </w:rPr>
-        <w:lastRenderedPageBreak/>
         <w:drawing>
-          <wp:inline distT="0" distB="0" distL="0" distR="0" wp14:anchorId="3815FD97" wp14:editId="3EAE5695">
-            <wp:extent cx="3009900" cy="4057650"/>
-            <wp:effectExtent l="0" t="0" r="0" b="0"/>
-            <wp:docPr id="109" name="Рисунок 109"/>
+          <wp:inline distT="0" distB="0" distL="0" distR="0" wp14:anchorId="5680817A" wp14:editId="1AF4151E">
+            <wp:extent cx="3581400" cy="4276725"/>
+            <wp:effectExtent l="0" t="0" r="0" b="9525"/>
+            <wp:docPr id="114" name="Рисунок 114"/>
             <wp:cNvGraphicFramePr>
               <a:graphicFrameLocks xmlns:a="http://schemas.openxmlformats.org/drawingml/2006/main" noChangeAspect="1"/>
             </wp:cNvGraphicFramePr>
@@ -8168,344 +8204,6 @@
                   <pic:spPr>
                     <a:xfrm>
                       <a:off x="0" y="0"/>
-                      <a:ext cx="3009900" cy="4057650"/>
-                    </a:xfrm>
-                    <a:prstGeom prst="rect">
-                      <a:avLst/>
-                    </a:prstGeom>
-                  </pic:spPr>
-                </pic:pic>
-              </a:graphicData>
-            </a:graphic>
-          </wp:inline>
-        </w:drawing>
-      </w:r>
-    </w:p>
-    <w:p>
-      <w:pPr>
-        <w:pStyle w:val="ac"/>
-        <w:jc w:val="center"/>
-      </w:pPr>
-      <w:r>
-        <w:t xml:space="preserve">Рисунок </w:t>
-      </w:r>
-      <w:fldSimple w:instr=" SEQ Рисунок \* ARABIC ">
-        <w:r>
-          <w:rPr>
-            <w:noProof/>
-          </w:rPr>
-          <w:t>55</w:t>
-        </w:r>
-      </w:fldSimple>
-      <w:r>
-        <w:t xml:space="preserve"> – Отображение трамвайного светофора в третьем состоянии</w:t>
-      </w:r>
-    </w:p>
-    <w:p>
-      <w:pPr>
-        <w:keepNext/>
-        <w:jc w:val="center"/>
-      </w:pPr>
-      <w:r>
-        <w:rPr>
-          <w:noProof/>
-          <w:lang w:eastAsia="ru-RU"/>
-        </w:rPr>
-        <w:lastRenderedPageBreak/>
-        <w:drawing>
-          <wp:inline distT="0" distB="0" distL="0" distR="0" wp14:anchorId="3695DE62" wp14:editId="2E8125DA">
-            <wp:extent cx="3114675" cy="4343400"/>
-            <wp:effectExtent l="0" t="0" r="9525" b="0"/>
-            <wp:docPr id="110" name="Рисунок 110"/>
-            <wp:cNvGraphicFramePr>
-              <a:graphicFrameLocks xmlns:a="http://schemas.openxmlformats.org/drawingml/2006/main" noChangeAspect="1"/>
-            </wp:cNvGraphicFramePr>
-            <a:graphic xmlns:a="http://schemas.openxmlformats.org/drawingml/2006/main">
-              <a:graphicData uri="http://schemas.openxmlformats.org/drawingml/2006/picture">
-                <pic:pic xmlns:pic="http://schemas.openxmlformats.org/drawingml/2006/picture">
-                  <pic:nvPicPr>
-                    <pic:cNvPr id="1" name=""/>
-                    <pic:cNvPicPr/>
-                  </pic:nvPicPr>
-                  <pic:blipFill>
-                    <a:blip r:embed="rId64"/>
-                    <a:stretch>
-                      <a:fillRect/>
-                    </a:stretch>
-                  </pic:blipFill>
-                  <pic:spPr>
-                    <a:xfrm>
-                      <a:off x="0" y="0"/>
-                      <a:ext cx="3114675" cy="4343400"/>
-                    </a:xfrm>
-                    <a:prstGeom prst="rect">
-                      <a:avLst/>
-                    </a:prstGeom>
-                  </pic:spPr>
-                </pic:pic>
-              </a:graphicData>
-            </a:graphic>
-          </wp:inline>
-        </w:drawing>
-      </w:r>
-    </w:p>
-    <w:p>
-      <w:pPr>
-        <w:pStyle w:val="ac"/>
-        <w:jc w:val="center"/>
-      </w:pPr>
-      <w:r>
-        <w:t xml:space="preserve">Рисунок </w:t>
-      </w:r>
-      <w:fldSimple w:instr=" SEQ Рисунок \* ARABIC ">
-        <w:r>
-          <w:rPr>
-            <w:noProof/>
-          </w:rPr>
-          <w:t>56</w:t>
-        </w:r>
-      </w:fldSimple>
-      <w:r>
-        <w:t xml:space="preserve"> – Отображение трамвайного светофора в четвертом состоянии</w:t>
-      </w:r>
-    </w:p>
-    <w:p>
-      <w:pPr>
-        <w:keepNext/>
-        <w:jc w:val="center"/>
-      </w:pPr>
-      <w:r>
-        <w:rPr>
-          <w:noProof/>
-          <w:lang w:eastAsia="ru-RU"/>
-        </w:rPr>
-        <w:lastRenderedPageBreak/>
-        <w:drawing>
-          <wp:inline distT="0" distB="0" distL="0" distR="0" wp14:anchorId="79535BF8" wp14:editId="0DFC43CA">
-            <wp:extent cx="3448050" cy="4267200"/>
-            <wp:effectExtent l="0" t="0" r="0" b="0"/>
-            <wp:docPr id="111" name="Рисунок 111"/>
-            <wp:cNvGraphicFramePr>
-              <a:graphicFrameLocks xmlns:a="http://schemas.openxmlformats.org/drawingml/2006/main" noChangeAspect="1"/>
-            </wp:cNvGraphicFramePr>
-            <a:graphic xmlns:a="http://schemas.openxmlformats.org/drawingml/2006/main">
-              <a:graphicData uri="http://schemas.openxmlformats.org/drawingml/2006/picture">
-                <pic:pic xmlns:pic="http://schemas.openxmlformats.org/drawingml/2006/picture">
-                  <pic:nvPicPr>
-                    <pic:cNvPr id="1" name=""/>
-                    <pic:cNvPicPr/>
-                  </pic:nvPicPr>
-                  <pic:blipFill>
-                    <a:blip r:embed="rId65"/>
-                    <a:stretch>
-                      <a:fillRect/>
-                    </a:stretch>
-                  </pic:blipFill>
-                  <pic:spPr>
-                    <a:xfrm>
-                      <a:off x="0" y="0"/>
-                      <a:ext cx="3448050" cy="4267200"/>
-                    </a:xfrm>
-                    <a:prstGeom prst="rect">
-                      <a:avLst/>
-                    </a:prstGeom>
-                  </pic:spPr>
-                </pic:pic>
-              </a:graphicData>
-            </a:graphic>
-          </wp:inline>
-        </w:drawing>
-      </w:r>
-    </w:p>
-    <w:p>
-      <w:pPr>
-        <w:pStyle w:val="ac"/>
-        <w:jc w:val="center"/>
-      </w:pPr>
-      <w:r>
-        <w:t xml:space="preserve">Рисунок </w:t>
-      </w:r>
-      <w:fldSimple w:instr=" SEQ Рисунок \* ARABIC ">
-        <w:r>
-          <w:rPr>
-            <w:noProof/>
-          </w:rPr>
-          <w:t>57</w:t>
-        </w:r>
-      </w:fldSimple>
-      <w:r>
-        <w:t xml:space="preserve"> – Отображение трамвайного светофора в пятом состоянии</w:t>
-      </w:r>
-    </w:p>
-    <w:p>
-      <w:pPr>
-        <w:keepNext/>
-        <w:jc w:val="center"/>
-      </w:pPr>
-      <w:r>
-        <w:rPr>
-          <w:noProof/>
-          <w:lang w:eastAsia="ru-RU"/>
-        </w:rPr>
-        <w:drawing>
-          <wp:inline distT="0" distB="0" distL="0" distR="0" wp14:anchorId="708A6857" wp14:editId="08D1D0C3">
-            <wp:extent cx="2847975" cy="4010025"/>
-            <wp:effectExtent l="0" t="0" r="9525" b="9525"/>
-            <wp:docPr id="112" name="Рисунок 112"/>
-            <wp:cNvGraphicFramePr>
-              <a:graphicFrameLocks xmlns:a="http://schemas.openxmlformats.org/drawingml/2006/main" noChangeAspect="1"/>
-            </wp:cNvGraphicFramePr>
-            <a:graphic xmlns:a="http://schemas.openxmlformats.org/drawingml/2006/main">
-              <a:graphicData uri="http://schemas.openxmlformats.org/drawingml/2006/picture">
-                <pic:pic xmlns:pic="http://schemas.openxmlformats.org/drawingml/2006/picture">
-                  <pic:nvPicPr>
-                    <pic:cNvPr id="1" name=""/>
-                    <pic:cNvPicPr/>
-                  </pic:nvPicPr>
-                  <pic:blipFill>
-                    <a:blip r:embed="rId66"/>
-                    <a:stretch>
-                      <a:fillRect/>
-                    </a:stretch>
-                  </pic:blipFill>
-                  <pic:spPr>
-                    <a:xfrm>
-                      <a:off x="0" y="0"/>
-                      <a:ext cx="2847975" cy="4010025"/>
-                    </a:xfrm>
-                    <a:prstGeom prst="rect">
-                      <a:avLst/>
-                    </a:prstGeom>
-                  </pic:spPr>
-                </pic:pic>
-              </a:graphicData>
-            </a:graphic>
-          </wp:inline>
-        </w:drawing>
-      </w:r>
-    </w:p>
-    <w:p>
-      <w:pPr>
-        <w:pStyle w:val="ac"/>
-        <w:jc w:val="center"/>
-      </w:pPr>
-      <w:r>
-        <w:t xml:space="preserve">Рисунок </w:t>
-      </w:r>
-      <w:fldSimple w:instr=" SEQ Рисунок \* ARABIC ">
-        <w:r>
-          <w:rPr>
-            <w:noProof/>
-          </w:rPr>
-          <w:t>58</w:t>
-        </w:r>
-      </w:fldSimple>
-      <w:r>
-        <w:t xml:space="preserve"> – Отображение трамвайного светофора в шестом состоянии</w:t>
-      </w:r>
-    </w:p>
-    <w:p>
-      <w:pPr>
-        <w:keepNext/>
-        <w:jc w:val="center"/>
-      </w:pPr>
-      <w:r>
-        <w:rPr>
-          <w:noProof/>
-          <w:lang w:eastAsia="ru-RU"/>
-        </w:rPr>
-        <w:lastRenderedPageBreak/>
-        <w:drawing>
-          <wp:inline distT="0" distB="0" distL="0" distR="0" wp14:anchorId="2CEDB619" wp14:editId="366F9B80">
-            <wp:extent cx="2971800" cy="3943350"/>
-            <wp:effectExtent l="0" t="0" r="0" b="0"/>
-            <wp:docPr id="113" name="Рисунок 113"/>
-            <wp:cNvGraphicFramePr>
-              <a:graphicFrameLocks xmlns:a="http://schemas.openxmlformats.org/drawingml/2006/main" noChangeAspect="1"/>
-            </wp:cNvGraphicFramePr>
-            <a:graphic xmlns:a="http://schemas.openxmlformats.org/drawingml/2006/main">
-              <a:graphicData uri="http://schemas.openxmlformats.org/drawingml/2006/picture">
-                <pic:pic xmlns:pic="http://schemas.openxmlformats.org/drawingml/2006/picture">
-                  <pic:nvPicPr>
-                    <pic:cNvPr id="1" name=""/>
-                    <pic:cNvPicPr/>
-                  </pic:nvPicPr>
-                  <pic:blipFill>
-                    <a:blip r:embed="rId67"/>
-                    <a:stretch>
-                      <a:fillRect/>
-                    </a:stretch>
-                  </pic:blipFill>
-                  <pic:spPr>
-                    <a:xfrm>
-                      <a:off x="0" y="0"/>
-                      <a:ext cx="2971800" cy="3943350"/>
-                    </a:xfrm>
-                    <a:prstGeom prst="rect">
-                      <a:avLst/>
-                    </a:prstGeom>
-                  </pic:spPr>
-                </pic:pic>
-              </a:graphicData>
-            </a:graphic>
-          </wp:inline>
-        </w:drawing>
-      </w:r>
-    </w:p>
-    <w:p>
-      <w:pPr>
-        <w:pStyle w:val="ac"/>
-        <w:jc w:val="center"/>
-      </w:pPr>
-      <w:r>
-        <w:t xml:space="preserve">Рисунок </w:t>
-      </w:r>
-      <w:fldSimple w:instr=" SEQ Рисунок \* ARABIC ">
-        <w:r>
-          <w:rPr>
-            <w:noProof/>
-          </w:rPr>
-          <w:t>59</w:t>
-        </w:r>
-      </w:fldSimple>
-      <w:r>
-        <w:t xml:space="preserve"> – Отображение трамвайного светофора в седьмом состоянии</w:t>
-      </w:r>
-    </w:p>
-    <w:p>
-      <w:pPr>
-        <w:keepNext/>
-        <w:jc w:val="center"/>
-      </w:pPr>
-      <w:r>
-        <w:rPr>
-          <w:noProof/>
-          <w:lang w:eastAsia="ru-RU"/>
-        </w:rPr>
-        <w:drawing>
-          <wp:inline distT="0" distB="0" distL="0" distR="0" wp14:anchorId="5680817A" wp14:editId="1AF4151E">
-            <wp:extent cx="3581400" cy="4276725"/>
-            <wp:effectExtent l="0" t="0" r="0" b="9525"/>
-            <wp:docPr id="114" name="Рисунок 114"/>
-            <wp:cNvGraphicFramePr>
-              <a:graphicFrameLocks xmlns:a="http://schemas.openxmlformats.org/drawingml/2006/main" noChangeAspect="1"/>
-            </wp:cNvGraphicFramePr>
-            <a:graphic xmlns:a="http://schemas.openxmlformats.org/drawingml/2006/main">
-              <a:graphicData uri="http://schemas.openxmlformats.org/drawingml/2006/picture">
-                <pic:pic xmlns:pic="http://schemas.openxmlformats.org/drawingml/2006/picture">
-                  <pic:nvPicPr>
-                    <pic:cNvPr id="1" name=""/>
-                    <pic:cNvPicPr/>
-                  </pic:nvPicPr>
-                  <pic:blipFill>
-                    <a:blip r:embed="rId68"/>
-                    <a:stretch>
-                      <a:fillRect/>
-                    </a:stretch>
-                  </pic:blipFill>
-                  <pic:spPr>
-                    <a:xfrm>
-                      <a:off x="0" y="0"/>
                       <a:ext cx="3581400" cy="4276725"/>
                     </a:xfrm>
                     <a:prstGeom prst="rect">
@@ -8527,14 +8225,9 @@
       <w:r>
         <w:t xml:space="preserve">Рисунок </w:t>
       </w:r>
-      <w:fldSimple w:instr=" SEQ Рисунок \* ARABIC ">
-        <w:r>
-          <w:rPr>
-            <w:noProof/>
-          </w:rPr>
-          <w:t>60</w:t>
-        </w:r>
-      </w:fldSimple>
+      <w:r>
+        <w:t>56</w:t>
+      </w:r>
       <w:r>
         <w:rPr>
           <w:noProof/>
@@ -8558,11 +8251,11 @@
       <w:pPr>
         <w:pStyle w:val="1"/>
       </w:pPr>
-      <w:bookmarkStart w:id="34" w:name="_Toc203944172"/>
+      <w:bookmarkStart w:id="35" w:name="_Toc208344422"/>
       <w:r>
         <w:t>Вывод</w:t>
       </w:r>
-      <w:bookmarkEnd w:id="34"/>
+      <w:bookmarkEnd w:id="35"/>
     </w:p>
     <w:p>
       <w:pPr>
@@ -8635,11 +8328,9 @@
       <w:r>
         <w:t>подпрограмм «Факториал» и «</w:t>
       </w:r>
-      <w:proofErr w:type="spellStart"/>
       <w:r>
         <w:t>Реккурент</w:t>
       </w:r>
-      <w:proofErr w:type="spellEnd"/>
       <w:r>
         <w:t xml:space="preserve">». </w:t>
       </w:r>
@@ -8700,8 +8391,6 @@
         </w:rPr>
         <w:t xml:space="preserve"> с обратным отсчетом</w:t>
       </w:r>
-      <w:bookmarkStart w:id="35" w:name="_GoBack"/>
-      <w:bookmarkEnd w:id="35"/>
       <w:r>
         <w:rPr>
           <w:iCs/>
@@ -8778,7 +8467,7 @@
       </w:r>
     </w:p>
     <w:sectPr>
-      <w:footerReference w:type="default" r:id="rId69"/>
+      <w:footerReference w:type="default" r:id="rId64"/>
       <w:pgSz w:w="11906" w:h="16838"/>
       <w:pgMar w:top="1134" w:right="850" w:bottom="1134" w:left="1701" w:header="708" w:footer="708" w:gutter="0"/>
       <w:pgNumType w:start="0"/>
@@ -8825,6 +8514,7 @@
         <w:docPartUnique/>
       </w:docPartObj>
     </w:sdtPr>
+    <w:sdtEndPr/>
     <w:sdtContent>
       <w:p>
         <w:pPr>
@@ -8844,7 +8534,7 @@
           <w:rPr>
             <w:noProof/>
           </w:rPr>
-          <w:t>42</w:t>
+          <w:t>1</w:t>
         </w:r>
         <w:r>
           <w:fldChar w:fldCharType="end"/>
@@ -10573,7 +10263,7 @@
 </file>
 
 <file path=customXml/itemProps1.xml><?xml version="1.0" encoding="utf-8"?>
-<ds:datastoreItem xmlns:ds="http://schemas.openxmlformats.org/officeDocument/2006/customXml" ds:itemID="{C19C8BFE-831E-4A5E-901E-F5CDBCB0B25D}">
+<ds:datastoreItem xmlns:ds="http://schemas.openxmlformats.org/officeDocument/2006/customXml" ds:itemID="{37FEF40B-40AE-438C-9494-EC167B85A694}">
   <ds:schemaRefs>
     <ds:schemaRef ds:uri="http://schemas.openxmlformats.org/officeDocument/2006/bibliography"/>
   </ds:schemaRefs>

--- a/Summary/Отчет практика.docx
+++ b/Summary/Отчет практика.docx
@@ -416,12 +416,9 @@
         <w:rPr>
           <w:sz w:val="24"/>
           <w:szCs w:val="24"/>
-          <w:lang w:val="en-US"/>
         </w:rPr>
         <w:t xml:space="preserve"> </w:t>
       </w:r>
-      <w:bookmarkStart w:id="0" w:name="_GoBack"/>
-      <w:bookmarkEnd w:id="0"/>
       <w:r>
         <w:rPr>
           <w:sz w:val="24"/>
@@ -2373,12 +2370,12 @@
       <w:pPr>
         <w:pStyle w:val="1"/>
       </w:pPr>
-      <w:bookmarkStart w:id="1" w:name="_Toc208344403"/>
+      <w:bookmarkStart w:id="0" w:name="_Toc208344403"/>
       <w:r>
         <w:lastRenderedPageBreak/>
         <w:t>Цель работы</w:t>
       </w:r>
-      <w:bookmarkEnd w:id="1"/>
+      <w:bookmarkEnd w:id="0"/>
     </w:p>
     <w:p>
       <w:pPr>
@@ -2438,11 +2435,11 @@
       <w:pPr>
         <w:pStyle w:val="1"/>
       </w:pPr>
-      <w:bookmarkStart w:id="2" w:name="_Toc208344404"/>
+      <w:bookmarkStart w:id="1" w:name="_Toc208344404"/>
       <w:r>
         <w:t>Формулировка задачи №1</w:t>
       </w:r>
-      <w:bookmarkEnd w:id="2"/>
+      <w:bookmarkEnd w:id="1"/>
     </w:p>
     <w:p>
       <w:pPr>
@@ -2570,27 +2567,14 @@
       <w:r>
         <w:t xml:space="preserve">Рисунок </w:t>
       </w:r>
-      <w:r>
-        <w:fldChar w:fldCharType="begin"/>
-      </w:r>
-      <w:r>
-        <w:instrText xml:space="preserve"> SEQ Рисунок \* ARABIC </w:instrText>
-      </w:r>
-      <w:r>
-        <w:fldChar w:fldCharType="separate"/>
-      </w:r>
-      <w:r>
-        <w:rPr>
-          <w:noProof/>
-        </w:rPr>
-        <w:t>1</w:t>
-      </w:r>
-      <w:r>
-        <w:rPr>
-          <w:noProof/>
-        </w:rPr>
-        <w:fldChar w:fldCharType="end"/>
-      </w:r>
+      <w:fldSimple w:instr=" SEQ Рисунок \* ARABIC ">
+        <w:r>
+          <w:rPr>
+            <w:noProof/>
+          </w:rPr>
+          <w:t>1</w:t>
+        </w:r>
+      </w:fldSimple>
       <w:r>
         <w:t xml:space="preserve"> – Разложение</w:t>
       </w:r>
@@ -2605,11 +2589,11 @@
       <w:pPr>
         <w:pStyle w:val="1"/>
       </w:pPr>
-      <w:bookmarkStart w:id="3" w:name="_Toc208344405"/>
+      <w:bookmarkStart w:id="2" w:name="_Toc208344405"/>
       <w:r>
         <w:t>Формулировка задачи №2</w:t>
       </w:r>
-      <w:bookmarkEnd w:id="3"/>
+      <w:bookmarkEnd w:id="2"/>
     </w:p>
     <w:p>
       <w:pPr>
@@ -2899,11 +2883,11 @@
       <w:pPr>
         <w:pStyle w:val="1"/>
       </w:pPr>
-      <w:bookmarkStart w:id="4" w:name="_Toc208344406"/>
+      <w:bookmarkStart w:id="3" w:name="_Toc208344406"/>
       <w:r>
         <w:t>Формулировка задачи №3</w:t>
       </w:r>
-      <w:bookmarkEnd w:id="4"/>
+      <w:bookmarkEnd w:id="3"/>
     </w:p>
     <w:p>
       <w:pPr>
@@ -3272,14 +3256,14 @@
       <w:pPr>
         <w:pStyle w:val="1"/>
       </w:pPr>
-      <w:bookmarkStart w:id="5" w:name="_Toc208344407"/>
+      <w:bookmarkStart w:id="4" w:name="_Toc208344407"/>
       <w:r>
         <w:t>Формулировка задачи</w:t>
       </w:r>
       <w:r>
         <w:t xml:space="preserve"> №4</w:t>
       </w:r>
-      <w:bookmarkEnd w:id="5"/>
+      <w:bookmarkEnd w:id="4"/>
     </w:p>
     <w:p>
       <w:pPr>
@@ -3361,17 +3345,17 @@
       <w:pPr>
         <w:pStyle w:val="1"/>
       </w:pPr>
-      <w:bookmarkStart w:id="6" w:name="_Toc202985677"/>
-      <w:bookmarkStart w:id="7" w:name="_Toc208344408"/>
+      <w:bookmarkStart w:id="5" w:name="_Toc202985677"/>
+      <w:bookmarkStart w:id="6" w:name="_Toc208344408"/>
       <w:r>
         <w:lastRenderedPageBreak/>
         <w:t>Блок-схемы алгоритма программы</w:t>
       </w:r>
+      <w:bookmarkEnd w:id="5"/>
+      <w:r>
+        <w:t xml:space="preserve"> задания №1</w:t>
+      </w:r>
       <w:bookmarkEnd w:id="6"/>
-      <w:r>
-        <w:t xml:space="preserve"> задания №1</w:t>
-      </w:r>
-      <w:bookmarkEnd w:id="7"/>
     </w:p>
     <w:p>
       <w:pPr>
@@ -3441,46 +3425,33 @@
         <w:spacing w:after="0" w:line="360" w:lineRule="auto"/>
         <w:jc w:val="center"/>
       </w:pPr>
-      <w:bookmarkStart w:id="8" w:name="_Ref202980405"/>
-      <w:bookmarkStart w:id="9" w:name="_Ref202980399"/>
+      <w:bookmarkStart w:id="7" w:name="_Ref202980405"/>
+      <w:bookmarkStart w:id="8" w:name="_Ref202980399"/>
       <w:r>
         <w:t xml:space="preserve">Рисунок </w:t>
       </w:r>
-      <w:r>
-        <w:fldChar w:fldCharType="begin"/>
-      </w:r>
-      <w:r>
-        <w:instrText xml:space="preserve"> SEQ Рисунок \* ARABIC </w:instrText>
-      </w:r>
-      <w:r>
-        <w:fldChar w:fldCharType="separate"/>
-      </w:r>
-      <w:r>
-        <w:rPr>
-          <w:noProof/>
-        </w:rPr>
-        <w:t>2</w:t>
-      </w:r>
-      <w:r>
-        <w:rPr>
-          <w:noProof/>
-        </w:rPr>
-        <w:fldChar w:fldCharType="end"/>
+      <w:fldSimple w:instr=" SEQ Рисунок \* ARABIC ">
+        <w:r>
+          <w:rPr>
+            <w:noProof/>
+          </w:rPr>
+          <w:t>2</w:t>
+        </w:r>
+      </w:fldSimple>
+      <w:bookmarkEnd w:id="7"/>
+      <w:r>
+        <w:t xml:space="preserve"> – Блок-схема алгоритма основной ВП</w:t>
+      </w:r>
+      <w:r>
+        <w:t>,</w:t>
+      </w:r>
+      <w:r>
+        <w:t xml:space="preserve"> </w:t>
+      </w:r>
+      <w:r>
+        <w:t xml:space="preserve">расчета значения </w:t>
       </w:r>
       <w:bookmarkEnd w:id="8"/>
-      <w:r>
-        <w:t xml:space="preserve"> – Блок-схема алгоритма основной ВП</w:t>
-      </w:r>
-      <w:r>
-        <w:t>,</w:t>
-      </w:r>
-      <w:r>
-        <w:t xml:space="preserve"> </w:t>
-      </w:r>
-      <w:r>
-        <w:t xml:space="preserve">расчета значения </w:t>
-      </w:r>
-      <w:bookmarkEnd w:id="9"/>
       <w:r>
         <w:t>арккосинуса</w:t>
       </w:r>
@@ -3607,27 +3578,14 @@
       <w:r>
         <w:t xml:space="preserve">Рисунок </w:t>
       </w:r>
-      <w:r>
-        <w:fldChar w:fldCharType="begin"/>
-      </w:r>
-      <w:r>
-        <w:instrText xml:space="preserve"> SEQ Рисунок \* ARABIC </w:instrText>
-      </w:r>
-      <w:r>
-        <w:fldChar w:fldCharType="separate"/>
-      </w:r>
-      <w:r>
-        <w:rPr>
-          <w:noProof/>
-        </w:rPr>
-        <w:t>3</w:t>
-      </w:r>
-      <w:r>
-        <w:rPr>
-          <w:noProof/>
-        </w:rPr>
-        <w:fldChar w:fldCharType="end"/>
-      </w:r>
+      <w:fldSimple w:instr=" SEQ Рисунок \* ARABIC ">
+        <w:r>
+          <w:rPr>
+            <w:noProof/>
+          </w:rPr>
+          <w:t>3</w:t>
+        </w:r>
+      </w:fldSimple>
       <w:r>
         <w:t xml:space="preserve"> – Блок-схема подпрограммы факториала</w:t>
       </w:r>
@@ -3689,27 +3647,14 @@
       <w:r>
         <w:t xml:space="preserve">Рисунок </w:t>
       </w:r>
-      <w:r>
-        <w:fldChar w:fldCharType="begin"/>
-      </w:r>
-      <w:r>
-        <w:instrText xml:space="preserve"> SEQ Рисунок \* ARABIC </w:instrText>
-      </w:r>
-      <w:r>
-        <w:fldChar w:fldCharType="separate"/>
-      </w:r>
-      <w:r>
-        <w:rPr>
-          <w:noProof/>
-        </w:rPr>
-        <w:t>4</w:t>
-      </w:r>
-      <w:r>
-        <w:rPr>
-          <w:noProof/>
-        </w:rPr>
-        <w:fldChar w:fldCharType="end"/>
-      </w:r>
+      <w:fldSimple w:instr=" SEQ Рисунок \* ARABIC ">
+        <w:r>
+          <w:rPr>
+            <w:noProof/>
+          </w:rPr>
+          <w:t>4</w:t>
+        </w:r>
+      </w:fldSimple>
       <w:r>
         <w:t xml:space="preserve"> – Блок-схема подпрограммы </w:t>
       </w:r>
@@ -3722,8 +3667,8 @@
       <w:pPr>
         <w:pStyle w:val="1"/>
       </w:pPr>
-      <w:bookmarkStart w:id="10" w:name="_Toc202985678"/>
-      <w:bookmarkStart w:id="11" w:name="_Toc208344409"/>
+      <w:bookmarkStart w:id="9" w:name="_Toc202985678"/>
+      <w:bookmarkStart w:id="10" w:name="_Toc208344409"/>
       <w:r>
         <w:lastRenderedPageBreak/>
         <w:t xml:space="preserve">Реализация решения задания №1 в </w:t>
@@ -3735,8 +3680,8 @@
         </w:rPr>
         <w:t>LabView</w:t>
       </w:r>
+      <w:bookmarkEnd w:id="9"/>
       <w:bookmarkEnd w:id="10"/>
-      <w:bookmarkEnd w:id="11"/>
     </w:p>
     <w:p>
       <w:pPr>
@@ -3794,27 +3739,14 @@
       <w:r>
         <w:t xml:space="preserve">Рисунок </w:t>
       </w:r>
-      <w:r>
-        <w:fldChar w:fldCharType="begin"/>
-      </w:r>
-      <w:r>
-        <w:instrText xml:space="preserve"> SEQ Рисунок \* ARABIC </w:instrText>
-      </w:r>
-      <w:r>
-        <w:fldChar w:fldCharType="separate"/>
-      </w:r>
-      <w:r>
-        <w:rPr>
-          <w:noProof/>
-        </w:rPr>
-        <w:t>5</w:t>
-      </w:r>
-      <w:r>
-        <w:rPr>
-          <w:noProof/>
-        </w:rPr>
-        <w:fldChar w:fldCharType="end"/>
-      </w:r>
+      <w:fldSimple w:instr=" SEQ Рисунок \* ARABIC ">
+        <w:r>
+          <w:rPr>
+            <w:noProof/>
+          </w:rPr>
+          <w:t>5</w:t>
+        </w:r>
+      </w:fldSimple>
       <w:r>
         <w:t xml:space="preserve"> – Интерфейс</w:t>
       </w:r>
@@ -3887,27 +3819,14 @@
       <w:r>
         <w:t xml:space="preserve">Рисунок </w:t>
       </w:r>
-      <w:r>
-        <w:fldChar w:fldCharType="begin"/>
-      </w:r>
-      <w:r>
-        <w:instrText xml:space="preserve"> SEQ Рисунок \* ARABIC </w:instrText>
-      </w:r>
-      <w:r>
-        <w:fldChar w:fldCharType="separate"/>
-      </w:r>
-      <w:r>
-        <w:rPr>
-          <w:noProof/>
-        </w:rPr>
-        <w:t>6</w:t>
-      </w:r>
-      <w:r>
-        <w:rPr>
-          <w:noProof/>
-        </w:rPr>
-        <w:fldChar w:fldCharType="end"/>
-      </w:r>
+      <w:fldSimple w:instr=" SEQ Рисунок \* ARABIC ">
+        <w:r>
+          <w:rPr>
+            <w:noProof/>
+          </w:rPr>
+          <w:t>6</w:t>
+        </w:r>
+      </w:fldSimple>
       <w:r>
         <w:t xml:space="preserve"> – Блок-диаграмма виртуального прибора в случае </w:t>
       </w:r>
@@ -3978,27 +3897,14 @@
       <w:r>
         <w:t xml:space="preserve">Рисунок </w:t>
       </w:r>
-      <w:r>
-        <w:fldChar w:fldCharType="begin"/>
-      </w:r>
-      <w:r>
-        <w:instrText xml:space="preserve"> SEQ Рисунок \* ARABIC </w:instrText>
-      </w:r>
-      <w:r>
-        <w:fldChar w:fldCharType="separate"/>
-      </w:r>
-      <w:r>
-        <w:rPr>
-          <w:noProof/>
-        </w:rPr>
-        <w:t>7</w:t>
-      </w:r>
-      <w:r>
-        <w:rPr>
-          <w:noProof/>
-        </w:rPr>
-        <w:fldChar w:fldCharType="end"/>
-      </w:r>
+      <w:fldSimple w:instr=" SEQ Рисунок \* ARABIC ">
+        <w:r>
+          <w:rPr>
+            <w:noProof/>
+          </w:rPr>
+          <w:t>7</w:t>
+        </w:r>
+      </w:fldSimple>
       <w:r>
         <w:t xml:space="preserve"> – Блок-диаграмма виртуального прибора в ином случае</w:t>
       </w:r>
@@ -4081,27 +3987,14 @@
       <w:r>
         <w:t xml:space="preserve">Рисунок </w:t>
       </w:r>
-      <w:r>
-        <w:fldChar w:fldCharType="begin"/>
-      </w:r>
-      <w:r>
-        <w:instrText xml:space="preserve"> SEQ Рисунок \* ARABIC </w:instrText>
-      </w:r>
-      <w:r>
-        <w:fldChar w:fldCharType="separate"/>
-      </w:r>
-      <w:r>
-        <w:rPr>
-          <w:noProof/>
-        </w:rPr>
-        <w:t>8</w:t>
-      </w:r>
-      <w:r>
-        <w:rPr>
-          <w:noProof/>
-        </w:rPr>
-        <w:fldChar w:fldCharType="end"/>
-      </w:r>
+      <w:fldSimple w:instr=" SEQ Рисунок \* ARABIC ">
+        <w:r>
+          <w:rPr>
+            <w:noProof/>
+          </w:rPr>
+          <w:t>8</w:t>
+        </w:r>
+      </w:fldSimple>
       <w:r>
         <w:t xml:space="preserve"> – Интерфейс подпрограммы «Факториал»</w:t>
       </w:r>
@@ -4175,27 +4068,14 @@
       <w:r>
         <w:t xml:space="preserve">Рисунок </w:t>
       </w:r>
-      <w:r>
-        <w:fldChar w:fldCharType="begin"/>
-      </w:r>
-      <w:r>
-        <w:instrText xml:space="preserve"> SEQ Рисунок \* ARABIC </w:instrText>
-      </w:r>
-      <w:r>
-        <w:fldChar w:fldCharType="separate"/>
-      </w:r>
-      <w:r>
-        <w:rPr>
-          <w:noProof/>
-        </w:rPr>
-        <w:t>9</w:t>
-      </w:r>
-      <w:r>
-        <w:rPr>
-          <w:noProof/>
-        </w:rPr>
-        <w:fldChar w:fldCharType="end"/>
-      </w:r>
+      <w:fldSimple w:instr=" SEQ Рисунок \* ARABIC ">
+        <w:r>
+          <w:rPr>
+            <w:noProof/>
+          </w:rPr>
+          <w:t>9</w:t>
+        </w:r>
+      </w:fldSimple>
       <w:r>
         <w:t xml:space="preserve"> – Блок-диаграмма «Факториал»</w:t>
       </w:r>
@@ -4258,27 +4138,14 @@
       <w:r>
         <w:t xml:space="preserve">Рисунок </w:t>
       </w:r>
-      <w:r>
-        <w:fldChar w:fldCharType="begin"/>
-      </w:r>
-      <w:r>
-        <w:instrText xml:space="preserve"> SEQ Рисунок \* ARABIC </w:instrText>
-      </w:r>
-      <w:r>
-        <w:fldChar w:fldCharType="separate"/>
-      </w:r>
-      <w:r>
-        <w:rPr>
-          <w:noProof/>
-        </w:rPr>
-        <w:t>10</w:t>
-      </w:r>
-      <w:r>
-        <w:rPr>
-          <w:noProof/>
-        </w:rPr>
-        <w:fldChar w:fldCharType="end"/>
-      </w:r>
+      <w:fldSimple w:instr=" SEQ Рисунок \* ARABIC ">
+        <w:r>
+          <w:rPr>
+            <w:noProof/>
+          </w:rPr>
+          <w:t>10</w:t>
+        </w:r>
+      </w:fldSimple>
       <w:r>
         <w:t xml:space="preserve"> – Интерфейс подпрограммы «</w:t>
       </w:r>
@@ -4346,27 +4213,14 @@
       <w:r>
         <w:t xml:space="preserve">Рисунок </w:t>
       </w:r>
-      <w:r>
-        <w:fldChar w:fldCharType="begin"/>
-      </w:r>
-      <w:r>
-        <w:instrText xml:space="preserve"> SEQ Рисунок \* ARABIC </w:instrText>
-      </w:r>
-      <w:r>
-        <w:fldChar w:fldCharType="separate"/>
-      </w:r>
-      <w:r>
-        <w:rPr>
-          <w:noProof/>
-        </w:rPr>
-        <w:t>11</w:t>
-      </w:r>
-      <w:r>
-        <w:rPr>
-          <w:noProof/>
-        </w:rPr>
-        <w:fldChar w:fldCharType="end"/>
-      </w:r>
+      <w:fldSimple w:instr=" SEQ Рисунок \* ARABIC ">
+        <w:r>
+          <w:rPr>
+            <w:noProof/>
+          </w:rPr>
+          <w:t>11</w:t>
+        </w:r>
+      </w:fldSimple>
       <w:r>
         <w:t xml:space="preserve"> – Блок-диаграмма «</w:t>
       </w:r>
@@ -4386,16 +4240,16 @@
       <w:pPr>
         <w:pStyle w:val="1"/>
       </w:pPr>
-      <w:bookmarkStart w:id="12" w:name="_Toc202985679"/>
-      <w:bookmarkStart w:id="13" w:name="_Toc208344410"/>
+      <w:bookmarkStart w:id="11" w:name="_Toc202985679"/>
+      <w:bookmarkStart w:id="12" w:name="_Toc208344410"/>
       <w:r>
         <w:t>Результат выполнения программы</w:t>
       </w:r>
+      <w:bookmarkEnd w:id="11"/>
+      <w:r>
+        <w:t xml:space="preserve"> задания №1</w:t>
+      </w:r>
       <w:bookmarkEnd w:id="12"/>
-      <w:r>
-        <w:t xml:space="preserve"> задания №1</w:t>
-      </w:r>
-      <w:bookmarkEnd w:id="13"/>
     </w:p>
     <w:p>
       <w:pPr>
@@ -4453,27 +4307,14 @@
       <w:r>
         <w:t xml:space="preserve">Рисунок </w:t>
       </w:r>
-      <w:r>
-        <w:fldChar w:fldCharType="begin"/>
-      </w:r>
-      <w:r>
-        <w:instrText xml:space="preserve"> SEQ Рисунок \* ARABIC </w:instrText>
-      </w:r>
-      <w:r>
-        <w:fldChar w:fldCharType="separate"/>
-      </w:r>
-      <w:r>
-        <w:rPr>
-          <w:noProof/>
-        </w:rPr>
-        <w:t>12</w:t>
-      </w:r>
-      <w:r>
-        <w:rPr>
-          <w:noProof/>
-        </w:rPr>
-        <w:fldChar w:fldCharType="end"/>
-      </w:r>
+      <w:fldSimple w:instr=" SEQ Рисунок \* ARABIC ">
+        <w:r>
+          <w:rPr>
+            <w:noProof/>
+          </w:rPr>
+          <w:t>12</w:t>
+        </w:r>
+      </w:fldSimple>
       <w:r>
         <w:t xml:space="preserve"> – Результат вычислений виртуального прибора задания №1 по 1 элементу ряда</w:t>
       </w:r>
@@ -4536,27 +4377,14 @@
       <w:r>
         <w:t xml:space="preserve">Рисунок </w:t>
       </w:r>
-      <w:r>
-        <w:fldChar w:fldCharType="begin"/>
-      </w:r>
-      <w:r>
-        <w:instrText xml:space="preserve"> SEQ Рисунок \* ARABIC </w:instrText>
-      </w:r>
-      <w:r>
-        <w:fldChar w:fldCharType="separate"/>
-      </w:r>
-      <w:r>
-        <w:rPr>
-          <w:noProof/>
-        </w:rPr>
-        <w:t>13</w:t>
-      </w:r>
-      <w:r>
-        <w:rPr>
-          <w:noProof/>
-        </w:rPr>
-        <w:fldChar w:fldCharType="end"/>
-      </w:r>
+      <w:fldSimple w:instr=" SEQ Рисунок \* ARABIC ">
+        <w:r>
+          <w:rPr>
+            <w:noProof/>
+          </w:rPr>
+          <w:t>13</w:t>
+        </w:r>
+      </w:fldSimple>
       <w:r>
         <w:t xml:space="preserve"> – Результат вычислений виртуального прибора задания №1 по 2 элементам ряда</w:t>
       </w:r>
@@ -4618,27 +4446,14 @@
       <w:r>
         <w:t xml:space="preserve">Рисунок </w:t>
       </w:r>
-      <w:r>
-        <w:fldChar w:fldCharType="begin"/>
-      </w:r>
-      <w:r>
-        <w:instrText xml:space="preserve"> SEQ Рисунок \* ARABIC </w:instrText>
-      </w:r>
-      <w:r>
-        <w:fldChar w:fldCharType="separate"/>
-      </w:r>
-      <w:r>
-        <w:rPr>
-          <w:noProof/>
-        </w:rPr>
-        <w:t>14</w:t>
-      </w:r>
-      <w:r>
-        <w:rPr>
-          <w:noProof/>
-        </w:rPr>
-        <w:fldChar w:fldCharType="end"/>
-      </w:r>
+      <w:fldSimple w:instr=" SEQ Рисунок \* ARABIC ">
+        <w:r>
+          <w:rPr>
+            <w:noProof/>
+          </w:rPr>
+          <w:t>14</w:t>
+        </w:r>
+      </w:fldSimple>
       <w:r>
         <w:t xml:space="preserve"> – Результат вычислений виртуального прибора задания №1 по 3 элементам ряда</w:t>
       </w:r>
@@ -4699,27 +4514,14 @@
       <w:r>
         <w:t xml:space="preserve">Рисунок </w:t>
       </w:r>
-      <w:r>
-        <w:fldChar w:fldCharType="begin"/>
-      </w:r>
-      <w:r>
-        <w:instrText xml:space="preserve"> SEQ Рисунок \* ARABIC </w:instrText>
-      </w:r>
-      <w:r>
-        <w:fldChar w:fldCharType="separate"/>
-      </w:r>
-      <w:r>
-        <w:rPr>
-          <w:noProof/>
-        </w:rPr>
-        <w:t>15</w:t>
-      </w:r>
-      <w:r>
-        <w:rPr>
-          <w:noProof/>
-        </w:rPr>
-        <w:fldChar w:fldCharType="end"/>
-      </w:r>
+      <w:fldSimple w:instr=" SEQ Рисунок \* ARABIC ">
+        <w:r>
+          <w:rPr>
+            <w:noProof/>
+          </w:rPr>
+          <w:t>15</w:t>
+        </w:r>
+      </w:fldSimple>
       <w:r>
         <w:t xml:space="preserve"> – Результат вычислений виртуального прибора</w:t>
       </w:r>
@@ -4788,27 +4590,14 @@
       <w:r>
         <w:t xml:space="preserve">Рисунок </w:t>
       </w:r>
-      <w:r>
-        <w:fldChar w:fldCharType="begin"/>
-      </w:r>
-      <w:r>
-        <w:instrText xml:space="preserve"> SEQ Рисунок \* ARABIC </w:instrText>
-      </w:r>
-      <w:r>
-        <w:fldChar w:fldCharType="separate"/>
-      </w:r>
-      <w:r>
-        <w:rPr>
-          <w:noProof/>
-        </w:rPr>
-        <w:t>16</w:t>
-      </w:r>
-      <w:r>
-        <w:rPr>
-          <w:noProof/>
-        </w:rPr>
-        <w:fldChar w:fldCharType="end"/>
-      </w:r>
+      <w:fldSimple w:instr=" SEQ Рисунок \* ARABIC ">
+        <w:r>
+          <w:rPr>
+            <w:noProof/>
+          </w:rPr>
+          <w:t>16</w:t>
+        </w:r>
+      </w:fldSimple>
       <w:r>
         <w:t xml:space="preserve"> – Значение </w:t>
       </w:r>
@@ -4897,27 +4686,14 @@
       <w:r>
         <w:t xml:space="preserve">Рисунок </w:t>
       </w:r>
-      <w:r>
-        <w:fldChar w:fldCharType="begin"/>
-      </w:r>
-      <w:r>
-        <w:instrText xml:space="preserve"> SEQ Рисунок \* ARABIC </w:instrText>
-      </w:r>
-      <w:r>
-        <w:fldChar w:fldCharType="separate"/>
-      </w:r>
-      <w:r>
-        <w:rPr>
-          <w:noProof/>
-        </w:rPr>
-        <w:t>17</w:t>
-      </w:r>
-      <w:r>
-        <w:rPr>
-          <w:noProof/>
-        </w:rPr>
-        <w:fldChar w:fldCharType="end"/>
-      </w:r>
+      <w:fldSimple w:instr=" SEQ Рисунок \* ARABIC ">
+        <w:r>
+          <w:rPr>
+            <w:noProof/>
+          </w:rPr>
+          <w:t>17</w:t>
+        </w:r>
+      </w:fldSimple>
       <w:r>
         <w:t xml:space="preserve"> – Результат выполнения виртуального прибора</w:t>
       </w:r>
@@ -4933,17 +4709,17 @@
       <w:pPr>
         <w:pStyle w:val="1"/>
       </w:pPr>
-      <w:bookmarkStart w:id="14" w:name="_Toc203376611"/>
-      <w:bookmarkStart w:id="15" w:name="_Toc208344411"/>
+      <w:bookmarkStart w:id="13" w:name="_Toc203376611"/>
+      <w:bookmarkStart w:id="14" w:name="_Toc208344411"/>
       <w:r>
         <w:lastRenderedPageBreak/>
         <w:t>Блок-схемы алгоритма программы</w:t>
       </w:r>
+      <w:bookmarkEnd w:id="13"/>
+      <w:r>
+        <w:t xml:space="preserve"> задания №2</w:t>
+      </w:r>
       <w:bookmarkEnd w:id="14"/>
-      <w:r>
-        <w:t xml:space="preserve"> задания №2</w:t>
-      </w:r>
-      <w:bookmarkEnd w:id="15"/>
     </w:p>
     <w:p>
       <w:pPr>
@@ -4956,10 +4732,10 @@
           <w:lang w:eastAsia="ru-RU"/>
         </w:rPr>
         <w:drawing>
-          <wp:inline distT="0" distB="0" distL="0" distR="0" wp14:anchorId="369E34D8" wp14:editId="07E3E240">
-            <wp:extent cx="5940425" cy="6014475"/>
-            <wp:effectExtent l="0" t="0" r="3175" b="5715"/>
-            <wp:docPr id="77" name="Рисунок 77" descr="C:\Users\User\Desktop\1.png"/>
+          <wp:inline distT="0" distB="0" distL="0" distR="0" wp14:anchorId="7F043A24" wp14:editId="5AD8E899">
+            <wp:extent cx="4276725" cy="5257800"/>
+            <wp:effectExtent l="0" t="0" r="9525" b="0"/>
+            <wp:docPr id="3" name="Рисунок 3"/>
             <wp:cNvGraphicFramePr>
               <a:graphicFrameLocks xmlns:a="http://schemas.openxmlformats.org/drawingml/2006/main" noChangeAspect="1"/>
             </wp:cNvGraphicFramePr>
@@ -4967,7 +4743,7 @@
               <a:graphicData uri="http://schemas.openxmlformats.org/drawingml/2006/picture">
                 <pic:pic xmlns:pic="http://schemas.openxmlformats.org/drawingml/2006/picture">
                   <pic:nvPicPr>
-                    <pic:cNvPr id="0" name="Picture 1" descr="C:\Users\User\Desktop\1.png"/>
+                    <pic:cNvPr id="0" name="Picture 1"/>
                     <pic:cNvPicPr>
                       <a:picLocks noChangeAspect="1" noChangeArrowheads="1"/>
                     </pic:cNvPicPr>
@@ -4988,7 +4764,7 @@
                   <pic:spPr bwMode="auto">
                     <a:xfrm>
                       <a:off x="0" y="0"/>
-                      <a:ext cx="5940425" cy="6014475"/>
+                      <a:ext cx="4276725" cy="5257800"/>
                     </a:xfrm>
                     <a:prstGeom prst="rect">
                       <a:avLst/>
@@ -5004,6 +4780,8 @@
           </wp:inline>
         </w:drawing>
       </w:r>
+      <w:bookmarkStart w:id="15" w:name="_GoBack"/>
+      <w:bookmarkEnd w:id="15"/>
     </w:p>
     <w:p>
       <w:pPr>
@@ -5013,27 +4791,14 @@
       <w:r>
         <w:t xml:space="preserve">Рисунок </w:t>
       </w:r>
-      <w:r>
-        <w:fldChar w:fldCharType="begin"/>
-      </w:r>
-      <w:r>
-        <w:instrText xml:space="preserve"> SEQ Рисунок \* ARABIC </w:instrText>
-      </w:r>
-      <w:r>
-        <w:fldChar w:fldCharType="separate"/>
-      </w:r>
-      <w:r>
-        <w:rPr>
-          <w:noProof/>
-        </w:rPr>
-        <w:t>18</w:t>
-      </w:r>
-      <w:r>
-        <w:rPr>
-          <w:noProof/>
-        </w:rPr>
-        <w:fldChar w:fldCharType="end"/>
-      </w:r>
+      <w:fldSimple w:instr=" SEQ Рисунок \* ARABIC ">
+        <w:r>
+          <w:rPr>
+            <w:noProof/>
+          </w:rPr>
+          <w:t>18</w:t>
+        </w:r>
+      </w:fldSimple>
       <w:r>
         <w:t xml:space="preserve"> – Блок-схема алгоритма для задания №2</w:t>
       </w:r>
@@ -5122,27 +4887,14 @@
       <w:r>
         <w:t xml:space="preserve">Рисунок </w:t>
       </w:r>
-      <w:r>
-        <w:fldChar w:fldCharType="begin"/>
-      </w:r>
-      <w:r>
-        <w:instrText xml:space="preserve"> SEQ Рисунок \* ARABIC </w:instrText>
-      </w:r>
-      <w:r>
-        <w:fldChar w:fldCharType="separate"/>
-      </w:r>
-      <w:r>
-        <w:rPr>
-          <w:noProof/>
-        </w:rPr>
-        <w:t>19</w:t>
-      </w:r>
-      <w:r>
-        <w:rPr>
-          <w:noProof/>
-        </w:rPr>
-        <w:fldChar w:fldCharType="end"/>
-      </w:r>
+      <w:fldSimple w:instr=" SEQ Рисунок \* ARABIC ">
+        <w:r>
+          <w:rPr>
+            <w:noProof/>
+          </w:rPr>
+          <w:t>19</w:t>
+        </w:r>
+      </w:fldSimple>
       <w:r>
         <w:t xml:space="preserve"> – Интерфейс виртуального прибора</w:t>
       </w:r>
@@ -5208,27 +4960,14 @@
       <w:r>
         <w:t xml:space="preserve">Рисунок </w:t>
       </w:r>
-      <w:r>
-        <w:fldChar w:fldCharType="begin"/>
-      </w:r>
-      <w:r>
-        <w:instrText xml:space="preserve"> SEQ Рисунок \* ARABIC </w:instrText>
-      </w:r>
-      <w:r>
-        <w:fldChar w:fldCharType="separate"/>
-      </w:r>
-      <w:r>
-        <w:rPr>
-          <w:noProof/>
-        </w:rPr>
-        <w:t>20</w:t>
-      </w:r>
-      <w:r>
-        <w:rPr>
-          <w:noProof/>
-        </w:rPr>
-        <w:fldChar w:fldCharType="end"/>
-      </w:r>
+      <w:fldSimple w:instr=" SEQ Рисунок \* ARABIC ">
+        <w:r>
+          <w:rPr>
+            <w:noProof/>
+          </w:rPr>
+          <w:t>20</w:t>
+        </w:r>
+      </w:fldSimple>
       <w:r>
         <w:t xml:space="preserve"> – Блок-диаграмма алгоритма</w:t>
       </w:r>
@@ -5307,27 +5046,14 @@
       <w:r>
         <w:t xml:space="preserve">Рисунок </w:t>
       </w:r>
-      <w:r>
-        <w:fldChar w:fldCharType="begin"/>
-      </w:r>
-      <w:r>
-        <w:instrText xml:space="preserve"> SEQ Рисунок \* ARABIC </w:instrText>
-      </w:r>
-      <w:r>
-        <w:fldChar w:fldCharType="separate"/>
-      </w:r>
-      <w:r>
-        <w:rPr>
-          <w:noProof/>
-        </w:rPr>
-        <w:t>21</w:t>
-      </w:r>
-      <w:r>
-        <w:rPr>
-          <w:noProof/>
-        </w:rPr>
-        <w:fldChar w:fldCharType="end"/>
-      </w:r>
+      <w:fldSimple w:instr=" SEQ Рисунок \* ARABIC ">
+        <w:r>
+          <w:rPr>
+            <w:noProof/>
+          </w:rPr>
+          <w:t>21</w:t>
+        </w:r>
+      </w:fldSimple>
       <w:r>
         <w:t xml:space="preserve"> – Результат при некорректном вводе данных</w:t>
       </w:r>
@@ -5390,27 +5116,14 @@
       <w:r>
         <w:t xml:space="preserve">Рисунок </w:t>
       </w:r>
-      <w:r>
-        <w:fldChar w:fldCharType="begin"/>
-      </w:r>
-      <w:r>
-        <w:instrText xml:space="preserve"> SEQ Рисунок \* ARABIC </w:instrText>
-      </w:r>
-      <w:r>
-        <w:fldChar w:fldCharType="separate"/>
-      </w:r>
-      <w:r>
-        <w:rPr>
-          <w:noProof/>
-        </w:rPr>
-        <w:t>22</w:t>
-      </w:r>
-      <w:r>
-        <w:rPr>
-          <w:noProof/>
-        </w:rPr>
-        <w:fldChar w:fldCharType="end"/>
-      </w:r>
+      <w:fldSimple w:instr=" SEQ Рисунок \* ARABIC ">
+        <w:r>
+          <w:rPr>
+            <w:noProof/>
+          </w:rPr>
+          <w:t>22</w:t>
+        </w:r>
+      </w:fldSimple>
       <w:r>
         <w:t xml:space="preserve"> – Результат в случае </w:t>
       </w:r>
@@ -8534,7 +8247,7 @@
           <w:rPr>
             <w:noProof/>
           </w:rPr>
-          <w:t>1</w:t>
+          <w:t>13</w:t>
         </w:r>
         <w:r>
           <w:fldChar w:fldCharType="end"/>
@@ -10263,7 +9976,7 @@
 </file>
 
 <file path=customXml/itemProps1.xml><?xml version="1.0" encoding="utf-8"?>
-<ds:datastoreItem xmlns:ds="http://schemas.openxmlformats.org/officeDocument/2006/customXml" ds:itemID="{37FEF40B-40AE-438C-9494-EC167B85A694}">
+<ds:datastoreItem xmlns:ds="http://schemas.openxmlformats.org/officeDocument/2006/customXml" ds:itemID="{F6E21D4A-BCA1-4559-9A53-A93C1F12101D}">
   <ds:schemaRefs>
     <ds:schemaRef ds:uri="http://schemas.openxmlformats.org/officeDocument/2006/bibliography"/>
   </ds:schemaRefs>
